--- a/report.docx
+++ b/report.docx
@@ -3,397 +3,508 @@
 <w:document xmlns:wpc="http://schemas.microsoft.com/office/word/2010/wordprocessingCanvas" xmlns:cx="http://schemas.microsoft.com/office/drawing/2014/chartex" xmlns:cx1="http://schemas.microsoft.com/office/drawing/2015/9/8/chartex" xmlns:cx2="http://schemas.microsoft.com/office/drawing/2015/10/21/chartex" xmlns:cx3="http://schemas.microsoft.com/office/drawing/2016/5/9/chartex" xmlns:cx4="http://schemas.microsoft.com/office/drawing/2016/5/10/chartex" xmlns:cx5="http://schemas.microsoft.com/office/drawing/2016/5/11/chartex" xmlns:cx6="http://schemas.microsoft.com/office/drawing/2016/5/12/chartex" xmlns:cx7="http://schemas.microsoft.com/office/drawing/2016/5/13/chartex" xmlns:cx8="http://schemas.microsoft.com/office/drawing/2016/5/14/chartex" xmlns:mc="http://schemas.openxmlformats.org/markup-compatibility/2006" xmlns:aink="http://schemas.microsoft.com/office/drawing/2016/ink" xmlns:am3d="http://schemas.microsoft.com/office/drawing/2017/model3d" xmlns:o="urn:schemas-microsoft-com:office:office" xmlns:oel="http://schemas.microsoft.com/office/2019/extlst" xmlns:r="http://schemas.openxmlformats.org/officeDocument/2006/relationships" xmlns:m="http://schemas.openxmlformats.org/officeDocument/2006/math" xmlns:v="urn:schemas-microsoft-com:vml" xmlns:wp14="http://schemas.microsoft.com/office/word/2010/wordprocessingDrawing" xmlns:wp="http://schemas.openxmlformats.org/drawingml/2006/wordprocessingDrawing" xmlns:w10="urn:schemas-microsoft-com:office:word" xmlns:w="http://schemas.openxmlformats.org/wordprocessingml/2006/main" xmlns:w14="http://schemas.microsoft.com/office/word/2010/wordml" xmlns:w15="http://schemas.microsoft.com/office/word/2012/wordml" xmlns:w16cex="http://schemas.microsoft.com/office/word/2018/wordml/cex" xmlns:w16cid="http://schemas.microsoft.com/office/word/2016/wordml/cid" xmlns:w16="http://schemas.microsoft.com/office/word/2018/wordml" xmlns:w16du="http://schemas.microsoft.com/office/word/2023/wordml/word16du" xmlns:w16sdtdh="http://schemas.microsoft.com/office/word/2020/wordml/sdtdatahash" xmlns:w16sdtfl="http://schemas.microsoft.com/office/word/2024/wordml/sdtformatlock" xmlns:w16se="http://schemas.microsoft.com/office/word/2015/wordml/symex" xmlns:wpg="http://schemas.microsoft.com/office/word/2010/wordprocessingGroup" xmlns:wpi="http://schemas.microsoft.com/office/word/2010/wordprocessingInk" xmlns:wne="http://schemas.microsoft.com/office/word/2006/wordml" xmlns:wps="http://schemas.microsoft.com/office/word/2010/wordprocessingShape" mc:Ignorable="w14 w15 w16se w16cid w16 w16cex w16sdtdh w16sdtfl w16du wp14">
   <w:body>
     <w:p>
-      <w:r>
-        <w:t>TV Show &amp; Movie Genre Prediction</w:t>
-      </w:r>
-    </w:p>
-    <w:p>
-      <w:r>
-        <w:t>Machine Learning Model Development Report</w:t>
-      </w:r>
-    </w:p>
-    <w:p>
-      <w:r>
-        <w:t>Submitted By: Charan Teja</w:t>
-      </w:r>
-    </w:p>
-    <w:p>
-      <w:pPr>
-        <w:rPr>
+      <w:pPr>
+        <w:rPr>
+          <w:rFonts w:cstheme="minorHAnsi"/>
           <w:b/>
           <w:bCs/>
-        </w:rPr>
-      </w:pPr>
-      <w:r>
-        <w:rPr>
+          <w:color w:val="4472C4" w:themeColor="accent1"/>
+          <w:sz w:val="32"/>
+          <w:szCs w:val="32"/>
+        </w:rPr>
+      </w:pPr>
+      <w:r>
+        <w:rPr>
+          <w:rFonts w:cstheme="minorHAnsi"/>
           <w:b/>
           <w:bCs/>
-        </w:rPr>
-        <w:t>Project Objective:</w:t>
-      </w:r>
-    </w:p>
-    <w:p>
-      <w:r>
-        <w:t>The objective of this project is to build machine learning models capable of predicting the genre of TV shows and movies using metadata and textual features.</w:t>
-      </w:r>
-    </w:p>
-    <w:p>
-      <w:r>
-        <w:t>This project demonstrates a complete machine learning workflow including data exploration, preprocessing, feature engineering, model development, evaluation, and explainability.</w:t>
-      </w:r>
-    </w:p>
-    <w:p>
-      <w:pPr>
-        <w:rPr>
+          <w:color w:val="4472C4" w:themeColor="accent1"/>
+          <w:sz w:val="32"/>
+          <w:szCs w:val="32"/>
+        </w:rPr>
+        <w:t>TV Show &amp; Movie Genre Prediction — Model Development Report</w:t>
+      </w:r>
+    </w:p>
+    <w:p>
+      <w:pPr>
+        <w:jc w:val="center"/>
+        <w:rPr>
+          <w:rFonts w:cstheme="minorHAnsi"/>
           <w:b/>
           <w:bCs/>
-        </w:rPr>
-      </w:pPr>
-      <w:r>
-        <w:rPr>
+          <w:sz w:val="32"/>
+          <w:szCs w:val="32"/>
+        </w:rPr>
+      </w:pPr>
+      <w:r>
+        <w:rPr>
+          <w:rFonts w:cstheme="minorHAnsi"/>
           <w:b/>
           <w:bCs/>
-        </w:rPr>
-        <w:t>Problem Statement</w:t>
-      </w:r>
-    </w:p>
-    <w:p>
-      <w:r>
-        <w:t>The goal of this project is to predict the genre (</w:t>
-      </w:r>
-      <w:proofErr w:type="spellStart"/>
-      <w:r>
-        <w:t>listed_in</w:t>
-      </w:r>
-      <w:proofErr w:type="spellEnd"/>
-      <w:r>
-        <w:t xml:space="preserve"> column) of TV shows and movies using available metadata such as description, director, cast, country, and release year.</w:t>
-      </w:r>
-    </w:p>
-    <w:p>
-      <w:r>
-        <w:t>Since the dataset contains multiple genre categories, this problem is defined as a multi-class classification problem.</w:t>
-      </w:r>
-    </w:p>
-    <w:p>
-      <w:r>
-        <w:t>Two machine learning models were developed and evaluated to determine the most suitable model for this task.</w:t>
-      </w:r>
-    </w:p>
-    <w:p>
-      <w:pPr>
-        <w:rPr>
+          <w:sz w:val="32"/>
+          <w:szCs w:val="32"/>
+        </w:rPr>
+        <w:t xml:space="preserve">Submitted By: </w:t>
+      </w:r>
+      <w:r>
+        <w:rPr>
+          <w:rFonts w:cstheme="minorHAnsi"/>
+          <w:sz w:val="32"/>
+          <w:szCs w:val="32"/>
+        </w:rPr>
+        <w:t>Charan</w:t>
+      </w:r>
+      <w:r>
+        <w:rPr>
+          <w:rFonts w:cstheme="minorHAnsi"/>
+          <w:sz w:val="32"/>
+          <w:szCs w:val="32"/>
+        </w:rPr>
+        <w:t xml:space="preserve"> Sri</w:t>
+      </w:r>
+      <w:r>
+        <w:rPr>
+          <w:rFonts w:cstheme="minorHAnsi"/>
+          <w:sz w:val="32"/>
+          <w:szCs w:val="32"/>
+        </w:rPr>
+        <w:t xml:space="preserve"> Teja</w:t>
+      </w:r>
+      <w:r>
+        <w:rPr>
+          <w:rFonts w:cstheme="minorHAnsi"/>
+          <w:sz w:val="32"/>
+          <w:szCs w:val="32"/>
+        </w:rPr>
+        <w:t xml:space="preserve"> Koya</w:t>
+      </w:r>
+    </w:p>
+    <w:p>
+      <w:pPr>
+        <w:spacing w:line="240" w:lineRule="auto"/>
+        <w:rPr>
+          <w:rFonts w:cstheme="minorHAnsi"/>
           <w:b/>
           <w:bCs/>
-        </w:rPr>
-      </w:pPr>
-      <w:r>
-        <w:rPr>
+          <w:color w:val="4472C4" w:themeColor="accent1"/>
+          <w:sz w:val="30"/>
+          <w:szCs w:val="30"/>
+        </w:rPr>
+      </w:pPr>
+      <w:r>
+        <w:rPr>
+          <w:rFonts w:cstheme="minorHAnsi"/>
           <w:b/>
           <w:bCs/>
-        </w:rPr>
-        <w:t>Dataset Overview</w:t>
-      </w:r>
-    </w:p>
-    <w:p>
-      <w:r>
-        <w:t>The dataset consists of metadata related to TV shows and movies available across platforms.</w:t>
-      </w:r>
-    </w:p>
-    <w:p>
-      <w:r>
-        <w:t>Key columns included:</w:t>
-      </w:r>
-    </w:p>
-    <w:p>
-      <w:pPr>
-        <w:spacing w:line="240" w:lineRule="auto"/>
-      </w:pPr>
-      <w:r>
-        <w:t>- Title</w:t>
-      </w:r>
-    </w:p>
-    <w:p>
-      <w:pPr>
-        <w:spacing w:line="240" w:lineRule="auto"/>
-      </w:pPr>
-      <w:r>
-        <w:t>- Director</w:t>
-      </w:r>
-    </w:p>
-    <w:p>
-      <w:pPr>
-        <w:spacing w:line="240" w:lineRule="auto"/>
-      </w:pPr>
-      <w:r>
-        <w:t>- Cast</w:t>
-      </w:r>
-    </w:p>
-    <w:p>
-      <w:pPr>
-        <w:spacing w:line="240" w:lineRule="auto"/>
-      </w:pPr>
-      <w:r>
-        <w:t>- Country</w:t>
-      </w:r>
-    </w:p>
-    <w:p>
-      <w:pPr>
-        <w:spacing w:line="240" w:lineRule="auto"/>
-      </w:pPr>
-      <w:r>
-        <w:t>- Release Year</w:t>
-      </w:r>
-    </w:p>
-    <w:p>
-      <w:pPr>
-        <w:spacing w:line="240" w:lineRule="auto"/>
-      </w:pPr>
-      <w:r>
-        <w:t>- Rating</w:t>
-      </w:r>
-    </w:p>
-    <w:p>
-      <w:pPr>
-        <w:spacing w:line="240" w:lineRule="auto"/>
-      </w:pPr>
-      <w:r>
-        <w:t>- Description</w:t>
-      </w:r>
-    </w:p>
-    <w:p>
-      <w:pPr>
-        <w:spacing w:line="240" w:lineRule="auto"/>
-      </w:pPr>
-      <w:r>
-        <w:t>- Platform</w:t>
-      </w:r>
-    </w:p>
-    <w:p>
-      <w:pPr>
-        <w:spacing w:line="240" w:lineRule="auto"/>
-      </w:pPr>
-      <w:r>
-        <w:t xml:space="preserve">- </w:t>
-      </w:r>
-      <w:proofErr w:type="spellStart"/>
-      <w:r>
-        <w:t>Listed_in</w:t>
-      </w:r>
-      <w:proofErr w:type="spellEnd"/>
-      <w:r>
-        <w:t xml:space="preserve"> (Genre)</w:t>
-      </w:r>
-    </w:p>
-    <w:p>
-      <w:r>
-        <w:t>Target Variable:</w:t>
-      </w:r>
-    </w:p>
-    <w:p>
-      <w:r>
-        <w:t>The target variable used in this project is:</w:t>
-      </w:r>
-    </w:p>
-    <w:p>
-      <w:proofErr w:type="spellStart"/>
-      <w:r>
-        <w:t>listed_in</w:t>
-      </w:r>
-      <w:proofErr w:type="spellEnd"/>
-      <w:r>
-        <w:t xml:space="preserve"> → Genre of the TV show or movie.</w:t>
-      </w:r>
-    </w:p>
-    <w:p>
-      <w:r>
-        <w:lastRenderedPageBreak/>
-        <w:t>Dataset Characteristics:</w:t>
-      </w:r>
-    </w:p>
-    <w:p>
-      <w:pPr>
-        <w:spacing w:line="240" w:lineRule="auto"/>
-      </w:pPr>
-      <w:r>
-        <w:t>- Contains multiple genre categories</w:t>
-      </w:r>
-    </w:p>
-    <w:p>
-      <w:pPr>
-        <w:spacing w:line="240" w:lineRule="auto"/>
-      </w:pPr>
-      <w:r>
-        <w:t>- Includes both categorical and textual features</w:t>
-      </w:r>
-    </w:p>
-    <w:p>
-      <w:pPr>
-        <w:spacing w:line="240" w:lineRule="auto"/>
-      </w:pPr>
-      <w:r>
-        <w:t>- Requires text processing for feature extraction</w:t>
-      </w:r>
-    </w:p>
-    <w:p>
-      <w:pPr>
-        <w:spacing w:line="240" w:lineRule="auto"/>
-      </w:pPr>
-    </w:p>
-    <w:p>
-      <w:pPr>
-        <w:spacing w:line="240" w:lineRule="auto"/>
-        <w:rPr>
+          <w:color w:val="4472C4" w:themeColor="accent1"/>
+          <w:sz w:val="30"/>
+          <w:szCs w:val="30"/>
+        </w:rPr>
+        <w:t>1.</w:t>
+      </w:r>
+      <w:r>
+        <w:rPr>
+          <w:rFonts w:cstheme="minorHAnsi"/>
           <w:b/>
           <w:bCs/>
-        </w:rPr>
-      </w:pPr>
-      <w:r>
-        <w:rPr>
+          <w:color w:val="4472C4" w:themeColor="accent1"/>
+          <w:sz w:val="30"/>
+          <w:szCs w:val="30"/>
+        </w:rPr>
+        <w:t>Project Title</w:t>
+      </w:r>
+    </w:p>
+    <w:p>
+      <w:pPr>
+        <w:spacing w:line="240" w:lineRule="auto"/>
+        <w:rPr>
+          <w:rFonts w:cstheme="minorHAnsi"/>
+        </w:rPr>
+      </w:pPr>
+      <w:r>
+        <w:rPr>
+          <w:rFonts w:cstheme="minorHAnsi"/>
+        </w:rPr>
+        <w:t>TV Show &amp; Movie Genre Prediction using Machine Learning</w:t>
+      </w:r>
+    </w:p>
+    <w:p>
+      <w:pPr>
+        <w:spacing w:line="240" w:lineRule="auto"/>
+        <w:rPr>
+          <w:rFonts w:cstheme="minorHAnsi"/>
           <w:b/>
           <w:bCs/>
-        </w:rPr>
-        <w:t>Exploratory Data Analysis (EDA)</w:t>
-      </w:r>
-    </w:p>
-    <w:p>
-      <w:pPr>
-        <w:spacing w:line="240" w:lineRule="auto"/>
-      </w:pPr>
-    </w:p>
-    <w:p>
-      <w:pPr>
-        <w:spacing w:line="240" w:lineRule="auto"/>
-      </w:pPr>
-      <w:r>
-        <w:t>EDA was conducted to understand the structure and distribution of the dataset.</w:t>
-      </w:r>
-    </w:p>
-    <w:p>
-      <w:pPr>
-        <w:spacing w:line="240" w:lineRule="auto"/>
-      </w:pPr>
-      <w:r>
-        <w:t>Key analysis steps:</w:t>
-      </w:r>
-    </w:p>
-    <w:p>
-      <w:pPr>
-        <w:spacing w:line="240" w:lineRule="auto"/>
-      </w:pPr>
-      <w:r>
-        <w:t>- Checked dataset shape and column information</w:t>
-      </w:r>
-    </w:p>
-    <w:p>
-      <w:pPr>
-        <w:spacing w:line="240" w:lineRule="auto"/>
-      </w:pPr>
-      <w:r>
-        <w:t>- Identified missing values</w:t>
-      </w:r>
-    </w:p>
-    <w:p>
-      <w:pPr>
-        <w:spacing w:line="240" w:lineRule="auto"/>
-      </w:pPr>
-      <w:r>
-        <w:t xml:space="preserve">- </w:t>
-      </w:r>
-      <w:proofErr w:type="spellStart"/>
-      <w:r>
-        <w:t>Analyzed</w:t>
-      </w:r>
-      <w:proofErr w:type="spellEnd"/>
-      <w:r>
-        <w:t xml:space="preserve"> genre distribution</w:t>
-      </w:r>
-    </w:p>
-    <w:p>
-      <w:pPr>
-        <w:spacing w:line="240" w:lineRule="auto"/>
-      </w:pPr>
-      <w:r>
-        <w:t>- Visualized movie vs TV show distribution</w:t>
-      </w:r>
-    </w:p>
-    <w:p>
-      <w:pPr>
-        <w:spacing w:line="240" w:lineRule="auto"/>
-      </w:pPr>
-      <w:r>
-        <w:t xml:space="preserve">- </w:t>
-      </w:r>
-      <w:proofErr w:type="spellStart"/>
-      <w:r>
-        <w:t>Analyzed</w:t>
-      </w:r>
-      <w:proofErr w:type="spellEnd"/>
-      <w:r>
-        <w:t xml:space="preserve"> release year trends</w:t>
-      </w:r>
-    </w:p>
-    <w:p>
-      <w:pPr>
-        <w:spacing w:line="240" w:lineRule="auto"/>
-      </w:pPr>
-      <w:r>
-        <w:t>- Examined class imbalance in target variable</w:t>
-      </w:r>
-    </w:p>
-    <w:p>
-      <w:pPr>
-        <w:spacing w:line="240" w:lineRule="auto"/>
-      </w:pPr>
-      <w:r>
-        <w:t>Key Observations:</w:t>
-      </w:r>
-    </w:p>
-    <w:p>
-      <w:pPr>
-        <w:spacing w:line="240" w:lineRule="auto"/>
-      </w:pPr>
-      <w:r>
-        <w:t>- Some columns contained missing values which required handling.</w:t>
-      </w:r>
-    </w:p>
-    <w:p>
-      <w:pPr>
-        <w:spacing w:line="240" w:lineRule="auto"/>
-      </w:pPr>
-      <w:r>
-        <w:t>- Genre distribution showed class imbalance.</w:t>
-      </w:r>
-    </w:p>
-    <w:p>
-      <w:pPr>
-        <w:spacing w:line="240" w:lineRule="auto"/>
-      </w:pPr>
-      <w:r>
-        <w:t>- Majority of content belonged to recent years.</w:t>
-      </w:r>
-    </w:p>
-    <w:p>
-      <w:pPr>
-        <w:spacing w:line="240" w:lineRule="auto"/>
-      </w:pPr>
-      <w:r>
-        <w:t>- Certain genres appeared more frequently than others.</w:t>
-      </w:r>
-    </w:p>
-    <w:p>
-      <w:pPr>
-        <w:spacing w:line="240" w:lineRule="auto"/>
-      </w:pPr>
-      <w:r>
-        <w:rPr>
-          <w:noProof/>
+          <w:color w:val="4472C4" w:themeColor="accent1"/>
+          <w:sz w:val="30"/>
+          <w:szCs w:val="30"/>
+        </w:rPr>
+      </w:pPr>
+      <w:r>
+        <w:rPr>
+          <w:rFonts w:cstheme="minorHAnsi"/>
+          <w:b/>
+          <w:bCs/>
+          <w:color w:val="4472C4" w:themeColor="accent1"/>
+          <w:sz w:val="30"/>
+          <w:szCs w:val="30"/>
+        </w:rPr>
+        <w:t>2.</w:t>
+      </w:r>
+      <w:r>
+        <w:rPr>
+          <w:rFonts w:cstheme="minorHAnsi"/>
+          <w:b/>
+          <w:bCs/>
+          <w:color w:val="4472C4" w:themeColor="accent1"/>
+          <w:sz w:val="30"/>
+          <w:szCs w:val="30"/>
+        </w:rPr>
+        <w:t>Project Objective:</w:t>
+      </w:r>
+    </w:p>
+    <w:p>
+      <w:pPr>
+        <w:spacing w:line="240" w:lineRule="auto"/>
+        <w:rPr>
+          <w:rFonts w:cstheme="minorHAnsi"/>
+        </w:rPr>
+      </w:pPr>
+      <w:r>
+        <w:rPr>
+          <w:rFonts w:cstheme="minorHAnsi"/>
+        </w:rPr>
+        <w:t>This project aims to build a machine learning model capable of predicting the genre of TV shows and movies based on textual descriptions and metadata.</w:t>
+      </w:r>
+    </w:p>
+    <w:p>
+      <w:pPr>
+        <w:spacing w:line="240" w:lineRule="auto"/>
+        <w:rPr>
+          <w:rFonts w:cstheme="minorHAnsi"/>
+        </w:rPr>
+      </w:pPr>
+      <w:r>
+        <w:rPr>
+          <w:rFonts w:cstheme="minorHAnsi"/>
+        </w:rPr>
+        <w:t>The primary objectives of this project include:</w:t>
+      </w:r>
+    </w:p>
+    <w:p>
+      <w:pPr>
+        <w:numPr>
+          <w:ilvl w:val="0"/>
+          <w:numId w:val="3"/>
+        </w:numPr>
+        <w:spacing w:line="240" w:lineRule="auto"/>
+        <w:rPr>
+          <w:rFonts w:cstheme="minorHAnsi"/>
+        </w:rPr>
+      </w:pPr>
+      <w:r>
+        <w:rPr>
+          <w:rFonts w:cstheme="minorHAnsi"/>
+        </w:rPr>
+        <w:t xml:space="preserve">Performing data preprocessing and cleaning </w:t>
+      </w:r>
+    </w:p>
+    <w:p>
+      <w:pPr>
+        <w:numPr>
+          <w:ilvl w:val="0"/>
+          <w:numId w:val="3"/>
+        </w:numPr>
+        <w:spacing w:line="240" w:lineRule="auto"/>
+        <w:rPr>
+          <w:rFonts w:cstheme="minorHAnsi"/>
+        </w:rPr>
+      </w:pPr>
+      <w:r>
+        <w:rPr>
+          <w:rFonts w:cstheme="minorHAnsi"/>
+        </w:rPr>
+        <w:t xml:space="preserve">Conducting exploratory data analysis (EDA) </w:t>
+      </w:r>
+    </w:p>
+    <w:p>
+      <w:pPr>
+        <w:numPr>
+          <w:ilvl w:val="0"/>
+          <w:numId w:val="3"/>
+        </w:numPr>
+        <w:spacing w:line="240" w:lineRule="auto"/>
+        <w:rPr>
+          <w:rFonts w:cstheme="minorHAnsi"/>
+        </w:rPr>
+      </w:pPr>
+      <w:r>
+        <w:rPr>
+          <w:rFonts w:cstheme="minorHAnsi"/>
+        </w:rPr>
+        <w:t xml:space="preserve">Transforming text data using TF-IDF </w:t>
+      </w:r>
+    </w:p>
+    <w:p>
+      <w:pPr>
+        <w:numPr>
+          <w:ilvl w:val="0"/>
+          <w:numId w:val="3"/>
+        </w:numPr>
+        <w:spacing w:line="240" w:lineRule="auto"/>
+        <w:rPr>
+          <w:rFonts w:cstheme="minorHAnsi"/>
+        </w:rPr>
+      </w:pPr>
+      <w:r>
+        <w:rPr>
+          <w:rFonts w:cstheme="minorHAnsi"/>
+        </w:rPr>
+        <w:t xml:space="preserve">Training classification models </w:t>
+      </w:r>
+    </w:p>
+    <w:p>
+      <w:pPr>
+        <w:numPr>
+          <w:ilvl w:val="0"/>
+          <w:numId w:val="3"/>
+        </w:numPr>
+        <w:spacing w:line="240" w:lineRule="auto"/>
+        <w:rPr>
+          <w:rFonts w:cstheme="minorHAnsi"/>
+        </w:rPr>
+      </w:pPr>
+      <w:r>
+        <w:rPr>
+          <w:rFonts w:cstheme="minorHAnsi"/>
+        </w:rPr>
+        <w:t xml:space="preserve">Evaluating models using appropriate metrics </w:t>
+      </w:r>
+    </w:p>
+    <w:p>
+      <w:pPr>
+        <w:numPr>
+          <w:ilvl w:val="0"/>
+          <w:numId w:val="3"/>
+        </w:numPr>
+        <w:spacing w:line="240" w:lineRule="auto"/>
+        <w:rPr>
+          <w:rFonts w:cstheme="minorHAnsi"/>
+        </w:rPr>
+      </w:pPr>
+      <w:r>
+        <w:rPr>
+          <w:rFonts w:cstheme="minorHAnsi"/>
+        </w:rPr>
+        <w:t xml:space="preserve">Explaining model predictions using feature importance </w:t>
+      </w:r>
+    </w:p>
+    <w:p>
+      <w:pPr>
+        <w:numPr>
+          <w:ilvl w:val="0"/>
+          <w:numId w:val="3"/>
+        </w:numPr>
+        <w:spacing w:line="240" w:lineRule="auto"/>
+        <w:rPr>
+          <w:rFonts w:cstheme="minorHAnsi"/>
+        </w:rPr>
+      </w:pPr>
+      <w:r>
+        <w:rPr>
+          <w:rFonts w:cstheme="minorHAnsi"/>
+        </w:rPr>
+        <w:t>Recommending the best-performing model</w:t>
+      </w:r>
+    </w:p>
+    <w:p>
+      <w:pPr>
+        <w:spacing w:line="240" w:lineRule="auto"/>
+        <w:rPr>
+          <w:rFonts w:cstheme="minorHAnsi"/>
+          <w:b/>
+          <w:bCs/>
+          <w:color w:val="4472C4" w:themeColor="accent1"/>
+          <w:sz w:val="30"/>
+          <w:szCs w:val="30"/>
+        </w:rPr>
+      </w:pPr>
+      <w:r>
+        <w:rPr>
+          <w:rFonts w:cstheme="minorHAnsi"/>
+          <w:b/>
+          <w:bCs/>
+          <w:color w:val="4472C4" w:themeColor="accent1"/>
+          <w:sz w:val="30"/>
+          <w:szCs w:val="30"/>
+        </w:rPr>
+        <w:t>3.</w:t>
+      </w:r>
+      <w:r>
+        <w:rPr>
+          <w:rFonts w:cstheme="minorHAnsi"/>
+          <w:b/>
+          <w:bCs/>
+          <w:color w:val="4472C4" w:themeColor="accent1"/>
+          <w:sz w:val="30"/>
+          <w:szCs w:val="30"/>
+        </w:rPr>
+        <w:t>Data Loading</w:t>
+      </w:r>
+    </w:p>
+    <w:p>
+      <w:pPr>
+        <w:spacing w:line="240" w:lineRule="auto"/>
+        <w:rPr>
+          <w:rFonts w:cstheme="minorHAnsi"/>
+        </w:rPr>
+      </w:pPr>
+      <w:r>
+        <w:rPr>
+          <w:rFonts w:cstheme="minorHAnsi"/>
+        </w:rPr>
+        <w:t>The dataset was loaded into the environment using Pandas.</w:t>
+      </w:r>
+    </w:p>
+    <w:p>
+      <w:pPr>
+        <w:spacing w:line="240" w:lineRule="auto"/>
+        <w:rPr>
+          <w:rFonts w:cstheme="minorHAnsi"/>
+        </w:rPr>
+      </w:pPr>
+      <w:r>
+        <w:rPr>
+          <w:rFonts w:cstheme="minorHAnsi"/>
+        </w:rPr>
+        <w:t>The dataset consists of multiple features including:</w:t>
+      </w:r>
+    </w:p>
+    <w:p>
+      <w:pPr>
+        <w:numPr>
+          <w:ilvl w:val="0"/>
+          <w:numId w:val="4"/>
+        </w:numPr>
+        <w:spacing w:line="240" w:lineRule="auto"/>
+        <w:rPr>
+          <w:rFonts w:cstheme="minorHAnsi"/>
+        </w:rPr>
+      </w:pPr>
+      <w:r>
+        <w:rPr>
+          <w:rFonts w:cstheme="minorHAnsi"/>
+        </w:rPr>
+        <w:t xml:space="preserve">Title </w:t>
+      </w:r>
+    </w:p>
+    <w:p>
+      <w:pPr>
+        <w:numPr>
+          <w:ilvl w:val="0"/>
+          <w:numId w:val="4"/>
+        </w:numPr>
+        <w:spacing w:line="240" w:lineRule="auto"/>
+        <w:rPr>
+          <w:rFonts w:cstheme="minorHAnsi"/>
+        </w:rPr>
+      </w:pPr>
+      <w:r>
+        <w:rPr>
+          <w:rFonts w:cstheme="minorHAnsi"/>
+        </w:rPr>
+        <w:t xml:space="preserve">Description </w:t>
+      </w:r>
+    </w:p>
+    <w:p>
+      <w:pPr>
+        <w:numPr>
+          <w:ilvl w:val="0"/>
+          <w:numId w:val="4"/>
+        </w:numPr>
+        <w:spacing w:line="240" w:lineRule="auto"/>
+        <w:rPr>
+          <w:rFonts w:cstheme="minorHAnsi"/>
+        </w:rPr>
+      </w:pPr>
+      <w:r>
+        <w:rPr>
+          <w:rFonts w:cstheme="minorHAnsi"/>
+        </w:rPr>
+        <w:t xml:space="preserve">Genre (Target Variable) </w:t>
+      </w:r>
+    </w:p>
+    <w:p>
+      <w:pPr>
+        <w:numPr>
+          <w:ilvl w:val="0"/>
+          <w:numId w:val="4"/>
+        </w:numPr>
+        <w:spacing w:line="240" w:lineRule="auto"/>
+        <w:rPr>
+          <w:rFonts w:cstheme="minorHAnsi"/>
+        </w:rPr>
+      </w:pPr>
+      <w:r>
+        <w:rPr>
+          <w:rFonts w:cstheme="minorHAnsi"/>
+        </w:rPr>
+        <w:t xml:space="preserve">Release Year </w:t>
+      </w:r>
+    </w:p>
+    <w:p>
+      <w:pPr>
+        <w:numPr>
+          <w:ilvl w:val="0"/>
+          <w:numId w:val="4"/>
+        </w:numPr>
+        <w:spacing w:line="240" w:lineRule="auto"/>
+        <w:rPr>
+          <w:rFonts w:cstheme="minorHAnsi"/>
+        </w:rPr>
+      </w:pPr>
+      <w:r>
+        <w:rPr>
+          <w:rFonts w:cstheme="minorHAnsi"/>
+        </w:rPr>
+        <w:t xml:space="preserve">Additional metadata </w:t>
+      </w:r>
+    </w:p>
+    <w:p>
+      <w:pPr>
+        <w:spacing w:line="240" w:lineRule="auto"/>
+        <w:rPr>
+          <w:rFonts w:cstheme="minorHAnsi"/>
+        </w:rPr>
+      </w:pPr>
+      <w:r>
+        <w:rPr>
+          <w:rFonts w:cstheme="minorHAnsi"/>
+        </w:rPr>
+        <w:t>The data was examined to understand its structure before performing further analysis</w:t>
+      </w:r>
+      <w:r>
+        <w:rPr>
+          <w:rFonts w:cstheme="minorHAnsi"/>
+        </w:rPr>
+        <w:t>.</w:t>
+      </w:r>
+    </w:p>
+    <w:p>
+      <w:pPr>
+        <w:rPr>
+          <w:rFonts w:cstheme="minorHAnsi"/>
+        </w:rPr>
+      </w:pPr>
+      <w:r>
+        <w:rPr>
+          <w:rFonts w:cstheme="minorHAnsi"/>
         </w:rPr>
         <w:drawing>
-          <wp:inline distT="0" distB="0" distL="0" distR="0" wp14:anchorId="0BDE1831" wp14:editId="45BBB5B1">
-            <wp:extent cx="5731510" cy="2841673"/>
+          <wp:inline distT="0" distB="0" distL="0" distR="0" wp14:anchorId="738BF133" wp14:editId="197CFD1D">
+            <wp:extent cx="5731510" cy="1684020"/>
             <wp:effectExtent l="0" t="0" r="2540" b="0"/>
-            <wp:docPr id="4" name="Picture 3"/>
+            <wp:docPr id="1773499625" name="Picture 1"/>
             <wp:cNvGraphicFramePr>
               <a:graphicFrameLocks xmlns:a="http://schemas.openxmlformats.org/drawingml/2006/main" noChangeAspect="1"/>
             </wp:cNvGraphicFramePr>
@@ -401,36 +512,23 @@
               <a:graphicData uri="http://schemas.openxmlformats.org/drawingml/2006/picture">
                 <pic:pic xmlns:pic="http://schemas.openxmlformats.org/drawingml/2006/picture">
                   <pic:nvPicPr>
-                    <pic:cNvPr id="0" name="Picture 4"/>
-                    <pic:cNvPicPr>
-                      <a:picLocks noChangeAspect="1" noChangeArrowheads="1"/>
-                    </pic:cNvPicPr>
+                    <pic:cNvPr id="1773499625" name=""/>
+                    <pic:cNvPicPr/>
                   </pic:nvPicPr>
                   <pic:blipFill>
-                    <a:blip r:embed="rId6">
-                      <a:extLst>
-                        <a:ext uri="{28A0092B-C50C-407E-A947-70E740481C1C}">
-                          <a14:useLocalDpi xmlns:a14="http://schemas.microsoft.com/office/drawing/2010/main" val="0"/>
-                        </a:ext>
-                      </a:extLst>
-                    </a:blip>
-                    <a:srcRect/>
+                    <a:blip r:embed="rId7"/>
                     <a:stretch>
                       <a:fillRect/>
                     </a:stretch>
                   </pic:blipFill>
-                  <pic:spPr bwMode="auto">
+                  <pic:spPr>
                     <a:xfrm>
                       <a:off x="0" y="0"/>
-                      <a:ext cx="5731510" cy="2841673"/>
+                      <a:ext cx="5731510" cy="1684020"/>
                     </a:xfrm>
                     <a:prstGeom prst="rect">
                       <a:avLst/>
                     </a:prstGeom>
-                    <a:noFill/>
-                    <a:ln>
-                      <a:noFill/>
-                    </a:ln>
                   </pic:spPr>
                 </pic:pic>
               </a:graphicData>
@@ -441,16 +539,841 @@
     </w:p>
     <w:p>
       <w:pPr>
-        <w:spacing w:line="240" w:lineRule="auto"/>
-      </w:pPr>
-      <w:r>
-        <w:rPr>
-          <w:noProof/>
+        <w:rPr>
+          <w:rFonts w:cstheme="minorHAnsi"/>
+        </w:rPr>
+      </w:pPr>
+    </w:p>
+    <w:p>
+      <w:pPr>
+        <w:spacing w:line="240" w:lineRule="auto"/>
+        <w:rPr>
+          <w:rFonts w:cstheme="minorHAnsi"/>
+          <w:b/>
+          <w:bCs/>
+          <w:color w:val="4472C4" w:themeColor="accent1"/>
+          <w:sz w:val="30"/>
+          <w:szCs w:val="30"/>
+        </w:rPr>
+      </w:pPr>
+      <w:r>
+        <w:rPr>
+          <w:rFonts w:cstheme="minorHAnsi"/>
+          <w:b/>
+          <w:bCs/>
+          <w:color w:val="4472C4" w:themeColor="accent1"/>
+          <w:sz w:val="30"/>
+          <w:szCs w:val="30"/>
+        </w:rPr>
+        <w:t>4.</w:t>
+      </w:r>
+      <w:r>
+        <w:rPr>
+          <w:rFonts w:cstheme="minorHAnsi"/>
+          <w:b/>
+          <w:bCs/>
+          <w:color w:val="4472C4" w:themeColor="accent1"/>
+          <w:sz w:val="30"/>
+          <w:szCs w:val="30"/>
+        </w:rPr>
+        <w:t>Exploratory Data Analysis (EDA)</w:t>
+      </w:r>
+    </w:p>
+    <w:p>
+      <w:pPr>
+        <w:spacing w:line="240" w:lineRule="auto"/>
+        <w:rPr>
+          <w:rFonts w:cstheme="minorHAnsi"/>
+          <w:b/>
+          <w:bCs/>
+          <w:color w:val="4472C4" w:themeColor="accent1"/>
+          <w:sz w:val="28"/>
+          <w:szCs w:val="28"/>
+        </w:rPr>
+      </w:pPr>
+      <w:r>
+        <w:rPr>
+          <w:rFonts w:cstheme="minorHAnsi"/>
+          <w:b/>
+          <w:bCs/>
+          <w:color w:val="4472C4" w:themeColor="accent1"/>
+          <w:sz w:val="28"/>
+          <w:szCs w:val="28"/>
+        </w:rPr>
+        <w:t>Dataset Shape</w:t>
+      </w:r>
+    </w:p>
+    <w:p>
+      <w:pPr>
+        <w:spacing w:line="240" w:lineRule="auto"/>
+        <w:rPr>
+          <w:rFonts w:cstheme="minorHAnsi"/>
+        </w:rPr>
+      </w:pPr>
+      <w:r>
+        <w:rPr>
+          <w:rFonts w:cstheme="minorHAnsi"/>
+        </w:rPr>
+        <w:t>The dataset dimensions were checked to determine:</w:t>
+      </w:r>
+    </w:p>
+    <w:p>
+      <w:pPr>
+        <w:numPr>
+          <w:ilvl w:val="0"/>
+          <w:numId w:val="5"/>
+        </w:numPr>
+        <w:spacing w:line="240" w:lineRule="auto"/>
+        <w:rPr>
+          <w:rFonts w:cstheme="minorHAnsi"/>
+        </w:rPr>
+      </w:pPr>
+      <w:r>
+        <w:rPr>
+          <w:rFonts w:cstheme="minorHAnsi"/>
+        </w:rPr>
+        <w:t xml:space="preserve">Number of rows </w:t>
+      </w:r>
+    </w:p>
+    <w:p>
+      <w:pPr>
+        <w:numPr>
+          <w:ilvl w:val="0"/>
+          <w:numId w:val="5"/>
+        </w:numPr>
+        <w:spacing w:line="240" w:lineRule="auto"/>
+        <w:rPr>
+          <w:rFonts w:cstheme="minorHAnsi"/>
+        </w:rPr>
+      </w:pPr>
+      <w:r>
+        <w:rPr>
+          <w:rFonts w:cstheme="minorHAnsi"/>
+        </w:rPr>
+        <w:t xml:space="preserve">Number of columns </w:t>
+      </w:r>
+    </w:p>
+    <w:p>
+      <w:pPr>
+        <w:spacing w:line="240" w:lineRule="auto"/>
+        <w:rPr>
+          <w:rFonts w:cstheme="minorHAnsi"/>
+        </w:rPr>
+      </w:pPr>
+      <w:r>
+        <w:rPr>
+          <w:rFonts w:cstheme="minorHAnsi"/>
+        </w:rPr>
+        <w:drawing>
+          <wp:inline distT="0" distB="0" distL="0" distR="0" wp14:anchorId="208C45DD" wp14:editId="05F6EFC4">
+            <wp:extent cx="5701030" cy="941705"/>
+            <wp:effectExtent l="0" t="0" r="0" b="0"/>
+            <wp:docPr id="1513436094" name="Picture 1"/>
+            <wp:cNvGraphicFramePr>
+              <a:graphicFrameLocks xmlns:a="http://schemas.openxmlformats.org/drawingml/2006/main" noChangeAspect="1"/>
+            </wp:cNvGraphicFramePr>
+            <a:graphic xmlns:a="http://schemas.openxmlformats.org/drawingml/2006/main">
+              <a:graphicData uri="http://schemas.openxmlformats.org/drawingml/2006/picture">
+                <pic:pic xmlns:pic="http://schemas.openxmlformats.org/drawingml/2006/picture">
+                  <pic:nvPicPr>
+                    <pic:cNvPr id="1513436094" name=""/>
+                    <pic:cNvPicPr/>
+                  </pic:nvPicPr>
+                  <pic:blipFill>
+                    <a:blip r:embed="rId8"/>
+                    <a:stretch>
+                      <a:fillRect/>
+                    </a:stretch>
+                  </pic:blipFill>
+                  <pic:spPr>
+                    <a:xfrm>
+                      <a:off x="0" y="0"/>
+                      <a:ext cx="5701030" cy="941705"/>
+                    </a:xfrm>
+                    <a:prstGeom prst="rect">
+                      <a:avLst/>
+                    </a:prstGeom>
+                  </pic:spPr>
+                </pic:pic>
+              </a:graphicData>
+            </a:graphic>
+          </wp:inline>
+        </w:drawing>
+      </w:r>
+    </w:p>
+    <w:p>
+      <w:pPr>
+        <w:spacing w:line="240" w:lineRule="auto"/>
+        <w:rPr>
+          <w:rFonts w:cstheme="minorHAnsi"/>
+          <w:b/>
+          <w:bCs/>
+          <w:color w:val="4472C4" w:themeColor="accent1"/>
+          <w:sz w:val="28"/>
+          <w:szCs w:val="28"/>
+        </w:rPr>
+      </w:pPr>
+      <w:r>
+        <w:rPr>
+          <w:rFonts w:cstheme="minorHAnsi"/>
+          <w:b/>
+          <w:bCs/>
+          <w:color w:val="4472C4" w:themeColor="accent1"/>
+          <w:sz w:val="28"/>
+          <w:szCs w:val="28"/>
+        </w:rPr>
+        <w:t>Column Names</w:t>
+      </w:r>
+    </w:p>
+    <w:p>
+      <w:pPr>
+        <w:spacing w:line="240" w:lineRule="auto"/>
+        <w:rPr>
+          <w:rFonts w:cstheme="minorHAnsi"/>
+        </w:rPr>
+      </w:pPr>
+      <w:r>
+        <w:rPr>
+          <w:rFonts w:cstheme="minorHAnsi"/>
+        </w:rPr>
+        <w:t>Column names were inspected to understand the available features.</w:t>
+      </w:r>
+    </w:p>
+    <w:p>
+      <w:pPr>
+        <w:spacing w:line="240" w:lineRule="auto"/>
+        <w:rPr>
+          <w:rFonts w:cstheme="minorHAnsi"/>
+        </w:rPr>
+      </w:pPr>
+      <w:r>
+        <w:rPr>
+          <w:rFonts w:cstheme="minorHAnsi"/>
+        </w:rPr>
+        <w:drawing>
+          <wp:inline distT="0" distB="0" distL="0" distR="0" wp14:anchorId="0C4D1B70" wp14:editId="4A19FBAD">
+            <wp:extent cx="5731510" cy="824230"/>
+            <wp:effectExtent l="0" t="0" r="2540" b="0"/>
+            <wp:docPr id="2100396760" name="Picture 1"/>
+            <wp:cNvGraphicFramePr>
+              <a:graphicFrameLocks xmlns:a="http://schemas.openxmlformats.org/drawingml/2006/main" noChangeAspect="1"/>
+            </wp:cNvGraphicFramePr>
+            <a:graphic xmlns:a="http://schemas.openxmlformats.org/drawingml/2006/main">
+              <a:graphicData uri="http://schemas.openxmlformats.org/drawingml/2006/picture">
+                <pic:pic xmlns:pic="http://schemas.openxmlformats.org/drawingml/2006/picture">
+                  <pic:nvPicPr>
+                    <pic:cNvPr id="2100396760" name=""/>
+                    <pic:cNvPicPr/>
+                  </pic:nvPicPr>
+                  <pic:blipFill>
+                    <a:blip r:embed="rId9"/>
+                    <a:stretch>
+                      <a:fillRect/>
+                    </a:stretch>
+                  </pic:blipFill>
+                  <pic:spPr>
+                    <a:xfrm>
+                      <a:off x="0" y="0"/>
+                      <a:ext cx="5731510" cy="824230"/>
+                    </a:xfrm>
+                    <a:prstGeom prst="rect">
+                      <a:avLst/>
+                    </a:prstGeom>
+                  </pic:spPr>
+                </pic:pic>
+              </a:graphicData>
+            </a:graphic>
+          </wp:inline>
+        </w:drawing>
+      </w:r>
+    </w:p>
+    <w:p>
+      <w:pPr>
+        <w:spacing w:line="240" w:lineRule="auto"/>
+        <w:rPr>
+          <w:rFonts w:cstheme="minorHAnsi"/>
+          <w:b/>
+          <w:bCs/>
+          <w:color w:val="4472C4" w:themeColor="accent1"/>
+          <w:sz w:val="28"/>
+          <w:szCs w:val="28"/>
+        </w:rPr>
+      </w:pPr>
+      <w:r>
+        <w:rPr>
+          <w:rFonts w:cstheme="minorHAnsi"/>
+          <w:b/>
+          <w:bCs/>
+          <w:color w:val="4472C4" w:themeColor="accent1"/>
+          <w:sz w:val="28"/>
+          <w:szCs w:val="28"/>
+        </w:rPr>
+        <w:t>Data Types and Missing Values</w:t>
+      </w:r>
+    </w:p>
+    <w:p>
+      <w:pPr>
+        <w:spacing w:line="240" w:lineRule="auto"/>
+        <w:rPr>
+          <w:rFonts w:cstheme="minorHAnsi"/>
+        </w:rPr>
+      </w:pPr>
+      <w:r>
+        <w:rPr>
+          <w:rFonts w:cstheme="minorHAnsi"/>
+        </w:rPr>
+        <w:t>Data types of each column were analyzed to determine:</w:t>
+      </w:r>
+    </w:p>
+    <w:p>
+      <w:pPr>
+        <w:numPr>
+          <w:ilvl w:val="0"/>
+          <w:numId w:val="8"/>
+        </w:numPr>
+        <w:spacing w:line="240" w:lineRule="auto"/>
+        <w:rPr>
+          <w:rFonts w:cstheme="minorHAnsi"/>
+        </w:rPr>
+      </w:pPr>
+      <w:r>
+        <w:rPr>
+          <w:rFonts w:cstheme="minorHAnsi"/>
+        </w:rPr>
+        <w:t xml:space="preserve">Numerical features </w:t>
+      </w:r>
+    </w:p>
+    <w:p>
+      <w:pPr>
+        <w:numPr>
+          <w:ilvl w:val="0"/>
+          <w:numId w:val="8"/>
+        </w:numPr>
+        <w:spacing w:line="240" w:lineRule="auto"/>
+        <w:rPr>
+          <w:rFonts w:cstheme="minorHAnsi"/>
+        </w:rPr>
+      </w:pPr>
+      <w:r>
+        <w:rPr>
+          <w:rFonts w:cstheme="minorHAnsi"/>
+        </w:rPr>
+        <w:t xml:space="preserve">Text features </w:t>
+      </w:r>
+    </w:p>
+    <w:p>
+      <w:pPr>
+        <w:numPr>
+          <w:ilvl w:val="0"/>
+          <w:numId w:val="8"/>
+        </w:numPr>
+        <w:spacing w:line="240" w:lineRule="auto"/>
+        <w:rPr>
+          <w:rFonts w:cstheme="minorHAnsi"/>
+        </w:rPr>
+      </w:pPr>
+      <w:r>
+        <w:rPr>
+          <w:rFonts w:cstheme="minorHAnsi"/>
+        </w:rPr>
+        <w:t xml:space="preserve">Missing value presence </w:t>
+      </w:r>
+    </w:p>
+    <w:p>
+      <w:pPr>
+        <w:spacing w:line="240" w:lineRule="auto"/>
+        <w:rPr>
+          <w:rFonts w:cstheme="minorHAnsi"/>
+        </w:rPr>
+      </w:pPr>
+      <w:r>
+        <w:rPr>
+          <w:rFonts w:cstheme="minorHAnsi"/>
+        </w:rPr>
+        <w:drawing>
+          <wp:inline distT="0" distB="0" distL="0" distR="0" wp14:anchorId="46480165" wp14:editId="5087E292">
+            <wp:extent cx="5731510" cy="2758440"/>
+            <wp:effectExtent l="0" t="0" r="2540" b="3810"/>
+            <wp:docPr id="1776490055" name="Picture 1"/>
+            <wp:cNvGraphicFramePr>
+              <a:graphicFrameLocks xmlns:a="http://schemas.openxmlformats.org/drawingml/2006/main" noChangeAspect="1"/>
+            </wp:cNvGraphicFramePr>
+            <a:graphic xmlns:a="http://schemas.openxmlformats.org/drawingml/2006/main">
+              <a:graphicData uri="http://schemas.openxmlformats.org/drawingml/2006/picture">
+                <pic:pic xmlns:pic="http://schemas.openxmlformats.org/drawingml/2006/picture">
+                  <pic:nvPicPr>
+                    <pic:cNvPr id="1776490055" name=""/>
+                    <pic:cNvPicPr/>
+                  </pic:nvPicPr>
+                  <pic:blipFill>
+                    <a:blip r:embed="rId10"/>
+                    <a:stretch>
+                      <a:fillRect/>
+                    </a:stretch>
+                  </pic:blipFill>
+                  <pic:spPr>
+                    <a:xfrm>
+                      <a:off x="0" y="0"/>
+                      <a:ext cx="5731510" cy="2758440"/>
+                    </a:xfrm>
+                    <a:prstGeom prst="rect">
+                      <a:avLst/>
+                    </a:prstGeom>
+                  </pic:spPr>
+                </pic:pic>
+              </a:graphicData>
+            </a:graphic>
+          </wp:inline>
+        </w:drawing>
+      </w:r>
+    </w:p>
+    <w:p>
+      <w:pPr>
+        <w:spacing w:line="240" w:lineRule="auto"/>
+        <w:rPr>
+          <w:rFonts w:cstheme="minorHAnsi"/>
+          <w:b/>
+          <w:bCs/>
+          <w:color w:val="4472C4" w:themeColor="accent1"/>
+          <w:sz w:val="28"/>
+          <w:szCs w:val="28"/>
+        </w:rPr>
+      </w:pPr>
+      <w:r>
+        <w:rPr>
+          <w:rFonts w:cstheme="minorHAnsi"/>
+          <w:b/>
+          <w:bCs/>
+          <w:color w:val="4472C4" w:themeColor="accent1"/>
+          <w:sz w:val="28"/>
+          <w:szCs w:val="28"/>
+        </w:rPr>
+        <w:lastRenderedPageBreak/>
+        <w:t>Missing Values Analysis</w:t>
+      </w:r>
+    </w:p>
+    <w:p>
+      <w:pPr>
+        <w:spacing w:line="240" w:lineRule="auto"/>
+        <w:rPr>
+          <w:rFonts w:cstheme="minorHAnsi"/>
+        </w:rPr>
+      </w:pPr>
+      <w:r>
+        <w:rPr>
+          <w:rFonts w:cstheme="minorHAnsi"/>
+        </w:rPr>
+        <w:t>Missing values were identified and handled appropriately.</w:t>
+      </w:r>
+    </w:p>
+    <w:p>
+      <w:pPr>
+        <w:spacing w:line="240" w:lineRule="auto"/>
+        <w:rPr>
+          <w:rFonts w:cstheme="minorHAnsi"/>
+        </w:rPr>
+      </w:pPr>
+      <w:r>
+        <w:rPr>
+          <w:rFonts w:cstheme="minorHAnsi"/>
+        </w:rPr>
+        <w:t>Techniques applied:</w:t>
+      </w:r>
+    </w:p>
+    <w:p>
+      <w:pPr>
+        <w:numPr>
+          <w:ilvl w:val="0"/>
+          <w:numId w:val="10"/>
+        </w:numPr>
+        <w:spacing w:line="240" w:lineRule="auto"/>
+        <w:rPr>
+          <w:rFonts w:cstheme="minorHAnsi"/>
+        </w:rPr>
+      </w:pPr>
+      <w:r>
+        <w:rPr>
+          <w:rFonts w:cstheme="minorHAnsi"/>
+        </w:rPr>
+        <w:t xml:space="preserve">Dropping unnecessary columns </w:t>
+      </w:r>
+    </w:p>
+    <w:p>
+      <w:pPr>
+        <w:numPr>
+          <w:ilvl w:val="0"/>
+          <w:numId w:val="10"/>
+        </w:numPr>
+        <w:spacing w:line="240" w:lineRule="auto"/>
+        <w:rPr>
+          <w:rFonts w:cstheme="minorHAnsi"/>
+        </w:rPr>
+      </w:pPr>
+      <w:r>
+        <w:rPr>
+          <w:rFonts w:cstheme="minorHAnsi"/>
+        </w:rPr>
+        <w:t>Handling missing text values</w:t>
+      </w:r>
+    </w:p>
+    <w:p>
+      <w:pPr>
+        <w:spacing w:line="240" w:lineRule="auto"/>
+        <w:rPr>
+          <w:rFonts w:cstheme="minorHAnsi"/>
+        </w:rPr>
+      </w:pPr>
+      <w:r>
+        <w:rPr>
+          <w:rFonts w:cstheme="minorHAnsi"/>
+        </w:rPr>
+        <w:drawing>
+          <wp:inline distT="0" distB="0" distL="0" distR="0" wp14:anchorId="794FA3FA" wp14:editId="0CB5DDF2">
+            <wp:extent cx="5731510" cy="2540635"/>
+            <wp:effectExtent l="0" t="0" r="2540" b="0"/>
+            <wp:docPr id="1542310063" name="Picture 1"/>
+            <wp:cNvGraphicFramePr>
+              <a:graphicFrameLocks xmlns:a="http://schemas.openxmlformats.org/drawingml/2006/main" noChangeAspect="1"/>
+            </wp:cNvGraphicFramePr>
+            <a:graphic xmlns:a="http://schemas.openxmlformats.org/drawingml/2006/main">
+              <a:graphicData uri="http://schemas.openxmlformats.org/drawingml/2006/picture">
+                <pic:pic xmlns:pic="http://schemas.openxmlformats.org/drawingml/2006/picture">
+                  <pic:nvPicPr>
+                    <pic:cNvPr id="1542310063" name=""/>
+                    <pic:cNvPicPr/>
+                  </pic:nvPicPr>
+                  <pic:blipFill>
+                    <a:blip r:embed="rId11"/>
+                    <a:stretch>
+                      <a:fillRect/>
+                    </a:stretch>
+                  </pic:blipFill>
+                  <pic:spPr>
+                    <a:xfrm>
+                      <a:off x="0" y="0"/>
+                      <a:ext cx="5731510" cy="2540635"/>
+                    </a:xfrm>
+                    <a:prstGeom prst="rect">
+                      <a:avLst/>
+                    </a:prstGeom>
+                  </pic:spPr>
+                </pic:pic>
+              </a:graphicData>
+            </a:graphic>
+          </wp:inline>
+        </w:drawing>
+      </w:r>
+    </w:p>
+    <w:p>
+      <w:pPr>
+        <w:spacing w:line="240" w:lineRule="auto"/>
+        <w:rPr>
+          <w:rFonts w:cstheme="minorHAnsi"/>
+          <w:b/>
+          <w:bCs/>
+          <w:color w:val="4472C4" w:themeColor="accent1"/>
+          <w:sz w:val="28"/>
+          <w:szCs w:val="28"/>
+        </w:rPr>
+      </w:pPr>
+      <w:r>
+        <w:rPr>
+          <w:rFonts w:cstheme="minorHAnsi"/>
+          <w:b/>
+          <w:bCs/>
+          <w:color w:val="4472C4" w:themeColor="accent1"/>
+          <w:sz w:val="28"/>
+          <w:szCs w:val="28"/>
+        </w:rPr>
+        <w:t>Dropping Unnecessary Columns</w:t>
+      </w:r>
+    </w:p>
+    <w:p>
+      <w:pPr>
+        <w:spacing w:line="240" w:lineRule="auto"/>
+        <w:rPr>
+          <w:rFonts w:cstheme="minorHAnsi"/>
+        </w:rPr>
+      </w:pPr>
+      <w:r>
+        <w:rPr>
+          <w:rFonts w:cstheme="minorHAnsi"/>
+        </w:rPr>
+        <w:t>Irrelevant columns that did not contribute to model performance were removed.</w:t>
+      </w:r>
+    </w:p>
+    <w:p>
+      <w:pPr>
+        <w:spacing w:line="240" w:lineRule="auto"/>
+        <w:rPr>
+          <w:rFonts w:cstheme="minorHAnsi"/>
+        </w:rPr>
+      </w:pPr>
+      <w:r>
+        <w:rPr>
+          <w:rFonts w:cstheme="minorHAnsi"/>
+        </w:rPr>
+        <w:t>This helped:</w:t>
+      </w:r>
+    </w:p>
+    <w:p>
+      <w:pPr>
+        <w:numPr>
+          <w:ilvl w:val="0"/>
+          <w:numId w:val="11"/>
+        </w:numPr>
+        <w:spacing w:line="240" w:lineRule="auto"/>
+        <w:rPr>
+          <w:rFonts w:cstheme="minorHAnsi"/>
+        </w:rPr>
+      </w:pPr>
+      <w:r>
+        <w:rPr>
+          <w:rFonts w:cstheme="minorHAnsi"/>
+        </w:rPr>
+        <w:t xml:space="preserve">Reduce noise </w:t>
+      </w:r>
+    </w:p>
+    <w:p>
+      <w:pPr>
+        <w:numPr>
+          <w:ilvl w:val="0"/>
+          <w:numId w:val="11"/>
+        </w:numPr>
+        <w:spacing w:line="240" w:lineRule="auto"/>
+        <w:rPr>
+          <w:rFonts w:cstheme="minorHAnsi"/>
+        </w:rPr>
+      </w:pPr>
+      <w:r>
+        <w:rPr>
+          <w:rFonts w:cstheme="minorHAnsi"/>
+        </w:rPr>
+        <w:t>Improve model efficiency</w:t>
+      </w:r>
+    </w:p>
+    <w:p>
+      <w:pPr>
+        <w:spacing w:line="240" w:lineRule="auto"/>
+        <w:rPr>
+          <w:rFonts w:cstheme="minorHAnsi"/>
+        </w:rPr>
+      </w:pPr>
+      <w:r>
+        <w:rPr>
+          <w:rFonts w:cstheme="minorHAnsi"/>
+        </w:rPr>
+        <w:drawing>
+          <wp:inline distT="0" distB="0" distL="0" distR="0" wp14:anchorId="6B124365" wp14:editId="45C85D9E">
+            <wp:extent cx="5731510" cy="1363345"/>
+            <wp:effectExtent l="0" t="0" r="2540" b="8255"/>
+            <wp:docPr id="1509020076" name="Picture 1"/>
+            <wp:cNvGraphicFramePr>
+              <a:graphicFrameLocks xmlns:a="http://schemas.openxmlformats.org/drawingml/2006/main" noChangeAspect="1"/>
+            </wp:cNvGraphicFramePr>
+            <a:graphic xmlns:a="http://schemas.openxmlformats.org/drawingml/2006/main">
+              <a:graphicData uri="http://schemas.openxmlformats.org/drawingml/2006/picture">
+                <pic:pic xmlns:pic="http://schemas.openxmlformats.org/drawingml/2006/picture">
+                  <pic:nvPicPr>
+                    <pic:cNvPr id="1509020076" name=""/>
+                    <pic:cNvPicPr/>
+                  </pic:nvPicPr>
+                  <pic:blipFill>
+                    <a:blip r:embed="rId12"/>
+                    <a:stretch>
+                      <a:fillRect/>
+                    </a:stretch>
+                  </pic:blipFill>
+                  <pic:spPr>
+                    <a:xfrm>
+                      <a:off x="0" y="0"/>
+                      <a:ext cx="5731510" cy="1363345"/>
+                    </a:xfrm>
+                    <a:prstGeom prst="rect">
+                      <a:avLst/>
+                    </a:prstGeom>
+                  </pic:spPr>
+                </pic:pic>
+              </a:graphicData>
+            </a:graphic>
+          </wp:inline>
+        </w:drawing>
+      </w:r>
+    </w:p>
+    <w:p>
+      <w:pPr>
+        <w:spacing w:line="240" w:lineRule="auto"/>
+        <w:ind w:left="720"/>
+        <w:rPr>
+          <w:rFonts w:cstheme="minorHAnsi"/>
+        </w:rPr>
+      </w:pPr>
+    </w:p>
+    <w:p>
+      <w:pPr>
+        <w:spacing w:line="240" w:lineRule="auto"/>
+        <w:rPr>
+          <w:rFonts w:cstheme="minorHAnsi"/>
+          <w:b/>
+          <w:bCs/>
+          <w:color w:val="4472C4" w:themeColor="accent1"/>
+          <w:sz w:val="30"/>
+          <w:szCs w:val="30"/>
+        </w:rPr>
+      </w:pPr>
+      <w:r>
+        <w:rPr>
+          <w:rFonts w:cstheme="minorHAnsi"/>
+          <w:b/>
+          <w:bCs/>
+          <w:color w:val="4472C4" w:themeColor="accent1"/>
+          <w:sz w:val="30"/>
+          <w:szCs w:val="30"/>
+        </w:rPr>
+        <w:t>5.</w:t>
+      </w:r>
+      <w:r>
+        <w:rPr>
+          <w:rFonts w:cstheme="minorHAnsi"/>
+          <w:b/>
+          <w:bCs/>
+          <w:color w:val="4472C4" w:themeColor="accent1"/>
+          <w:sz w:val="30"/>
+          <w:szCs w:val="30"/>
+        </w:rPr>
+        <w:t>Exploratory Data Visualization</w:t>
+      </w:r>
+    </w:p>
+    <w:p>
+      <w:pPr>
+        <w:spacing w:line="240" w:lineRule="auto"/>
+        <w:rPr>
+          <w:rFonts w:cstheme="minorHAnsi"/>
+        </w:rPr>
+      </w:pPr>
+      <w:r>
+        <w:rPr>
+          <w:rFonts w:cstheme="minorHAnsi"/>
+        </w:rPr>
+        <w:t>Data visualization was used to analyze distributions.</w:t>
+      </w:r>
+    </w:p>
+    <w:p>
+      <w:pPr>
+        <w:spacing w:line="240" w:lineRule="auto"/>
+        <w:rPr>
+          <w:rFonts w:cstheme="minorHAnsi"/>
+        </w:rPr>
+      </w:pPr>
+      <w:r>
+        <w:rPr>
+          <w:rFonts w:cstheme="minorHAnsi"/>
+        </w:rPr>
+        <w:t>The following plots were generated:</w:t>
+      </w:r>
+    </w:p>
+    <w:p>
+      <w:pPr>
+        <w:numPr>
+          <w:ilvl w:val="0"/>
+          <w:numId w:val="12"/>
+        </w:numPr>
+        <w:spacing w:line="240" w:lineRule="auto"/>
+        <w:rPr>
+          <w:rFonts w:cstheme="minorHAnsi"/>
+        </w:rPr>
+      </w:pPr>
+      <w:r>
+        <w:rPr>
+          <w:rFonts w:cstheme="minorHAnsi"/>
+        </w:rPr>
+        <w:t xml:space="preserve">Genre distribution </w:t>
+      </w:r>
+    </w:p>
+    <w:p>
+      <w:pPr>
+        <w:numPr>
+          <w:ilvl w:val="0"/>
+          <w:numId w:val="12"/>
+        </w:numPr>
+        <w:spacing w:line="240" w:lineRule="auto"/>
+        <w:rPr>
+          <w:rFonts w:cstheme="minorHAnsi"/>
+        </w:rPr>
+      </w:pPr>
+      <w:r>
+        <w:rPr>
+          <w:rFonts w:cstheme="minorHAnsi"/>
+        </w:rPr>
+        <w:t>Feature distributions</w:t>
+      </w:r>
+    </w:p>
+    <w:p>
+      <w:pPr>
+        <w:spacing w:line="240" w:lineRule="auto"/>
+        <w:ind w:left="720"/>
+        <w:rPr>
+          <w:rFonts w:cstheme="minorHAnsi"/>
+        </w:rPr>
+      </w:pPr>
+      <w:r>
+        <w:rPr>
+          <w:rFonts w:cstheme="minorHAnsi"/>
         </w:rPr>
         <w:lastRenderedPageBreak/>
         <w:drawing>
-          <wp:inline distT="0" distB="0" distL="0" distR="0" wp14:anchorId="1B3BCA91" wp14:editId="65BF628D">
-            <wp:extent cx="5394960" cy="2621280"/>
+          <wp:inline distT="0" distB="0" distL="0" distR="0" wp14:anchorId="068AF48A" wp14:editId="23CC010A">
+            <wp:extent cx="5731510" cy="3500120"/>
+            <wp:effectExtent l="0" t="0" r="2540" b="5080"/>
+            <wp:docPr id="1461143320" name="Picture 1"/>
+            <wp:cNvGraphicFramePr>
+              <a:graphicFrameLocks xmlns:a="http://schemas.openxmlformats.org/drawingml/2006/main" noChangeAspect="1"/>
+            </wp:cNvGraphicFramePr>
+            <a:graphic xmlns:a="http://schemas.openxmlformats.org/drawingml/2006/main">
+              <a:graphicData uri="http://schemas.openxmlformats.org/drawingml/2006/picture">
+                <pic:pic xmlns:pic="http://schemas.openxmlformats.org/drawingml/2006/picture">
+                  <pic:nvPicPr>
+                    <pic:cNvPr id="1461143320" name=""/>
+                    <pic:cNvPicPr/>
+                  </pic:nvPicPr>
+                  <pic:blipFill>
+                    <a:blip r:embed="rId13"/>
+                    <a:stretch>
+                      <a:fillRect/>
+                    </a:stretch>
+                  </pic:blipFill>
+                  <pic:spPr>
+                    <a:xfrm>
+                      <a:off x="0" y="0"/>
+                      <a:ext cx="5731510" cy="3500120"/>
+                    </a:xfrm>
+                    <a:prstGeom prst="rect">
+                      <a:avLst/>
+                    </a:prstGeom>
+                  </pic:spPr>
+                </pic:pic>
+              </a:graphicData>
+            </a:graphic>
+          </wp:inline>
+        </w:drawing>
+      </w:r>
+    </w:p>
+    <w:p>
+      <w:pPr>
+        <w:spacing w:line="240" w:lineRule="auto"/>
+        <w:ind w:left="720"/>
+        <w:rPr>
+          <w:rFonts w:cstheme="minorHAnsi"/>
+        </w:rPr>
+      </w:pPr>
+      <w:r>
+        <w:rPr>
+          <w:rFonts w:cstheme="minorHAnsi"/>
+          <w:noProof/>
+        </w:rPr>
+        <w:drawing>
+          <wp:inline distT="0" distB="0" distL="0" distR="0" wp14:anchorId="3C69533F" wp14:editId="4CF8F7ED">
+            <wp:extent cx="5394960" cy="2202180"/>
             <wp:effectExtent l="0" t="0" r="0" b="7620"/>
             <wp:docPr id="1974592308" name="Picture 1"/>
             <wp:cNvGraphicFramePr>
@@ -466,7 +1389,7 @@
                     </pic:cNvPicPr>
                   </pic:nvPicPr>
                   <pic:blipFill>
-                    <a:blip r:embed="rId7">
+                    <a:blip r:embed="rId14">
                       <a:extLst>
                         <a:ext uri="{28A0092B-C50C-407E-A947-70E740481C1C}">
                           <a14:useLocalDpi xmlns:a14="http://schemas.microsoft.com/office/drawing/2010/main" val="0"/>
@@ -481,7 +1404,7 @@
                   <pic:spPr bwMode="auto">
                     <a:xfrm>
                       <a:off x="0" y="0"/>
-                      <a:ext cx="5394960" cy="2621280"/>
+                      <a:ext cx="5394960" cy="2202180"/>
                     </a:xfrm>
                     <a:prstGeom prst="rect">
                       <a:avLst/>
@@ -497,15 +1420,447 @@
           </wp:inline>
         </w:drawing>
       </w:r>
-      <w:r>
-        <w:rPr>
-          <w:noProof/>
+    </w:p>
+    <w:p>
+      <w:pPr>
+        <w:spacing w:line="240" w:lineRule="auto"/>
+        <w:rPr>
+          <w:rFonts w:cstheme="minorHAnsi"/>
+          <w:b/>
+          <w:bCs/>
+          <w:color w:val="4472C4" w:themeColor="accent1"/>
+          <w:sz w:val="30"/>
+          <w:szCs w:val="30"/>
+        </w:rPr>
+      </w:pPr>
+      <w:r>
+        <w:rPr>
+          <w:rFonts w:cstheme="minorHAnsi"/>
+          <w:b/>
+          <w:bCs/>
+          <w:color w:val="4472C4" w:themeColor="accent1"/>
+          <w:sz w:val="30"/>
+          <w:szCs w:val="30"/>
+        </w:rPr>
+        <w:t>6.</w:t>
+      </w:r>
+      <w:r>
+        <w:rPr>
+          <w:rFonts w:cstheme="minorHAnsi"/>
+          <w:b/>
+          <w:bCs/>
+          <w:color w:val="4472C4" w:themeColor="accent1"/>
+          <w:sz w:val="30"/>
+          <w:szCs w:val="30"/>
+        </w:rPr>
+        <w:t>Correlation Analysis</w:t>
+      </w:r>
+    </w:p>
+    <w:p>
+      <w:pPr>
+        <w:spacing w:line="240" w:lineRule="auto"/>
+        <w:rPr>
+          <w:rFonts w:cstheme="minorHAnsi"/>
+        </w:rPr>
+      </w:pPr>
+      <w:r>
+        <w:rPr>
+          <w:rFonts w:cstheme="minorHAnsi"/>
+        </w:rPr>
+        <w:t>Correlation analysis was evaluated but not applied.</w:t>
+      </w:r>
+    </w:p>
+    <w:p>
+      <w:pPr>
+        <w:spacing w:line="240" w:lineRule="auto"/>
+        <w:rPr>
+          <w:rFonts w:cstheme="minorHAnsi"/>
+        </w:rPr>
+      </w:pPr>
+      <w:r>
+        <w:rPr>
+          <w:rFonts w:cstheme="minorHAnsi"/>
+        </w:rPr>
+        <w:t>Reason:</w:t>
+      </w:r>
+    </w:p>
+    <w:p>
+      <w:pPr>
+        <w:spacing w:line="240" w:lineRule="auto"/>
+        <w:rPr>
+          <w:rFonts w:cstheme="minorHAnsi"/>
+        </w:rPr>
+      </w:pPr>
+      <w:r>
+        <w:rPr>
+          <w:rFonts w:cstheme="minorHAnsi"/>
+        </w:rPr>
+        <w:t>The dataset contains only one primary numerical feature:</w:t>
+      </w:r>
+      <w:r>
+        <w:rPr>
+          <w:rFonts w:cstheme="minorHAnsi"/>
+        </w:rPr>
+        <w:t xml:space="preserve"> </w:t>
+      </w:r>
+      <w:r>
+        <w:rPr>
+          <w:rFonts w:cstheme="minorHAnsi"/>
+        </w:rPr>
+        <w:t>release_year</w:t>
+      </w:r>
+    </w:p>
+    <w:p>
+      <w:pPr>
+        <w:spacing w:line="240" w:lineRule="auto"/>
+        <w:rPr>
+          <w:rFonts w:cstheme="minorHAnsi"/>
+        </w:rPr>
+      </w:pPr>
+      <w:r>
+        <w:rPr>
+          <w:rFonts w:cstheme="minorHAnsi"/>
+        </w:rPr>
+        <w:t>Since correlation requires multiple numerical variables, performing correlation analysis would not provide meaningful insights.</w:t>
+      </w:r>
+    </w:p>
+    <w:p>
+      <w:pPr>
+        <w:spacing w:line="240" w:lineRule="auto"/>
+        <w:rPr>
+          <w:rFonts w:cstheme="minorHAnsi"/>
+        </w:rPr>
+      </w:pPr>
+    </w:p>
+    <w:p>
+      <w:pPr>
+        <w:spacing w:line="240" w:lineRule="auto"/>
+        <w:rPr>
+          <w:rFonts w:cstheme="minorHAnsi"/>
+          <w:b/>
+          <w:bCs/>
+          <w:color w:val="4472C4" w:themeColor="accent1"/>
+          <w:sz w:val="30"/>
+          <w:szCs w:val="30"/>
+        </w:rPr>
+      </w:pPr>
+      <w:r>
+        <w:rPr>
+          <w:rFonts w:cstheme="minorHAnsi"/>
+          <w:b/>
+          <w:bCs/>
+          <w:color w:val="4472C4" w:themeColor="accent1"/>
+          <w:sz w:val="30"/>
+          <w:szCs w:val="30"/>
+        </w:rPr>
+        <w:t>7.</w:t>
+      </w:r>
+      <w:r>
+        <w:rPr>
+          <w:rFonts w:cstheme="minorHAnsi"/>
+          <w:b/>
+          <w:bCs/>
+          <w:color w:val="4472C4" w:themeColor="accent1"/>
+          <w:sz w:val="30"/>
+          <w:szCs w:val="30"/>
+        </w:rPr>
+        <w:t>Target Variable Selection</w:t>
+      </w:r>
+    </w:p>
+    <w:p>
+      <w:pPr>
+        <w:spacing w:line="240" w:lineRule="auto"/>
+        <w:rPr>
+          <w:rFonts w:cstheme="minorHAnsi"/>
+        </w:rPr>
+      </w:pPr>
+      <w:r>
+        <w:rPr>
+          <w:rFonts w:cstheme="minorHAnsi"/>
+        </w:rPr>
+        <w:t>The target variable selected for classification was:</w:t>
+      </w:r>
+      <w:r>
+        <w:rPr>
+          <w:rFonts w:cstheme="minorHAnsi"/>
+        </w:rPr>
+        <w:t xml:space="preserve"> </w:t>
+      </w:r>
+      <w:r>
+        <w:rPr>
+          <w:rFonts w:cstheme="minorHAnsi"/>
+        </w:rPr>
+        <w:t>genre</w:t>
+      </w:r>
+    </w:p>
+    <w:p>
+      <w:pPr>
+        <w:spacing w:line="240" w:lineRule="auto"/>
+        <w:rPr>
+          <w:rFonts w:cstheme="minorHAnsi"/>
+        </w:rPr>
+      </w:pPr>
+      <w:r>
+        <w:rPr>
+          <w:rFonts w:cstheme="minorHAnsi"/>
+        </w:rPr>
+        <w:t>This variable represents the category to be predicted.</w:t>
+      </w:r>
+    </w:p>
+    <w:p>
+      <w:pPr>
+        <w:spacing w:line="240" w:lineRule="auto"/>
+        <w:rPr>
+          <w:rFonts w:cstheme="minorHAnsi"/>
+          <w:b/>
+          <w:bCs/>
+          <w:color w:val="4472C4" w:themeColor="accent1"/>
+          <w:sz w:val="30"/>
+          <w:szCs w:val="30"/>
+        </w:rPr>
+      </w:pPr>
+      <w:r>
+        <w:rPr>
+          <w:rFonts w:cstheme="minorHAnsi"/>
+          <w:b/>
+          <w:bCs/>
+          <w:color w:val="4472C4" w:themeColor="accent1"/>
+          <w:sz w:val="30"/>
+          <w:szCs w:val="30"/>
+        </w:rPr>
+        <w:lastRenderedPageBreak/>
+        <w:t>8.</w:t>
+      </w:r>
+      <w:r>
+        <w:rPr>
+          <w:rFonts w:cstheme="minorHAnsi"/>
+          <w:b/>
+          <w:bCs/>
+          <w:color w:val="4472C4" w:themeColor="accent1"/>
+          <w:sz w:val="30"/>
+          <w:szCs w:val="30"/>
+        </w:rPr>
+        <w:t>Splitting Features and Target</w:t>
+      </w:r>
+    </w:p>
+    <w:p>
+      <w:pPr>
+        <w:spacing w:line="240" w:lineRule="auto"/>
+        <w:rPr>
+          <w:rFonts w:cstheme="minorHAnsi"/>
+        </w:rPr>
+      </w:pPr>
+      <w:r>
+        <w:rPr>
+          <w:rFonts w:cstheme="minorHAnsi"/>
+        </w:rPr>
+        <w:t>Features (X) and target (y) were separated.</w:t>
+      </w:r>
+    </w:p>
+    <w:p>
+      <w:pPr>
+        <w:spacing w:line="240" w:lineRule="auto"/>
+        <w:rPr>
+          <w:rFonts w:cstheme="minorHAnsi"/>
+        </w:rPr>
+      </w:pPr>
+      <w:r>
+        <w:rPr>
+          <w:rFonts w:cstheme="minorHAnsi"/>
+        </w:rPr>
+        <w:t>X → Text Features</w:t>
+      </w:r>
+      <w:r>
+        <w:rPr>
+          <w:rFonts w:cstheme="minorHAnsi"/>
+        </w:rPr>
+        <w:br/>
+        <w:t>y → Genre</w:t>
+      </w:r>
+    </w:p>
+    <w:p>
+      <w:pPr>
+        <w:spacing w:line="240" w:lineRule="auto"/>
+        <w:rPr>
+          <w:rFonts w:cstheme="minorHAnsi"/>
+        </w:rPr>
+      </w:pPr>
+      <w:r>
+        <w:rPr>
+          <w:rFonts w:cstheme="minorHAnsi"/>
+        </w:rPr>
+        <w:t>This step prepared the data for model training.</w:t>
+      </w:r>
+    </w:p>
+    <w:p>
+      <w:pPr>
+        <w:spacing w:line="240" w:lineRule="auto"/>
+        <w:rPr>
+          <w:rFonts w:cstheme="minorHAnsi"/>
+          <w:b/>
+          <w:bCs/>
+          <w:color w:val="4472C4" w:themeColor="accent1"/>
+          <w:sz w:val="30"/>
+          <w:szCs w:val="30"/>
+        </w:rPr>
+      </w:pPr>
+      <w:r>
+        <w:rPr>
+          <w:rFonts w:cstheme="minorHAnsi"/>
+          <w:b/>
+          <w:bCs/>
+          <w:color w:val="4472C4" w:themeColor="accent1"/>
+          <w:sz w:val="30"/>
+          <w:szCs w:val="30"/>
+        </w:rPr>
+        <w:t>9.</w:t>
+      </w:r>
+      <w:r>
+        <w:rPr>
+          <w:rFonts w:cstheme="minorHAnsi"/>
+          <w:b/>
+          <w:bCs/>
+          <w:color w:val="4472C4" w:themeColor="accent1"/>
+          <w:sz w:val="30"/>
+          <w:szCs w:val="30"/>
+        </w:rPr>
+        <w:t>Text Vectorization using TF-IDF</w:t>
+      </w:r>
+    </w:p>
+    <w:p>
+      <w:pPr>
+        <w:spacing w:line="240" w:lineRule="auto"/>
+        <w:rPr>
+          <w:rFonts w:cstheme="minorHAnsi"/>
+        </w:rPr>
+      </w:pPr>
+      <w:r>
+        <w:rPr>
+          <w:rFonts w:cstheme="minorHAnsi"/>
+        </w:rPr>
+        <w:t>Text features were transformed using:</w:t>
+      </w:r>
+    </w:p>
+    <w:p>
+      <w:pPr>
+        <w:spacing w:line="240" w:lineRule="auto"/>
+        <w:rPr>
+          <w:rFonts w:cstheme="minorHAnsi"/>
+        </w:rPr>
+      </w:pPr>
+      <w:r>
+        <w:rPr>
+          <w:rFonts w:cstheme="minorHAnsi"/>
+        </w:rPr>
+        <w:t>TF-IDF (Term Frequency–Inverse Document Frequency)</w:t>
+      </w:r>
+    </w:p>
+    <w:p>
+      <w:pPr>
+        <w:spacing w:line="240" w:lineRule="auto"/>
+        <w:rPr>
+          <w:rFonts w:cstheme="minorHAnsi"/>
+        </w:rPr>
+      </w:pPr>
+      <w:r>
+        <w:rPr>
+          <w:rFonts w:cstheme="minorHAnsi"/>
+        </w:rPr>
+        <w:t>TF-IDF converts textual data into numerical vectors based on word importance.</w:t>
+      </w:r>
+    </w:p>
+    <w:p>
+      <w:pPr>
+        <w:spacing w:line="240" w:lineRule="auto"/>
+        <w:rPr>
+          <w:rFonts w:cstheme="minorHAnsi"/>
+        </w:rPr>
+      </w:pPr>
+      <w:r>
+        <w:rPr>
+          <w:rFonts w:cstheme="minorHAnsi"/>
+        </w:rPr>
+        <w:t>Advantages:</w:t>
+      </w:r>
+    </w:p>
+    <w:p>
+      <w:pPr>
+        <w:numPr>
+          <w:ilvl w:val="0"/>
+          <w:numId w:val="13"/>
+        </w:numPr>
+        <w:spacing w:line="240" w:lineRule="auto"/>
+        <w:rPr>
+          <w:rFonts w:cstheme="minorHAnsi"/>
+        </w:rPr>
+      </w:pPr>
+      <w:r>
+        <w:rPr>
+          <w:rFonts w:cstheme="minorHAnsi"/>
+        </w:rPr>
+        <w:t xml:space="preserve">Captures important keywords </w:t>
+      </w:r>
+    </w:p>
+    <w:p>
+      <w:pPr>
+        <w:numPr>
+          <w:ilvl w:val="0"/>
+          <w:numId w:val="13"/>
+        </w:numPr>
+        <w:spacing w:line="240" w:lineRule="auto"/>
+        <w:rPr>
+          <w:rFonts w:cstheme="minorHAnsi"/>
+        </w:rPr>
+      </w:pPr>
+      <w:r>
+        <w:rPr>
+          <w:rFonts w:cstheme="minorHAnsi"/>
+          <w:b/>
+          <w:bCs/>
+        </w:rPr>
+        <w:t>Works</w:t>
+      </w:r>
+      <w:r>
+        <w:rPr>
+          <w:rFonts w:cstheme="minorHAnsi"/>
+        </w:rPr>
+        <w:t xml:space="preserve"> well for text classification </w:t>
+      </w:r>
+    </w:p>
+    <w:p>
+      <w:pPr>
+        <w:numPr>
+          <w:ilvl w:val="0"/>
+          <w:numId w:val="13"/>
+        </w:numPr>
+        <w:spacing w:line="240" w:lineRule="auto"/>
+        <w:rPr>
+          <w:rFonts w:cstheme="minorHAnsi"/>
+        </w:rPr>
+      </w:pPr>
+      <w:r>
+        <w:rPr>
+          <w:rFonts w:cstheme="minorHAnsi"/>
+        </w:rPr>
+        <w:t>Handles large vocabulary efficiently</w:t>
+      </w:r>
+    </w:p>
+    <w:p>
+      <w:pPr>
+        <w:spacing w:line="240" w:lineRule="auto"/>
+        <w:rPr>
+          <w:rFonts w:cstheme="minorHAnsi"/>
+        </w:rPr>
+      </w:pPr>
+      <w:r>
+        <w:rPr>
+          <w:rFonts w:cstheme="minorHAnsi"/>
         </w:rPr>
         <w:drawing>
-          <wp:inline distT="0" distB="0" distL="0" distR="0" wp14:anchorId="490B0565" wp14:editId="095DDD28">
-            <wp:extent cx="5731510" cy="2552700"/>
-            <wp:effectExtent l="0" t="0" r="2540" b="0"/>
-            <wp:docPr id="485393535" name="Picture 2"/>
+          <wp:inline distT="0" distB="0" distL="0" distR="0" wp14:anchorId="344CE82D" wp14:editId="79577D7F">
+            <wp:extent cx="5731510" cy="1216025"/>
+            <wp:effectExtent l="0" t="0" r="2540" b="3175"/>
+            <wp:docPr id="1563773378" name="Picture 1"/>
             <wp:cNvGraphicFramePr>
               <a:graphicFrameLocks xmlns:a="http://schemas.openxmlformats.org/drawingml/2006/main" noChangeAspect="1"/>
             </wp:cNvGraphicFramePr>
@@ -513,36 +1868,23 @@
               <a:graphicData uri="http://schemas.openxmlformats.org/drawingml/2006/picture">
                 <pic:pic xmlns:pic="http://schemas.openxmlformats.org/drawingml/2006/picture">
                   <pic:nvPicPr>
-                    <pic:cNvPr id="0" name="Picture 3"/>
-                    <pic:cNvPicPr>
-                      <a:picLocks noChangeAspect="1" noChangeArrowheads="1"/>
-                    </pic:cNvPicPr>
+                    <pic:cNvPr id="1563773378" name=""/>
+                    <pic:cNvPicPr/>
                   </pic:nvPicPr>
                   <pic:blipFill>
-                    <a:blip r:embed="rId8">
-                      <a:extLst>
-                        <a:ext uri="{28A0092B-C50C-407E-A947-70E740481C1C}">
-                          <a14:useLocalDpi xmlns:a14="http://schemas.microsoft.com/office/drawing/2010/main" val="0"/>
-                        </a:ext>
-                      </a:extLst>
-                    </a:blip>
-                    <a:srcRect/>
+                    <a:blip r:embed="rId15"/>
                     <a:stretch>
                       <a:fillRect/>
                     </a:stretch>
                   </pic:blipFill>
-                  <pic:spPr bwMode="auto">
+                  <pic:spPr>
                     <a:xfrm>
                       <a:off x="0" y="0"/>
-                      <a:ext cx="5731510" cy="2552700"/>
+                      <a:ext cx="5731510" cy="1216025"/>
                     </a:xfrm>
                     <a:prstGeom prst="rect">
                       <a:avLst/>
                     </a:prstGeom>
-                    <a:noFill/>
-                    <a:ln>
-                      <a:noFill/>
-                    </a:ln>
                   </pic:spPr>
                 </pic:pic>
               </a:graphicData>
@@ -554,16 +1896,721 @@
     <w:p>
       <w:pPr>
         <w:spacing w:line="240" w:lineRule="auto"/>
-      </w:pPr>
-      <w:r>
-        <w:rPr>
-          <w:noProof/>
+        <w:rPr>
+          <w:rFonts w:cstheme="minorHAnsi"/>
+        </w:rPr>
+      </w:pPr>
+    </w:p>
+    <w:p>
+      <w:pPr>
+        <w:spacing w:line="240" w:lineRule="auto"/>
+        <w:rPr>
+          <w:rFonts w:cstheme="minorHAnsi"/>
+          <w:b/>
+          <w:bCs/>
+          <w:color w:val="4472C4" w:themeColor="accent1"/>
+          <w:sz w:val="30"/>
+          <w:szCs w:val="30"/>
+        </w:rPr>
+      </w:pPr>
+      <w:r>
+        <w:rPr>
+          <w:rFonts w:cstheme="minorHAnsi"/>
+          <w:b/>
+          <w:bCs/>
+          <w:color w:val="4472C4" w:themeColor="accent1"/>
+          <w:sz w:val="30"/>
+          <w:szCs w:val="30"/>
+        </w:rPr>
+        <w:t>10.</w:t>
+      </w:r>
+      <w:r>
+        <w:rPr>
+          <w:rFonts w:cstheme="minorHAnsi"/>
+          <w:b/>
+          <w:bCs/>
+          <w:color w:val="4472C4" w:themeColor="accent1"/>
+          <w:sz w:val="30"/>
+          <w:szCs w:val="30"/>
+        </w:rPr>
+        <w:t>Feature Scaling Decision</w:t>
+      </w:r>
+    </w:p>
+    <w:p>
+      <w:pPr>
+        <w:spacing w:line="240" w:lineRule="auto"/>
+        <w:rPr>
+          <w:rFonts w:cstheme="minorHAnsi"/>
+        </w:rPr>
+      </w:pPr>
+      <w:r>
+        <w:rPr>
+          <w:rFonts w:cstheme="minorHAnsi"/>
+        </w:rPr>
+        <w:t>Feature scaling was not applied.</w:t>
+      </w:r>
+    </w:p>
+    <w:p>
+      <w:pPr>
+        <w:spacing w:line="240" w:lineRule="auto"/>
+        <w:rPr>
+          <w:rFonts w:cstheme="minorHAnsi"/>
+        </w:rPr>
+      </w:pPr>
+      <w:r>
+        <w:rPr>
+          <w:rFonts w:cstheme="minorHAnsi"/>
+        </w:rPr>
+        <w:t>Reason:</w:t>
+      </w:r>
+    </w:p>
+    <w:p>
+      <w:pPr>
+        <w:spacing w:line="240" w:lineRule="auto"/>
+        <w:rPr>
+          <w:rFonts w:cstheme="minorHAnsi"/>
+        </w:rPr>
+      </w:pPr>
+      <w:r>
+        <w:rPr>
+          <w:rFonts w:cstheme="minorHAnsi"/>
+        </w:rPr>
+        <w:t>TF-IDF inherently normalizes feature values, making additional scaling unnecessary.</w:t>
+      </w:r>
+    </w:p>
+    <w:p>
+      <w:pPr>
+        <w:spacing w:line="240" w:lineRule="auto"/>
+        <w:rPr>
+          <w:rFonts w:cstheme="minorHAnsi"/>
+        </w:rPr>
+      </w:pPr>
+      <w:r>
+        <w:rPr>
+          <w:rFonts w:cstheme="minorHAnsi"/>
+        </w:rPr>
+        <w:t>Additionally:</w:t>
+      </w:r>
+    </w:p>
+    <w:p>
+      <w:pPr>
+        <w:numPr>
+          <w:ilvl w:val="0"/>
+          <w:numId w:val="14"/>
+        </w:numPr>
+        <w:spacing w:line="240" w:lineRule="auto"/>
+        <w:rPr>
+          <w:rFonts w:cstheme="minorHAnsi"/>
+        </w:rPr>
+      </w:pPr>
+      <w:r>
+        <w:rPr>
+          <w:rFonts w:cstheme="minorHAnsi"/>
+        </w:rPr>
+        <w:t xml:space="preserve">Logistic Regression </w:t>
+      </w:r>
+    </w:p>
+    <w:p>
+      <w:pPr>
+        <w:numPr>
+          <w:ilvl w:val="0"/>
+          <w:numId w:val="14"/>
+        </w:numPr>
+        <w:spacing w:line="240" w:lineRule="auto"/>
+        <w:rPr>
+          <w:rFonts w:cstheme="minorHAnsi"/>
+        </w:rPr>
+      </w:pPr>
+      <w:r>
+        <w:rPr>
+          <w:rFonts w:cstheme="minorHAnsi"/>
+        </w:rPr>
+        <w:t xml:space="preserve">Linear SVM </w:t>
+      </w:r>
+    </w:p>
+    <w:p>
+      <w:pPr>
+        <w:spacing w:line="240" w:lineRule="auto"/>
+        <w:rPr>
+          <w:rFonts w:cstheme="minorHAnsi"/>
+        </w:rPr>
+      </w:pPr>
+      <w:r>
+        <w:rPr>
+          <w:rFonts w:cstheme="minorHAnsi"/>
+        </w:rPr>
+        <w:t>both work effectively with TF-IDF features.</w:t>
+      </w:r>
+    </w:p>
+    <w:p>
+      <w:pPr>
+        <w:spacing w:line="240" w:lineRule="auto"/>
+        <w:rPr>
+          <w:rFonts w:cstheme="minorHAnsi"/>
+          <w:b/>
+          <w:bCs/>
+          <w:color w:val="4472C4" w:themeColor="accent1"/>
+          <w:sz w:val="30"/>
+          <w:szCs w:val="30"/>
+        </w:rPr>
+      </w:pPr>
+      <w:r>
+        <w:rPr>
+          <w:rFonts w:cstheme="minorHAnsi"/>
+          <w:b/>
+          <w:bCs/>
+          <w:color w:val="4472C4" w:themeColor="accent1"/>
+          <w:sz w:val="30"/>
+          <w:szCs w:val="30"/>
+        </w:rPr>
+        <w:t xml:space="preserve"> </w:t>
+      </w:r>
+      <w:r>
+        <w:rPr>
+          <w:rFonts w:cstheme="minorHAnsi"/>
+          <w:b/>
+          <w:bCs/>
+          <w:color w:val="4472C4" w:themeColor="accent1"/>
+          <w:sz w:val="30"/>
+          <w:szCs w:val="30"/>
+        </w:rPr>
+        <w:t>11.</w:t>
+      </w:r>
+      <w:r>
+        <w:rPr>
+          <w:rFonts w:cstheme="minorHAnsi"/>
+          <w:b/>
+          <w:bCs/>
+          <w:color w:val="4472C4" w:themeColor="accent1"/>
+          <w:sz w:val="30"/>
+          <w:szCs w:val="30"/>
+        </w:rPr>
+        <w:t>Train-Test Split</w:t>
+      </w:r>
+    </w:p>
+    <w:p>
+      <w:pPr>
+        <w:spacing w:line="240" w:lineRule="auto"/>
+        <w:rPr>
+          <w:rFonts w:cstheme="minorHAnsi"/>
+        </w:rPr>
+      </w:pPr>
+      <w:r>
+        <w:rPr>
+          <w:rFonts w:cstheme="minorHAnsi"/>
+        </w:rPr>
+        <w:t>The dataset was divided into:</w:t>
+      </w:r>
+    </w:p>
+    <w:p>
+      <w:pPr>
+        <w:spacing w:line="240" w:lineRule="auto"/>
+        <w:rPr>
+          <w:rFonts w:cstheme="minorHAnsi"/>
+        </w:rPr>
+      </w:pPr>
+      <w:r>
+        <w:rPr>
+          <w:rFonts w:cstheme="minorHAnsi"/>
+        </w:rPr>
+        <w:t>Training Set → 80%</w:t>
+      </w:r>
+      <w:r>
+        <w:rPr>
+          <w:rFonts w:cstheme="minorHAnsi"/>
+        </w:rPr>
+        <w:br/>
+        <w:t>Testing Set → 20%</w:t>
+      </w:r>
+    </w:p>
+    <w:p>
+      <w:pPr>
+        <w:spacing w:line="240" w:lineRule="auto"/>
+        <w:rPr>
+          <w:rFonts w:cstheme="minorHAnsi"/>
+        </w:rPr>
+      </w:pPr>
+      <w:r>
+        <w:rPr>
+          <w:rFonts w:cstheme="minorHAnsi"/>
+        </w:rPr>
+        <w:lastRenderedPageBreak/>
+        <w:t>This ensured that models were evaluated on unseen data.</w:t>
+      </w:r>
+    </w:p>
+    <w:p>
+      <w:pPr>
+        <w:spacing w:line="240" w:lineRule="auto"/>
+        <w:rPr>
+          <w:rFonts w:cstheme="minorHAnsi"/>
+          <w:b/>
+          <w:bCs/>
+          <w:color w:val="4472C4" w:themeColor="accent1"/>
+          <w:sz w:val="30"/>
+          <w:szCs w:val="30"/>
+        </w:rPr>
+      </w:pPr>
+      <w:r>
+        <w:rPr>
+          <w:rFonts w:cstheme="minorHAnsi"/>
+          <w:b/>
+          <w:bCs/>
+          <w:color w:val="4472C4" w:themeColor="accent1"/>
+          <w:sz w:val="30"/>
+          <w:szCs w:val="30"/>
+        </w:rPr>
+        <w:t>12.</w:t>
+      </w:r>
+      <w:r>
+        <w:rPr>
+          <w:rFonts w:cstheme="minorHAnsi"/>
+          <w:b/>
+          <w:bCs/>
+          <w:color w:val="4472C4" w:themeColor="accent1"/>
+          <w:sz w:val="30"/>
+          <w:szCs w:val="30"/>
+        </w:rPr>
+        <w:t>Model Training</w:t>
+      </w:r>
+    </w:p>
+    <w:p>
+      <w:pPr>
+        <w:spacing w:line="240" w:lineRule="auto"/>
+        <w:rPr>
+          <w:rFonts w:cstheme="minorHAnsi"/>
+        </w:rPr>
+      </w:pPr>
+      <w:r>
+        <w:rPr>
+          <w:rFonts w:cstheme="minorHAnsi"/>
+        </w:rPr>
+        <w:t>Two machine learning models were trained:</w:t>
+      </w:r>
+    </w:p>
+    <w:p>
+      <w:pPr>
+        <w:spacing w:line="240" w:lineRule="auto"/>
+        <w:rPr>
+          <w:rFonts w:cstheme="minorHAnsi"/>
+        </w:rPr>
+      </w:pPr>
+      <w:r>
+        <w:rPr>
+          <w:rFonts w:cstheme="minorHAnsi"/>
+        </w:rPr>
+        <w:pict w14:anchorId="5EE74C63">
+          <v:rect id="_x0000_i1052" style="width:0;height:1.5pt" o:hralign="center" o:hrstd="t" o:hr="t" fillcolor="#a0a0a0" stroked="f"/>
+        </w:pict>
+      </w:r>
+    </w:p>
+    <w:p>
+      <w:pPr>
+        <w:spacing w:line="240" w:lineRule="auto"/>
+        <w:rPr>
+          <w:rFonts w:cstheme="minorHAnsi"/>
+          <w:b/>
+          <w:bCs/>
+          <w:color w:val="4472C4" w:themeColor="accent1"/>
+          <w:sz w:val="28"/>
+          <w:szCs w:val="28"/>
+        </w:rPr>
+      </w:pPr>
+      <w:r>
+        <w:rPr>
+          <w:rFonts w:cstheme="minorHAnsi"/>
+          <w:b/>
+          <w:bCs/>
+          <w:color w:val="4472C4" w:themeColor="accent1"/>
+          <w:sz w:val="28"/>
+          <w:szCs w:val="28"/>
+        </w:rPr>
+        <w:t>Logistic Regression</w:t>
+      </w:r>
+    </w:p>
+    <w:p>
+      <w:pPr>
+        <w:spacing w:line="240" w:lineRule="auto"/>
+        <w:rPr>
+          <w:rFonts w:cstheme="minorHAnsi"/>
+        </w:rPr>
+      </w:pPr>
+      <w:r>
+        <w:rPr>
+          <w:rFonts w:cstheme="minorHAnsi"/>
+        </w:rPr>
+        <w:t>Logistic Regression was used as a baseline model.</w:t>
+      </w:r>
+    </w:p>
+    <w:p>
+      <w:pPr>
+        <w:spacing w:line="240" w:lineRule="auto"/>
+        <w:rPr>
+          <w:rFonts w:cstheme="minorHAnsi"/>
+        </w:rPr>
+      </w:pPr>
+      <w:r>
+        <w:rPr>
+          <w:rFonts w:cstheme="minorHAnsi"/>
+        </w:rPr>
+        <w:t>Advantages:</w:t>
+      </w:r>
+    </w:p>
+    <w:p>
+      <w:pPr>
+        <w:numPr>
+          <w:ilvl w:val="0"/>
+          <w:numId w:val="16"/>
+        </w:numPr>
+        <w:spacing w:line="240" w:lineRule="auto"/>
+        <w:rPr>
+          <w:rFonts w:cstheme="minorHAnsi"/>
+        </w:rPr>
+      </w:pPr>
+      <w:r>
+        <w:rPr>
+          <w:rFonts w:cstheme="minorHAnsi"/>
+        </w:rPr>
+        <w:t xml:space="preserve">Fast training </w:t>
+      </w:r>
+    </w:p>
+    <w:p>
+      <w:pPr>
+        <w:numPr>
+          <w:ilvl w:val="0"/>
+          <w:numId w:val="16"/>
+        </w:numPr>
+        <w:spacing w:line="240" w:lineRule="auto"/>
+        <w:rPr>
+          <w:rFonts w:cstheme="minorHAnsi"/>
+        </w:rPr>
+      </w:pPr>
+      <w:r>
+        <w:rPr>
+          <w:rFonts w:cstheme="minorHAnsi"/>
+        </w:rPr>
+        <w:t xml:space="preserve">Interpretable </w:t>
+      </w:r>
+    </w:p>
+    <w:p>
+      <w:pPr>
+        <w:numPr>
+          <w:ilvl w:val="0"/>
+          <w:numId w:val="16"/>
+        </w:numPr>
+        <w:spacing w:line="240" w:lineRule="auto"/>
+        <w:rPr>
+          <w:rFonts w:cstheme="minorHAnsi"/>
+        </w:rPr>
+      </w:pPr>
+      <w:r>
+        <w:rPr>
+          <w:rFonts w:cstheme="minorHAnsi"/>
+        </w:rPr>
+        <w:t xml:space="preserve">Suitable for text classification </w:t>
+      </w:r>
+    </w:p>
+    <w:p>
+      <w:pPr>
+        <w:spacing w:line="240" w:lineRule="auto"/>
+        <w:rPr>
+          <w:rFonts w:cstheme="minorHAnsi"/>
+        </w:rPr>
+      </w:pPr>
+      <w:r>
+        <w:rPr>
+          <w:rFonts w:cstheme="minorHAnsi"/>
+        </w:rPr>
+        <w:pict w14:anchorId="6A6A4F2C">
+          <v:rect id="_x0000_i1053" style="width:0;height:1.5pt" o:hralign="center" o:hrstd="t" o:hr="t" fillcolor="#a0a0a0" stroked="f"/>
+        </w:pict>
+      </w:r>
+    </w:p>
+    <w:p>
+      <w:pPr>
+        <w:spacing w:line="240" w:lineRule="auto"/>
+        <w:rPr>
+          <w:rFonts w:cstheme="minorHAnsi"/>
+          <w:b/>
+          <w:bCs/>
+          <w:color w:val="4472C4" w:themeColor="accent1"/>
+          <w:sz w:val="28"/>
+          <w:szCs w:val="28"/>
+        </w:rPr>
+      </w:pPr>
+      <w:r>
+        <w:rPr>
+          <w:rFonts w:cstheme="minorHAnsi"/>
+          <w:b/>
+          <w:bCs/>
+          <w:color w:val="4472C4" w:themeColor="accent1"/>
+          <w:sz w:val="28"/>
+          <w:szCs w:val="28"/>
+        </w:rPr>
+        <w:t>Linear Support Vector Machine (Linear SVM)</w:t>
+      </w:r>
+    </w:p>
+    <w:p>
+      <w:pPr>
+        <w:spacing w:line="240" w:lineRule="auto"/>
+        <w:rPr>
+          <w:rFonts w:cstheme="minorHAnsi"/>
+        </w:rPr>
+      </w:pPr>
+      <w:r>
+        <w:rPr>
+          <w:rFonts w:cstheme="minorHAnsi"/>
+        </w:rPr>
+        <w:t>Linear SVM was selected because:</w:t>
+      </w:r>
+    </w:p>
+    <w:p>
+      <w:pPr>
+        <w:numPr>
+          <w:ilvl w:val="0"/>
+          <w:numId w:val="17"/>
+        </w:numPr>
+        <w:spacing w:line="240" w:lineRule="auto"/>
+        <w:rPr>
+          <w:rFonts w:cstheme="minorHAnsi"/>
+        </w:rPr>
+      </w:pPr>
+      <w:r>
+        <w:rPr>
+          <w:rFonts w:cstheme="minorHAnsi"/>
+        </w:rPr>
+        <w:t xml:space="preserve">Performs well with sparse TF-IDF data </w:t>
+      </w:r>
+    </w:p>
+    <w:p>
+      <w:pPr>
+        <w:numPr>
+          <w:ilvl w:val="0"/>
+          <w:numId w:val="17"/>
+        </w:numPr>
+        <w:spacing w:line="240" w:lineRule="auto"/>
+        <w:rPr>
+          <w:rFonts w:cstheme="minorHAnsi"/>
+        </w:rPr>
+      </w:pPr>
+      <w:r>
+        <w:rPr>
+          <w:rFonts w:cstheme="minorHAnsi"/>
+        </w:rPr>
+        <w:t xml:space="preserve">Handles high-dimensional features </w:t>
+      </w:r>
+    </w:p>
+    <w:p>
+      <w:pPr>
+        <w:numPr>
+          <w:ilvl w:val="0"/>
+          <w:numId w:val="17"/>
+        </w:numPr>
+        <w:spacing w:line="240" w:lineRule="auto"/>
+        <w:rPr>
+          <w:rFonts w:cstheme="minorHAnsi"/>
+        </w:rPr>
+      </w:pPr>
+      <w:r>
+        <w:rPr>
+          <w:rFonts w:cstheme="minorHAnsi"/>
+        </w:rPr>
+        <w:t xml:space="preserve">Produces strong classification results </w:t>
+      </w:r>
+    </w:p>
+    <w:p>
+      <w:pPr>
+        <w:spacing w:line="240" w:lineRule="auto"/>
+        <w:rPr>
+          <w:rFonts w:cstheme="minorHAnsi"/>
+        </w:rPr>
+      </w:pPr>
+      <w:r>
+        <w:rPr>
+          <w:rFonts w:cstheme="minorHAnsi"/>
+        </w:rPr>
+        <w:pict w14:anchorId="0B6C49B1">
+          <v:rect id="_x0000_i1054" style="width:0;height:1.5pt" o:hralign="center" o:hrstd="t" o:hr="t" fillcolor="#a0a0a0" stroked="f"/>
+        </w:pict>
+      </w:r>
+    </w:p>
+    <w:p>
+      <w:pPr>
+        <w:spacing w:line="240" w:lineRule="auto"/>
+        <w:rPr>
+          <w:rFonts w:cstheme="minorHAnsi"/>
+          <w:b/>
+          <w:bCs/>
+          <w:color w:val="4472C4" w:themeColor="accent1"/>
+          <w:sz w:val="30"/>
+          <w:szCs w:val="30"/>
+        </w:rPr>
+      </w:pPr>
+      <w:r>
+        <w:rPr>
+          <w:rFonts w:cstheme="minorHAnsi"/>
+          <w:b/>
+          <w:bCs/>
+          <w:color w:val="4472C4" w:themeColor="accent1"/>
+          <w:sz w:val="30"/>
+          <w:szCs w:val="30"/>
+        </w:rPr>
+        <w:t xml:space="preserve"> </w:t>
+      </w:r>
+      <w:r>
+        <w:rPr>
+          <w:rFonts w:cstheme="minorHAnsi"/>
+          <w:b/>
+          <w:bCs/>
+          <w:color w:val="4472C4" w:themeColor="accent1"/>
+          <w:sz w:val="30"/>
+          <w:szCs w:val="30"/>
+        </w:rPr>
+        <w:t>13.</w:t>
+      </w:r>
+      <w:r>
+        <w:rPr>
+          <w:rFonts w:cstheme="minorHAnsi"/>
+          <w:b/>
+          <w:bCs/>
+          <w:color w:val="4472C4" w:themeColor="accent1"/>
+          <w:sz w:val="30"/>
+          <w:szCs w:val="30"/>
+        </w:rPr>
+        <w:t>Model Evaluation</w:t>
+      </w:r>
+    </w:p>
+    <w:p>
+      <w:pPr>
+        <w:spacing w:line="240" w:lineRule="auto"/>
+        <w:rPr>
+          <w:rFonts w:cstheme="minorHAnsi"/>
+        </w:rPr>
+      </w:pPr>
+      <w:r>
+        <w:rPr>
+          <w:rFonts w:cstheme="minorHAnsi"/>
+        </w:rPr>
+        <w:t>Models were evaluated using:</w:t>
+      </w:r>
+    </w:p>
+    <w:p>
+      <w:pPr>
+        <w:spacing w:line="240" w:lineRule="auto"/>
+        <w:rPr>
+          <w:rFonts w:cstheme="minorHAnsi"/>
+        </w:rPr>
+      </w:pPr>
+      <w:r>
+        <w:rPr>
+          <w:rFonts w:cstheme="minorHAnsi"/>
+        </w:rPr>
+        <w:t>Accuracy</w:t>
+      </w:r>
+      <w:r>
+        <w:rPr>
+          <w:rFonts w:cstheme="minorHAnsi"/>
+        </w:rPr>
+        <w:br/>
+        <w:t>F1 Score</w:t>
+      </w:r>
+      <w:r>
+        <w:rPr>
+          <w:rFonts w:cstheme="minorHAnsi"/>
+        </w:rPr>
+        <w:br/>
+        <w:t>Confusion Matrix</w:t>
+      </w:r>
+    </w:p>
+    <w:p>
+      <w:pPr>
+        <w:spacing w:line="240" w:lineRule="auto"/>
+        <w:rPr>
+          <w:rFonts w:cstheme="minorHAnsi"/>
+        </w:rPr>
+      </w:pPr>
+      <w:r>
+        <w:rPr>
+          <w:rFonts w:cstheme="minorHAnsi"/>
+        </w:rPr>
+        <w:t>These metrics were selected because:</w:t>
+      </w:r>
+    </w:p>
+    <w:p>
+      <w:pPr>
+        <w:numPr>
+          <w:ilvl w:val="0"/>
+          <w:numId w:val="18"/>
+        </w:numPr>
+        <w:spacing w:line="240" w:lineRule="auto"/>
+        <w:rPr>
+          <w:rFonts w:cstheme="minorHAnsi"/>
+        </w:rPr>
+      </w:pPr>
+      <w:r>
+        <w:rPr>
+          <w:rFonts w:cstheme="minorHAnsi"/>
+        </w:rPr>
+        <w:t xml:space="preserve">The problem is multi-class classification </w:t>
+      </w:r>
+    </w:p>
+    <w:p>
+      <w:pPr>
+        <w:numPr>
+          <w:ilvl w:val="0"/>
+          <w:numId w:val="18"/>
+        </w:numPr>
+        <w:spacing w:line="240" w:lineRule="auto"/>
+        <w:rPr>
+          <w:rFonts w:cstheme="minorHAnsi"/>
+        </w:rPr>
+      </w:pPr>
+      <w:r>
+        <w:rPr>
+          <w:rFonts w:cstheme="minorHAnsi"/>
+        </w:rPr>
+        <w:t xml:space="preserve">F1 Score balances precision and recall </w:t>
+      </w:r>
+    </w:p>
+    <w:p>
+      <w:pPr>
+        <w:spacing w:line="240" w:lineRule="auto"/>
+        <w:rPr>
+          <w:rFonts w:cstheme="minorHAnsi"/>
+          <w:b/>
+          <w:bCs/>
+          <w:color w:val="4472C4" w:themeColor="accent1"/>
+          <w:sz w:val="28"/>
+          <w:szCs w:val="28"/>
+        </w:rPr>
+      </w:pPr>
+      <w:r>
+        <w:rPr>
+          <w:rFonts w:cstheme="minorHAnsi"/>
+          <w:b/>
+          <w:bCs/>
+          <w:color w:val="4472C4" w:themeColor="accent1"/>
+          <w:sz w:val="28"/>
+          <w:szCs w:val="28"/>
+        </w:rPr>
+        <w:t>Logistic Regression Performance</w:t>
+      </w:r>
+    </w:p>
+    <w:p>
+      <w:pPr>
+        <w:spacing w:line="240" w:lineRule="auto"/>
+        <w:rPr>
+          <w:rFonts w:cstheme="minorHAnsi"/>
+        </w:rPr>
+      </w:pPr>
+      <w:r>
+        <w:rPr>
+          <w:rFonts w:cstheme="minorHAnsi"/>
         </w:rPr>
         <w:drawing>
-          <wp:inline distT="0" distB="0" distL="0" distR="0" wp14:anchorId="46F6B5B0" wp14:editId="4FEC222B">
-            <wp:extent cx="5731510" cy="2839720"/>
-            <wp:effectExtent l="0" t="0" r="2540" b="0"/>
-            <wp:docPr id="1543420514" name="Picture 3"/>
+          <wp:inline distT="0" distB="0" distL="0" distR="0" wp14:anchorId="7BC38146" wp14:editId="7379EF4E">
+            <wp:extent cx="5731510" cy="1250315"/>
+            <wp:effectExtent l="0" t="0" r="2540" b="6985"/>
+            <wp:docPr id="1545973016" name="Picture 1"/>
             <wp:cNvGraphicFramePr>
               <a:graphicFrameLocks xmlns:a="http://schemas.openxmlformats.org/drawingml/2006/main" noChangeAspect="1"/>
             </wp:cNvGraphicFramePr>
@@ -571,36 +2618,23 @@
               <a:graphicData uri="http://schemas.openxmlformats.org/drawingml/2006/picture">
                 <pic:pic xmlns:pic="http://schemas.openxmlformats.org/drawingml/2006/picture">
                   <pic:nvPicPr>
-                    <pic:cNvPr id="0" name="Picture 5"/>
-                    <pic:cNvPicPr>
-                      <a:picLocks noChangeAspect="1" noChangeArrowheads="1"/>
-                    </pic:cNvPicPr>
+                    <pic:cNvPr id="1545973016" name=""/>
+                    <pic:cNvPicPr/>
                   </pic:nvPicPr>
                   <pic:blipFill>
-                    <a:blip r:embed="rId9">
-                      <a:extLst>
-                        <a:ext uri="{28A0092B-C50C-407E-A947-70E740481C1C}">
-                          <a14:useLocalDpi xmlns:a14="http://schemas.microsoft.com/office/drawing/2010/main" val="0"/>
-                        </a:ext>
-                      </a:extLst>
-                    </a:blip>
-                    <a:srcRect/>
+                    <a:blip r:embed="rId16"/>
                     <a:stretch>
                       <a:fillRect/>
                     </a:stretch>
                   </pic:blipFill>
-                  <pic:spPr bwMode="auto">
+                  <pic:spPr>
                     <a:xfrm>
                       <a:off x="0" y="0"/>
-                      <a:ext cx="5731510" cy="2839720"/>
+                      <a:ext cx="5731510" cy="1250315"/>
                     </a:xfrm>
                     <a:prstGeom prst="rect">
                       <a:avLst/>
                     </a:prstGeom>
-                    <a:noFill/>
-                    <a:ln>
-                      <a:noFill/>
-                    </a:ln>
                   </pic:spPr>
                 </pic:pic>
               </a:graphicData>
@@ -612,241 +2646,941 @@
     <w:p>
       <w:pPr>
         <w:spacing w:line="240" w:lineRule="auto"/>
-      </w:pPr>
-    </w:p>
-    <w:p>
-      <w:pPr>
-        <w:spacing w:line="240" w:lineRule="auto"/>
-        <w:rPr>
+        <w:rPr>
+          <w:rFonts w:cstheme="minorHAnsi"/>
           <w:b/>
           <w:bCs/>
-        </w:rPr>
-      </w:pPr>
-      <w:r>
-        <w:rPr>
+          <w:color w:val="4472C4" w:themeColor="accent1"/>
+          <w:sz w:val="28"/>
+          <w:szCs w:val="28"/>
+        </w:rPr>
+      </w:pPr>
+      <w:r>
+        <w:rPr>
+          <w:rFonts w:cstheme="minorHAnsi"/>
           <w:b/>
           <w:bCs/>
-        </w:rPr>
-        <w:t>Data Preprocessing</w:t>
-      </w:r>
-    </w:p>
-    <w:p>
-      <w:pPr>
-        <w:spacing w:line="240" w:lineRule="auto"/>
-        <w:rPr>
+          <w:color w:val="4472C4" w:themeColor="accent1"/>
+          <w:sz w:val="28"/>
+          <w:szCs w:val="28"/>
+        </w:rPr>
+        <w:lastRenderedPageBreak/>
+        <w:t>Linear SVM Performance</w:t>
+      </w:r>
+    </w:p>
+    <w:p>
+      <w:pPr>
+        <w:spacing w:line="240" w:lineRule="auto"/>
+        <w:rPr>
+          <w:rFonts w:cstheme="minorHAnsi"/>
+        </w:rPr>
+      </w:pPr>
+      <w:r>
+        <w:rPr>
+          <w:rFonts w:cstheme="minorHAnsi"/>
+        </w:rPr>
+        <w:drawing>
+          <wp:inline distT="0" distB="0" distL="0" distR="0" wp14:anchorId="66D389BF" wp14:editId="6E9083FA">
+            <wp:extent cx="5731510" cy="1021715"/>
+            <wp:effectExtent l="0" t="0" r="2540" b="6985"/>
+            <wp:docPr id="424656004" name="Picture 1"/>
+            <wp:cNvGraphicFramePr>
+              <a:graphicFrameLocks xmlns:a="http://schemas.openxmlformats.org/drawingml/2006/main" noChangeAspect="1"/>
+            </wp:cNvGraphicFramePr>
+            <a:graphic xmlns:a="http://schemas.openxmlformats.org/drawingml/2006/main">
+              <a:graphicData uri="http://schemas.openxmlformats.org/drawingml/2006/picture">
+                <pic:pic xmlns:pic="http://schemas.openxmlformats.org/drawingml/2006/picture">
+                  <pic:nvPicPr>
+                    <pic:cNvPr id="424656004" name=""/>
+                    <pic:cNvPicPr/>
+                  </pic:nvPicPr>
+                  <pic:blipFill>
+                    <a:blip r:embed="rId17"/>
+                    <a:stretch>
+                      <a:fillRect/>
+                    </a:stretch>
+                  </pic:blipFill>
+                  <pic:spPr>
+                    <a:xfrm>
+                      <a:off x="0" y="0"/>
+                      <a:ext cx="5731510" cy="1021715"/>
+                    </a:xfrm>
+                    <a:prstGeom prst="rect">
+                      <a:avLst/>
+                    </a:prstGeom>
+                  </pic:spPr>
+                </pic:pic>
+              </a:graphicData>
+            </a:graphic>
+          </wp:inline>
+        </w:drawing>
+      </w:r>
+    </w:p>
+    <w:p>
+      <w:pPr>
+        <w:spacing w:line="240" w:lineRule="auto"/>
+        <w:rPr>
+          <w:rFonts w:cstheme="minorHAnsi"/>
+        </w:rPr>
+      </w:pPr>
+    </w:p>
+    <w:p>
+      <w:pPr>
+        <w:spacing w:line="240" w:lineRule="auto"/>
+        <w:rPr>
+          <w:rFonts w:cstheme="minorHAnsi"/>
           <w:b/>
           <w:bCs/>
-        </w:rPr>
-      </w:pPr>
-      <w:r>
-        <w:lastRenderedPageBreak/>
-        <w:t xml:space="preserve">Several preprocessing steps were applied to prepare the dataset for </w:t>
-      </w:r>
-      <w:proofErr w:type="spellStart"/>
-      <w:r>
-        <w:t>modeling</w:t>
-      </w:r>
-      <w:proofErr w:type="spellEnd"/>
-      <w:r>
-        <w:t>.</w:t>
-      </w:r>
-    </w:p>
-    <w:p>
-      <w:pPr>
-        <w:spacing w:line="240" w:lineRule="auto"/>
-      </w:pPr>
-      <w:r>
-        <w:t>Steps performed:</w:t>
-      </w:r>
-    </w:p>
-    <w:p>
-      <w:pPr>
-        <w:spacing w:line="240" w:lineRule="auto"/>
-      </w:pPr>
-      <w:r>
-        <w:t>- Handling missing values using mean for numerical columns and mode for categorical columns</w:t>
-      </w:r>
-    </w:p>
-    <w:p>
-      <w:pPr>
-        <w:spacing w:line="240" w:lineRule="auto"/>
-      </w:pPr>
-      <w:r>
-        <w:t>- Dropping irrelevant columns</w:t>
-      </w:r>
-    </w:p>
-    <w:p>
-      <w:pPr>
-        <w:spacing w:line="240" w:lineRule="auto"/>
-      </w:pPr>
-      <w:r>
-        <w:t>- Combining multiple text columns into a single feature</w:t>
-      </w:r>
-    </w:p>
-    <w:p>
-      <w:pPr>
-        <w:spacing w:line="240" w:lineRule="auto"/>
-      </w:pPr>
-      <w:r>
-        <w:t>- Cleaning textual data</w:t>
-      </w:r>
-    </w:p>
-    <w:p>
-      <w:pPr>
-        <w:spacing w:line="240" w:lineRule="auto"/>
-      </w:pPr>
-      <w:r>
-        <w:t>- Converting text data into numerical features using TF-IDF vectorization</w:t>
-      </w:r>
-    </w:p>
-    <w:p>
-      <w:pPr>
-        <w:spacing w:line="240" w:lineRule="auto"/>
-      </w:pPr>
-      <w:r>
-        <w:t>- Splitting dataset into training and testing sets</w:t>
-      </w:r>
-    </w:p>
-    <w:p>
-      <w:pPr>
-        <w:spacing w:line="240" w:lineRule="auto"/>
-      </w:pPr>
-      <w:r>
-        <w:t>TF-IDF Configuration:</w:t>
-      </w:r>
-    </w:p>
-    <w:p>
-      <w:pPr>
-        <w:spacing w:line="240" w:lineRule="auto"/>
-      </w:pPr>
-      <w:r>
-        <w:t xml:space="preserve">- </w:t>
-      </w:r>
-      <w:proofErr w:type="spellStart"/>
-      <w:r>
-        <w:t>max_features</w:t>
-      </w:r>
-      <w:proofErr w:type="spellEnd"/>
-      <w:r>
-        <w:t xml:space="preserve"> = 8000</w:t>
-      </w:r>
-    </w:p>
-    <w:p>
-      <w:pPr>
-        <w:spacing w:line="240" w:lineRule="auto"/>
-      </w:pPr>
-      <w:r>
-        <w:t xml:space="preserve">- </w:t>
-      </w:r>
-      <w:proofErr w:type="spellStart"/>
-      <w:r>
-        <w:t>ngram_range</w:t>
-      </w:r>
-      <w:proofErr w:type="spellEnd"/>
-      <w:r>
-        <w:t xml:space="preserve"> = (1,2)</w:t>
-      </w:r>
-    </w:p>
-    <w:p>
-      <w:pPr>
-        <w:spacing w:line="240" w:lineRule="auto"/>
-      </w:pPr>
-      <w:r>
-        <w:t xml:space="preserve">- </w:t>
-      </w:r>
-      <w:proofErr w:type="spellStart"/>
-      <w:r>
-        <w:t>stop_words</w:t>
-      </w:r>
-      <w:proofErr w:type="spellEnd"/>
-      <w:r>
-        <w:t xml:space="preserve"> = </w:t>
-      </w:r>
-      <w:proofErr w:type="spellStart"/>
-      <w:r>
-        <w:t>english</w:t>
-      </w:r>
-      <w:proofErr w:type="spellEnd"/>
-    </w:p>
-    <w:p>
-      <w:pPr>
-        <w:spacing w:line="240" w:lineRule="auto"/>
-      </w:pPr>
-      <w:r>
-        <w:t>These preprocessing steps improved the quality of input data and enhanced model performance.</w:t>
-      </w:r>
-    </w:p>
-    <w:p>
-      <w:pPr>
-        <w:spacing w:line="240" w:lineRule="auto"/>
-        <w:rPr>
+          <w:color w:val="4472C4" w:themeColor="accent1"/>
+          <w:sz w:val="30"/>
+          <w:szCs w:val="30"/>
+        </w:rPr>
+      </w:pPr>
+      <w:r>
+        <w:rPr>
+          <w:rFonts w:cstheme="minorHAnsi"/>
           <w:b/>
           <w:bCs/>
-        </w:rPr>
-      </w:pPr>
-      <w:r>
-        <w:rPr>
+          <w:color w:val="4472C4" w:themeColor="accent1"/>
+          <w:sz w:val="30"/>
+          <w:szCs w:val="30"/>
+        </w:rPr>
+        <w:t>14.</w:t>
+      </w:r>
+      <w:r>
+        <w:rPr>
+          <w:rFonts w:cstheme="minorHAnsi"/>
           <w:b/>
           <w:bCs/>
-        </w:rPr>
-        <w:t>Feature Engineering</w:t>
-      </w:r>
-    </w:p>
-    <w:p>
-      <w:pPr>
-        <w:spacing w:line="240" w:lineRule="auto"/>
-      </w:pPr>
-      <w:r>
-        <w:t>Feature engineering involved transforming raw data into useful input features for machine learning models.</w:t>
-      </w:r>
-    </w:p>
-    <w:p>
-      <w:pPr>
-        <w:spacing w:line="240" w:lineRule="auto"/>
-      </w:pPr>
-      <w:r>
-        <w:t>Key feature engineering techniques used:</w:t>
-      </w:r>
-    </w:p>
-    <w:p>
-      <w:pPr>
-        <w:spacing w:line="240" w:lineRule="auto"/>
-      </w:pPr>
-      <w:r>
-        <w:t>- Text combination from multiple columns</w:t>
-      </w:r>
-    </w:p>
-    <w:p>
-      <w:pPr>
-        <w:spacing w:line="240" w:lineRule="auto"/>
-      </w:pPr>
-      <w:r>
-        <w:t>- TF-IDF vectorization to convert text into numerical format</w:t>
-      </w:r>
-    </w:p>
-    <w:p>
-      <w:pPr>
-        <w:spacing w:line="240" w:lineRule="auto"/>
-      </w:pPr>
-      <w:r>
-        <w:t>- Removal of rare words</w:t>
-      </w:r>
-    </w:p>
-    <w:p>
-      <w:pPr>
-        <w:spacing w:line="240" w:lineRule="auto"/>
-      </w:pPr>
-      <w:r>
-        <w:t>- Use of bi-grams to capture contextual relationships</w:t>
-      </w:r>
-    </w:p>
-    <w:p>
-      <w:pPr>
-        <w:spacing w:line="240" w:lineRule="auto"/>
-      </w:pPr>
-      <w:r>
-        <w:t>These techniques helped improve the model’s ability to capture meaningful information from textual data.</w:t>
-      </w:r>
+          <w:color w:val="4472C4" w:themeColor="accent1"/>
+          <w:sz w:val="30"/>
+          <w:szCs w:val="30"/>
+        </w:rPr>
+        <w:t>Model Comparison</w:t>
+      </w:r>
+    </w:p>
+    <w:p>
+      <w:pPr>
+        <w:spacing w:line="240" w:lineRule="auto"/>
+        <w:rPr>
+          <w:rFonts w:cstheme="minorHAnsi"/>
+        </w:rPr>
+      </w:pPr>
+      <w:r>
+        <w:rPr>
+          <w:rFonts w:cstheme="minorHAnsi"/>
+        </w:rPr>
+        <w:t>Performance comparison:</w:t>
+      </w:r>
+    </w:p>
+    <w:tbl>
+      <w:tblPr>
+        <w:tblW w:w="0" w:type="auto"/>
+        <w:tblCellSpacing w:w="15" w:type="dxa"/>
+        <w:tblCellMar>
+          <w:top w:w="15" w:type="dxa"/>
+          <w:left w:w="15" w:type="dxa"/>
+          <w:bottom w:w="15" w:type="dxa"/>
+          <w:right w:w="15" w:type="dxa"/>
+        </w:tblCellMar>
+        <w:tblLook w:val="04A0" w:firstRow="1" w:lastRow="0" w:firstColumn="1" w:lastColumn="0" w:noHBand="0" w:noVBand="1"/>
+      </w:tblPr>
+      <w:tblGrid>
+        <w:gridCol w:w="5790"/>
+        <w:gridCol w:w="30"/>
+        <w:gridCol w:w="81"/>
+      </w:tblGrid>
+      <w:tr>
+        <w:trPr>
+          <w:gridAfter w:val="2"/>
+          <w:tblHeader/>
+          <w:tblCellSpacing w:w="15" w:type="dxa"/>
+        </w:trPr>
+        <w:tc>
+          <w:tcPr>
+            <w:tcW w:w="0" w:type="auto"/>
+            <w:vAlign w:val="center"/>
+            <w:hideMark/>
+          </w:tcPr>
+          <w:p>
+            <w:pPr>
+              <w:spacing w:line="240" w:lineRule="auto"/>
+              <w:rPr>
+                <w:rFonts w:cstheme="minorHAnsi"/>
+                <w:b/>
+                <w:bCs/>
+              </w:rPr>
+            </w:pPr>
+            <w:r>
+              <w:rPr>
+                <w:rFonts w:cstheme="minorHAnsi"/>
+                <w:b/>
+                <w:bCs/>
+              </w:rPr>
+              <w:drawing>
+                <wp:inline distT="0" distB="0" distL="0" distR="0" wp14:anchorId="1871B097" wp14:editId="5C904454">
+                  <wp:extent cx="3629532" cy="1086002"/>
+                  <wp:effectExtent l="0" t="0" r="0" b="0"/>
+                  <wp:docPr id="1280627733" name="Picture 1"/>
+                  <wp:cNvGraphicFramePr>
+                    <a:graphicFrameLocks xmlns:a="http://schemas.openxmlformats.org/drawingml/2006/main" noChangeAspect="1"/>
+                  </wp:cNvGraphicFramePr>
+                  <a:graphic xmlns:a="http://schemas.openxmlformats.org/drawingml/2006/main">
+                    <a:graphicData uri="http://schemas.openxmlformats.org/drawingml/2006/picture">
+                      <pic:pic xmlns:pic="http://schemas.openxmlformats.org/drawingml/2006/picture">
+                        <pic:nvPicPr>
+                          <pic:cNvPr id="1280627733" name=""/>
+                          <pic:cNvPicPr/>
+                        </pic:nvPicPr>
+                        <pic:blipFill>
+                          <a:blip r:embed="rId18"/>
+                          <a:stretch>
+                            <a:fillRect/>
+                          </a:stretch>
+                        </pic:blipFill>
+                        <pic:spPr>
+                          <a:xfrm>
+                            <a:off x="0" y="0"/>
+                            <a:ext cx="3629532" cy="1086002"/>
+                          </a:xfrm>
+                          <a:prstGeom prst="rect">
+                            <a:avLst/>
+                          </a:prstGeom>
+                        </pic:spPr>
+                      </pic:pic>
+                    </a:graphicData>
+                  </a:graphic>
+                </wp:inline>
+              </w:drawing>
+            </w:r>
+          </w:p>
+        </w:tc>
+      </w:tr>
+      <w:tr>
+        <w:trPr>
+          <w:tblCellSpacing w:w="15" w:type="dxa"/>
+        </w:trPr>
+        <w:tc>
+          <w:tcPr>
+            <w:tcW w:w="0" w:type="auto"/>
+            <w:gridSpan w:val="2"/>
+            <w:vAlign w:val="center"/>
+            <w:hideMark/>
+          </w:tcPr>
+          <w:p>
+            <w:pPr>
+              <w:spacing w:line="240" w:lineRule="auto"/>
+              <w:rPr>
+                <w:rFonts w:cstheme="minorHAnsi"/>
+              </w:rPr>
+            </w:pPr>
+          </w:p>
+        </w:tc>
+        <w:tc>
+          <w:tcPr>
+            <w:tcW w:w="0" w:type="auto"/>
+            <w:vAlign w:val="center"/>
+            <w:hideMark/>
+          </w:tcPr>
+          <w:p>
+            <w:pPr>
+              <w:spacing w:line="240" w:lineRule="auto"/>
+              <w:rPr>
+                <w:rFonts w:cstheme="minorHAnsi"/>
+              </w:rPr>
+            </w:pPr>
+          </w:p>
+        </w:tc>
+      </w:tr>
+      <w:tr>
+        <w:trPr>
+          <w:tblCellSpacing w:w="15" w:type="dxa"/>
+        </w:trPr>
+        <w:tc>
+          <w:tcPr>
+            <w:tcW w:w="0" w:type="auto"/>
+            <w:gridSpan w:val="2"/>
+            <w:vAlign w:val="center"/>
+            <w:hideMark/>
+          </w:tcPr>
+          <w:p>
+            <w:pPr>
+              <w:spacing w:line="240" w:lineRule="auto"/>
+              <w:rPr>
+                <w:rFonts w:cstheme="minorHAnsi"/>
+              </w:rPr>
+            </w:pPr>
+          </w:p>
+        </w:tc>
+        <w:tc>
+          <w:tcPr>
+            <w:tcW w:w="0" w:type="auto"/>
+            <w:vAlign w:val="center"/>
+            <w:hideMark/>
+          </w:tcPr>
+          <w:p>
+            <w:pPr>
+              <w:spacing w:line="240" w:lineRule="auto"/>
+              <w:rPr>
+                <w:rFonts w:cstheme="minorHAnsi"/>
+              </w:rPr>
+            </w:pPr>
+          </w:p>
+        </w:tc>
+      </w:tr>
+    </w:tbl>
+    <w:p>
+      <w:pPr>
+        <w:spacing w:line="240" w:lineRule="auto"/>
+        <w:rPr>
+          <w:rFonts w:cstheme="minorHAnsi"/>
+        </w:rPr>
+      </w:pPr>
+      <w:r>
+        <w:rPr>
+          <w:rFonts w:cstheme="minorHAnsi"/>
+        </w:rPr>
+        <w:t>Based on results:</w:t>
+      </w:r>
+    </w:p>
+    <w:p>
+      <w:pPr>
+        <w:spacing w:line="240" w:lineRule="auto"/>
+        <w:rPr>
+          <w:rFonts w:cstheme="minorHAnsi"/>
+        </w:rPr>
+      </w:pPr>
+      <w:r>
+        <w:rPr>
+          <w:rFonts w:cstheme="minorHAnsi"/>
+        </w:rPr>
+        <w:t>Linear SVM showed slightly better performance than Logistic Regression.</w:t>
+      </w:r>
+    </w:p>
+    <w:p>
+      <w:pPr>
+        <w:spacing w:line="240" w:lineRule="auto"/>
+        <w:rPr>
+          <w:rFonts w:cstheme="minorHAnsi"/>
+          <w:b/>
+          <w:bCs/>
+          <w:color w:val="4472C4" w:themeColor="accent1"/>
+          <w:sz w:val="30"/>
+          <w:szCs w:val="30"/>
+        </w:rPr>
+      </w:pPr>
+      <w:r>
+        <w:rPr>
+          <w:rFonts w:cstheme="minorHAnsi"/>
+          <w:b/>
+          <w:bCs/>
+          <w:color w:val="4472C4" w:themeColor="accent1"/>
+          <w:sz w:val="30"/>
+          <w:szCs w:val="30"/>
+        </w:rPr>
+        <w:t>15.</w:t>
+      </w:r>
+      <w:r>
+        <w:rPr>
+          <w:rFonts w:cstheme="minorHAnsi"/>
+          <w:b/>
+          <w:bCs/>
+          <w:color w:val="4472C4" w:themeColor="accent1"/>
+          <w:sz w:val="30"/>
+          <w:szCs w:val="30"/>
+        </w:rPr>
+        <w:t>Confusion Matrix Visualization</w:t>
+      </w:r>
+    </w:p>
+    <w:p>
+      <w:pPr>
+        <w:spacing w:line="240" w:lineRule="auto"/>
+        <w:rPr>
+          <w:rFonts w:cstheme="minorHAnsi"/>
+        </w:rPr>
+      </w:pPr>
+      <w:r>
+        <w:rPr>
+          <w:rFonts w:cstheme="minorHAnsi"/>
+        </w:rPr>
+        <w:t>Confusion matrices were generated to evaluate prediction performance.</w:t>
+      </w:r>
+    </w:p>
+    <w:p>
+      <w:pPr>
+        <w:spacing w:line="240" w:lineRule="auto"/>
+        <w:rPr>
+          <w:rFonts w:cstheme="minorHAnsi"/>
+        </w:rPr>
+      </w:pPr>
+      <w:r>
+        <w:rPr>
+          <w:rFonts w:cstheme="minorHAnsi"/>
+        </w:rPr>
+        <w:t>These matrices helped:</w:t>
+      </w:r>
+    </w:p>
+    <w:p>
+      <w:pPr>
+        <w:numPr>
+          <w:ilvl w:val="0"/>
+          <w:numId w:val="19"/>
+        </w:numPr>
+        <w:spacing w:line="240" w:lineRule="auto"/>
+        <w:rPr>
+          <w:rFonts w:cstheme="minorHAnsi"/>
+        </w:rPr>
+      </w:pPr>
+      <w:r>
+        <w:rPr>
+          <w:rFonts w:cstheme="minorHAnsi"/>
+        </w:rPr>
+        <w:t xml:space="preserve">Identify misclassifications </w:t>
+      </w:r>
+    </w:p>
+    <w:p>
+      <w:pPr>
+        <w:numPr>
+          <w:ilvl w:val="0"/>
+          <w:numId w:val="19"/>
+        </w:numPr>
+        <w:spacing w:line="240" w:lineRule="auto"/>
+        <w:rPr>
+          <w:rFonts w:cstheme="minorHAnsi"/>
+        </w:rPr>
+      </w:pPr>
+      <w:r>
+        <w:rPr>
+          <w:rFonts w:cstheme="minorHAnsi"/>
+        </w:rPr>
+        <w:t>Analyze model behavior</w:t>
+      </w:r>
+    </w:p>
+    <w:p>
+      <w:pPr>
+        <w:spacing w:line="240" w:lineRule="auto"/>
+        <w:rPr>
+          <w:rFonts w:cstheme="minorHAnsi"/>
+        </w:rPr>
+      </w:pPr>
+      <w:r>
+        <w:rPr>
+          <w:rFonts w:cstheme="minorHAnsi"/>
+        </w:rPr>
+        <w:drawing>
+          <wp:inline distT="0" distB="0" distL="0" distR="0" wp14:anchorId="5B90B920" wp14:editId="6B76CF49">
+            <wp:extent cx="5731510" cy="3078480"/>
+            <wp:effectExtent l="0" t="0" r="2540" b="7620"/>
+            <wp:docPr id="1336818996" name="Picture 1"/>
+            <wp:cNvGraphicFramePr>
+              <a:graphicFrameLocks xmlns:a="http://schemas.openxmlformats.org/drawingml/2006/main" noChangeAspect="1"/>
+            </wp:cNvGraphicFramePr>
+            <a:graphic xmlns:a="http://schemas.openxmlformats.org/drawingml/2006/main">
+              <a:graphicData uri="http://schemas.openxmlformats.org/drawingml/2006/picture">
+                <pic:pic xmlns:pic="http://schemas.openxmlformats.org/drawingml/2006/picture">
+                  <pic:nvPicPr>
+                    <pic:cNvPr id="1336818996" name=""/>
+                    <pic:cNvPicPr/>
+                  </pic:nvPicPr>
+                  <pic:blipFill>
+                    <a:blip r:embed="rId19"/>
+                    <a:stretch>
+                      <a:fillRect/>
+                    </a:stretch>
+                  </pic:blipFill>
+                  <pic:spPr>
+                    <a:xfrm>
+                      <a:off x="0" y="0"/>
+                      <a:ext cx="5731510" cy="3078480"/>
+                    </a:xfrm>
+                    <a:prstGeom prst="rect">
+                      <a:avLst/>
+                    </a:prstGeom>
+                  </pic:spPr>
+                </pic:pic>
+              </a:graphicData>
+            </a:graphic>
+          </wp:inline>
+        </w:drawing>
+      </w:r>
+    </w:p>
+    <w:p>
+      <w:pPr>
+        <w:spacing w:line="240" w:lineRule="auto"/>
+        <w:rPr>
+          <w:rFonts w:cstheme="minorHAnsi"/>
+          <w:b/>
+          <w:bCs/>
+          <w:color w:val="4472C4" w:themeColor="accent1"/>
+          <w:sz w:val="30"/>
+          <w:szCs w:val="30"/>
+        </w:rPr>
+      </w:pPr>
+      <w:r>
+        <w:rPr>
+          <w:rFonts w:cstheme="minorHAnsi"/>
+          <w:b/>
+          <w:bCs/>
+          <w:color w:val="4472C4" w:themeColor="accent1"/>
+          <w:sz w:val="30"/>
+          <w:szCs w:val="30"/>
+        </w:rPr>
+        <w:lastRenderedPageBreak/>
+        <w:t>16.</w:t>
+      </w:r>
+      <w:r>
+        <w:rPr>
+          <w:rFonts w:cstheme="minorHAnsi"/>
+          <w:b/>
+          <w:bCs/>
+          <w:color w:val="4472C4" w:themeColor="accent1"/>
+          <w:sz w:val="30"/>
+          <w:szCs w:val="30"/>
+        </w:rPr>
+        <w:t>Model Explainability — Feature Importance</w:t>
+      </w:r>
+    </w:p>
+    <w:p>
+      <w:pPr>
+        <w:spacing w:line="240" w:lineRule="auto"/>
+        <w:rPr>
+          <w:rFonts w:cstheme="minorHAnsi"/>
+        </w:rPr>
+      </w:pPr>
+      <w:r>
+        <w:rPr>
+          <w:rFonts w:cstheme="minorHAnsi"/>
+        </w:rPr>
+        <w:t>Feature importance analysis was performed to understand how models make predictions.</w:t>
+      </w:r>
+    </w:p>
+    <w:p>
+      <w:pPr>
+        <w:spacing w:line="240" w:lineRule="auto"/>
+        <w:rPr>
+          <w:rFonts w:cstheme="minorHAnsi"/>
+        </w:rPr>
+      </w:pPr>
+      <w:r>
+        <w:rPr>
+          <w:rFonts w:cstheme="minorHAnsi"/>
+        </w:rPr>
+        <w:t>Feature importance was calculated using:</w:t>
+      </w:r>
+    </w:p>
+    <w:p>
+      <w:pPr>
+        <w:spacing w:line="240" w:lineRule="auto"/>
+        <w:rPr>
+          <w:rFonts w:cstheme="minorHAnsi"/>
+        </w:rPr>
+      </w:pPr>
+      <w:r>
+        <w:rPr>
+          <w:rFonts w:cstheme="minorHAnsi"/>
+        </w:rPr>
+        <w:t>Model coefficients</w:t>
+      </w:r>
+    </w:p>
+    <w:p>
+      <w:pPr>
+        <w:spacing w:line="240" w:lineRule="auto"/>
+        <w:rPr>
+          <w:rFonts w:cstheme="minorHAnsi"/>
+        </w:rPr>
+      </w:pPr>
+      <w:r>
+        <w:rPr>
+          <w:rFonts w:cstheme="minorHAnsi"/>
+        </w:rPr>
+        <w:t>Top important words contributing to genre classification were identified.</w:t>
+      </w:r>
+    </w:p>
+    <w:p>
+      <w:pPr>
+        <w:spacing w:line="240" w:lineRule="auto"/>
+        <w:rPr>
+          <w:rFonts w:cstheme="minorHAnsi"/>
+        </w:rPr>
+      </w:pPr>
+      <w:r>
+        <w:rPr>
+          <w:rFonts w:cstheme="minorHAnsi"/>
+        </w:rPr>
+        <w:drawing>
+          <wp:inline distT="0" distB="0" distL="0" distR="0" wp14:anchorId="4FD55C70" wp14:editId="5B9DBDF5">
+            <wp:extent cx="5731510" cy="4998720"/>
+            <wp:effectExtent l="0" t="0" r="2540" b="0"/>
+            <wp:docPr id="1914873809" name="Picture 1"/>
+            <wp:cNvGraphicFramePr>
+              <a:graphicFrameLocks xmlns:a="http://schemas.openxmlformats.org/drawingml/2006/main" noChangeAspect="1"/>
+            </wp:cNvGraphicFramePr>
+            <a:graphic xmlns:a="http://schemas.openxmlformats.org/drawingml/2006/main">
+              <a:graphicData uri="http://schemas.openxmlformats.org/drawingml/2006/picture">
+                <pic:pic xmlns:pic="http://schemas.openxmlformats.org/drawingml/2006/picture">
+                  <pic:nvPicPr>
+                    <pic:cNvPr id="1914873809" name=""/>
+                    <pic:cNvPicPr/>
+                  </pic:nvPicPr>
+                  <pic:blipFill>
+                    <a:blip r:embed="rId20"/>
+                    <a:stretch>
+                      <a:fillRect/>
+                    </a:stretch>
+                  </pic:blipFill>
+                  <pic:spPr>
+                    <a:xfrm>
+                      <a:off x="0" y="0"/>
+                      <a:ext cx="5731510" cy="4998720"/>
+                    </a:xfrm>
+                    <a:prstGeom prst="rect">
+                      <a:avLst/>
+                    </a:prstGeom>
+                  </pic:spPr>
+                </pic:pic>
+              </a:graphicData>
+            </a:graphic>
+          </wp:inline>
+        </w:drawing>
+      </w:r>
+    </w:p>
+    <w:p>
+      <w:pPr>
+        <w:spacing w:line="240" w:lineRule="auto"/>
+        <w:rPr>
+          <w:rFonts w:cstheme="minorHAnsi"/>
+          <w:b/>
+          <w:bCs/>
+          <w:color w:val="4472C4" w:themeColor="accent1"/>
+          <w:sz w:val="30"/>
+          <w:szCs w:val="30"/>
+        </w:rPr>
+      </w:pPr>
+      <w:r>
+        <w:rPr>
+          <w:rFonts w:cstheme="minorHAnsi"/>
+          <w:b/>
+          <w:bCs/>
+          <w:color w:val="4472C4" w:themeColor="accent1"/>
+          <w:sz w:val="30"/>
+          <w:szCs w:val="30"/>
+        </w:rPr>
+        <w:t>17.</w:t>
+      </w:r>
+      <w:r>
+        <w:rPr>
+          <w:rFonts w:cstheme="minorHAnsi"/>
+          <w:b/>
+          <w:bCs/>
+          <w:color w:val="4472C4" w:themeColor="accent1"/>
+          <w:sz w:val="30"/>
+          <w:szCs w:val="30"/>
+        </w:rPr>
+        <w:t>Model Recommendation</w:t>
+      </w:r>
+    </w:p>
+    <w:p>
+      <w:pPr>
+        <w:spacing w:line="240" w:lineRule="auto"/>
+        <w:rPr>
+          <w:rFonts w:cstheme="minorHAnsi"/>
+        </w:rPr>
+      </w:pPr>
+      <w:r>
+        <w:rPr>
+          <w:rFonts w:cstheme="minorHAnsi"/>
+        </w:rPr>
+        <w:t>Based on evaluation results:</w:t>
+      </w:r>
+    </w:p>
+    <w:p>
+      <w:pPr>
+        <w:spacing w:line="240" w:lineRule="auto"/>
+        <w:rPr>
+          <w:rFonts w:cstheme="minorHAnsi"/>
+        </w:rPr>
+      </w:pPr>
+      <w:r>
+        <w:rPr>
+          <w:rFonts w:cstheme="minorHAnsi"/>
+        </w:rPr>
+        <w:t>Linear SVM is recommended as the final model.</w:t>
+      </w:r>
+    </w:p>
+    <w:p>
+      <w:pPr>
+        <w:spacing w:line="240" w:lineRule="auto"/>
+        <w:rPr>
+          <w:rFonts w:cstheme="minorHAnsi"/>
+        </w:rPr>
+      </w:pPr>
+      <w:r>
+        <w:rPr>
+          <w:rFonts w:cstheme="minorHAnsi"/>
+        </w:rPr>
+        <w:t>Reasons:</w:t>
+      </w:r>
+    </w:p>
+    <w:p>
+      <w:pPr>
+        <w:numPr>
+          <w:ilvl w:val="0"/>
+          <w:numId w:val="20"/>
+        </w:numPr>
+        <w:spacing w:line="240" w:lineRule="auto"/>
+        <w:rPr>
+          <w:rFonts w:cstheme="minorHAnsi"/>
+        </w:rPr>
+      </w:pPr>
+      <w:r>
+        <w:rPr>
+          <w:rFonts w:cstheme="minorHAnsi"/>
+        </w:rPr>
+        <w:t xml:space="preserve">Higher Accuracy </w:t>
+      </w:r>
+    </w:p>
+    <w:p>
+      <w:pPr>
+        <w:numPr>
+          <w:ilvl w:val="0"/>
+          <w:numId w:val="20"/>
+        </w:numPr>
+        <w:spacing w:line="240" w:lineRule="auto"/>
+        <w:rPr>
+          <w:rFonts w:cstheme="minorHAnsi"/>
+        </w:rPr>
+      </w:pPr>
+      <w:r>
+        <w:rPr>
+          <w:rFonts w:cstheme="minorHAnsi"/>
+        </w:rPr>
+        <w:t xml:space="preserve">Better F1 Score </w:t>
+      </w:r>
+    </w:p>
+    <w:p>
+      <w:pPr>
+        <w:numPr>
+          <w:ilvl w:val="0"/>
+          <w:numId w:val="20"/>
+        </w:numPr>
+        <w:spacing w:line="240" w:lineRule="auto"/>
+        <w:rPr>
+          <w:rFonts w:cstheme="minorHAnsi"/>
+        </w:rPr>
+      </w:pPr>
+      <w:r>
+        <w:rPr>
+          <w:rFonts w:cstheme="minorHAnsi"/>
+        </w:rPr>
+        <w:t xml:space="preserve">Strong performance on TF-IDF features </w:t>
+      </w:r>
+    </w:p>
+    <w:p>
+      <w:pPr>
+        <w:spacing w:line="240" w:lineRule="auto"/>
+        <w:rPr>
+          <w:rFonts w:cstheme="minorHAnsi"/>
+        </w:rPr>
+      </w:pPr>
+      <w:r>
+        <w:rPr>
+          <w:rFonts w:cstheme="minorHAnsi"/>
+        </w:rPr>
+        <w:pict w14:anchorId="6251A043">
+          <v:rect id="_x0000_i1064" style="width:0;height:1.5pt" o:hralign="center" o:hrstd="t" o:hr="t" fillcolor="#a0a0a0" stroked="f"/>
+        </w:pict>
+      </w:r>
+    </w:p>
+    <w:p>
+      <w:pPr>
+        <w:spacing w:line="240" w:lineRule="auto"/>
+        <w:rPr>
+          <w:rFonts w:cstheme="minorHAnsi"/>
+          <w:b/>
+          <w:bCs/>
+          <w:color w:val="4472C4" w:themeColor="accent1"/>
+          <w:sz w:val="30"/>
+          <w:szCs w:val="30"/>
+        </w:rPr>
+      </w:pPr>
+      <w:r>
+        <w:rPr>
+          <w:rFonts w:cstheme="minorHAnsi"/>
+          <w:b/>
+          <w:bCs/>
+          <w:color w:val="4472C4" w:themeColor="accent1"/>
+          <w:sz w:val="30"/>
+          <w:szCs w:val="30"/>
+        </w:rPr>
+        <w:lastRenderedPageBreak/>
+        <w:t>18.</w:t>
+      </w:r>
+      <w:r>
+        <w:rPr>
+          <w:rFonts w:cstheme="minorHAnsi"/>
+          <w:b/>
+          <w:bCs/>
+          <w:color w:val="4472C4" w:themeColor="accent1"/>
+          <w:sz w:val="30"/>
+          <w:szCs w:val="30"/>
+        </w:rPr>
+        <w:t>Conclusion</w:t>
+      </w:r>
+    </w:p>
+    <w:p>
+      <w:pPr>
+        <w:spacing w:line="240" w:lineRule="auto"/>
+        <w:rPr>
+          <w:rFonts w:cstheme="minorHAnsi"/>
+        </w:rPr>
+      </w:pPr>
+      <w:r>
+        <w:rPr>
+          <w:rFonts w:cstheme="minorHAnsi"/>
+        </w:rPr>
+        <w:t>This project successfully implemented a complete machine learning pipeline for genre prediction.</w:t>
+      </w:r>
+    </w:p>
+    <w:p>
+      <w:pPr>
+        <w:spacing w:line="240" w:lineRule="auto"/>
+        <w:rPr>
+          <w:rFonts w:cstheme="minorHAnsi"/>
+        </w:rPr>
+      </w:pPr>
+      <w:r>
+        <w:rPr>
+          <w:rFonts w:cstheme="minorHAnsi"/>
+        </w:rPr>
+        <w:t>Key accomplishments:</w:t>
+      </w:r>
+    </w:p>
+    <w:p>
+      <w:pPr>
+        <w:numPr>
+          <w:ilvl w:val="0"/>
+          <w:numId w:val="21"/>
+        </w:numPr>
+        <w:spacing w:line="240" w:lineRule="auto"/>
+        <w:rPr>
+          <w:rFonts w:cstheme="minorHAnsi"/>
+        </w:rPr>
+      </w:pPr>
+      <w:r>
+        <w:rPr>
+          <w:rFonts w:cstheme="minorHAnsi"/>
+        </w:rPr>
+        <w:t xml:space="preserve">Data cleaning and preprocessing </w:t>
+      </w:r>
+    </w:p>
+    <w:p>
+      <w:pPr>
+        <w:numPr>
+          <w:ilvl w:val="0"/>
+          <w:numId w:val="21"/>
+        </w:numPr>
+        <w:spacing w:line="240" w:lineRule="auto"/>
+        <w:rPr>
+          <w:rFonts w:cstheme="minorHAnsi"/>
+        </w:rPr>
+      </w:pPr>
+      <w:r>
+        <w:rPr>
+          <w:rFonts w:cstheme="minorHAnsi"/>
+        </w:rPr>
+        <w:t xml:space="preserve">TF-IDF feature engineering </w:t>
+      </w:r>
+    </w:p>
+    <w:p>
+      <w:pPr>
+        <w:numPr>
+          <w:ilvl w:val="0"/>
+          <w:numId w:val="21"/>
+        </w:numPr>
+        <w:spacing w:line="240" w:lineRule="auto"/>
+        <w:rPr>
+          <w:rFonts w:cstheme="minorHAnsi"/>
+        </w:rPr>
+      </w:pPr>
+      <w:r>
+        <w:rPr>
+          <w:rFonts w:cstheme="minorHAnsi"/>
+        </w:rPr>
+        <w:t xml:space="preserve">Model training and evaluation </w:t>
+      </w:r>
+    </w:p>
+    <w:p>
+      <w:pPr>
+        <w:numPr>
+          <w:ilvl w:val="0"/>
+          <w:numId w:val="21"/>
+        </w:numPr>
+        <w:spacing w:line="240" w:lineRule="auto"/>
+        <w:rPr>
+          <w:rFonts w:cstheme="minorHAnsi"/>
+        </w:rPr>
+      </w:pPr>
+      <w:r>
+        <w:rPr>
+          <w:rFonts w:cstheme="minorHAnsi"/>
+        </w:rPr>
+        <w:t xml:space="preserve">Visualization of confusion matrices </w:t>
+      </w:r>
+    </w:p>
+    <w:p>
+      <w:pPr>
+        <w:numPr>
+          <w:ilvl w:val="0"/>
+          <w:numId w:val="21"/>
+        </w:numPr>
+        <w:spacing w:line="240" w:lineRule="auto"/>
+        <w:rPr>
+          <w:rFonts w:cstheme="minorHAnsi"/>
+        </w:rPr>
+      </w:pPr>
+      <w:r>
+        <w:rPr>
+          <w:rFonts w:cstheme="minorHAnsi"/>
+        </w:rPr>
+        <w:t xml:space="preserve">Model explainability using feature importance </w:t>
+      </w:r>
+    </w:p>
+    <w:p>
+      <w:pPr>
+        <w:numPr>
+          <w:ilvl w:val="0"/>
+          <w:numId w:val="21"/>
+        </w:numPr>
+        <w:spacing w:line="240" w:lineRule="auto"/>
+        <w:rPr>
+          <w:rFonts w:cstheme="minorHAnsi"/>
+        </w:rPr>
+      </w:pPr>
+      <w:r>
+        <w:rPr>
+          <w:rFonts w:cstheme="minorHAnsi"/>
+        </w:rPr>
+        <w:t xml:space="preserve">Selection of best-performing model </w:t>
+      </w:r>
+    </w:p>
+    <w:p>
+      <w:pPr>
+        <w:spacing w:line="240" w:lineRule="auto"/>
+        <w:rPr>
+          <w:rFonts w:cstheme="minorHAnsi"/>
+        </w:rPr>
+      </w:pPr>
+      <w:r>
+        <w:rPr>
+          <w:rFonts w:cstheme="minorHAnsi"/>
+        </w:rPr>
+        <w:t>The system is modular and reusable, making it suitable for future improvements</w:t>
+      </w:r>
+    </w:p>
+    <w:p>
+      <w:pPr>
+        <w:spacing w:line="240" w:lineRule="auto"/>
+      </w:pPr>
     </w:p>
     <w:sectPr>
       <w:pgSz w:w="11906" w:h="16838"/>
@@ -906,6 +3640,3663 @@
     </w:p>
   </w:footnote>
 </w:footnotes>
+</file>
+
+<file path=word/numbering.xml><?xml version="1.0" encoding="utf-8"?>
+<w:numbering xmlns:wpc="http://schemas.microsoft.com/office/word/2010/wordprocessingCanvas" xmlns:cx="http://schemas.microsoft.com/office/drawing/2014/chartex" xmlns:cx1="http://schemas.microsoft.com/office/drawing/2015/9/8/chartex" xmlns:cx2="http://schemas.microsoft.com/office/drawing/2015/10/21/chartex" xmlns:cx3="http://schemas.microsoft.com/office/drawing/2016/5/9/chartex" xmlns:cx4="http://schemas.microsoft.com/office/drawing/2016/5/10/chartex" xmlns:cx5="http://schemas.microsoft.com/office/drawing/2016/5/11/chartex" xmlns:cx6="http://schemas.microsoft.com/office/drawing/2016/5/12/chartex" xmlns:cx7="http://schemas.microsoft.com/office/drawing/2016/5/13/chartex" xmlns:cx8="http://schemas.microsoft.com/office/drawing/2016/5/14/chartex" xmlns:mc="http://schemas.openxmlformats.org/markup-compatibility/2006" xmlns:aink="http://schemas.microsoft.com/office/drawing/2016/ink" xmlns:am3d="http://schemas.microsoft.com/office/drawing/2017/model3d" xmlns:o="urn:schemas-microsoft-com:office:office" xmlns:oel="http://schemas.microsoft.com/office/2019/extlst" xmlns:r="http://schemas.openxmlformats.org/officeDocument/2006/relationships" xmlns:m="http://schemas.openxmlformats.org/officeDocument/2006/math" xmlns:v="urn:schemas-microsoft-com:vml" xmlns:wp14="http://schemas.microsoft.com/office/word/2010/wordprocessingDrawing" xmlns:wp="http://schemas.openxmlformats.org/drawingml/2006/wordprocessingDrawing" xmlns:w10="urn:schemas-microsoft-com:office:word" xmlns:w="http://schemas.openxmlformats.org/wordprocessingml/2006/main" xmlns:w14="http://schemas.microsoft.com/office/word/2010/wordml" xmlns:w15="http://schemas.microsoft.com/office/word/2012/wordml" xmlns:w16cex="http://schemas.microsoft.com/office/word/2018/wordml/cex" xmlns:w16cid="http://schemas.microsoft.com/office/word/2016/wordml/cid" xmlns:w16="http://schemas.microsoft.com/office/word/2018/wordml" xmlns:w16du="http://schemas.microsoft.com/office/word/2023/wordml/word16du" xmlns:w16sdtdh="http://schemas.microsoft.com/office/word/2020/wordml/sdtdatahash" xmlns:w16sdtfl="http://schemas.microsoft.com/office/word/2024/wordml/sdtformatlock" xmlns:w16se="http://schemas.microsoft.com/office/word/2015/wordml/symex" xmlns:wpg="http://schemas.microsoft.com/office/word/2010/wordprocessingGroup" xmlns:wpi="http://schemas.microsoft.com/office/word/2010/wordprocessingInk" xmlns:wne="http://schemas.microsoft.com/office/word/2006/wordml" xmlns:wps="http://schemas.microsoft.com/office/word/2010/wordprocessingShape" mc:Ignorable="w14 w15 w16se w16cid w16 w16cex w16sdtdh w16sdtfl w16du wp14">
+  <w:abstractNum w:abstractNumId="0" w15:restartNumberingAfterBreak="0">
+    <w:nsid w:val="06A0501C"/>
+    <w:multiLevelType w:val="multilevel"/>
+    <w:tmpl w:val="EDF8FA52"/>
+    <w:lvl w:ilvl="0">
+      <w:start w:val="1"/>
+      <w:numFmt w:val="bullet"/>
+      <w:lvlText w:val=""/>
+      <w:lvlJc w:val="left"/>
+      <w:pPr>
+        <w:tabs>
+          <w:tab w:val="num" w:pos="720"/>
+        </w:tabs>
+        <w:ind w:left="720" w:hanging="360"/>
+      </w:pPr>
+      <w:rPr>
+        <w:rFonts w:ascii="Symbol" w:hAnsi="Symbol" w:hint="default"/>
+        <w:sz w:val="20"/>
+      </w:rPr>
+    </w:lvl>
+    <w:lvl w:ilvl="1" w:tentative="1">
+      <w:start w:val="1"/>
+      <w:numFmt w:val="bullet"/>
+      <w:lvlText w:val="o"/>
+      <w:lvlJc w:val="left"/>
+      <w:pPr>
+        <w:tabs>
+          <w:tab w:val="num" w:pos="1440"/>
+        </w:tabs>
+        <w:ind w:left="1440" w:hanging="360"/>
+      </w:pPr>
+      <w:rPr>
+        <w:rFonts w:ascii="Courier New" w:hAnsi="Courier New" w:hint="default"/>
+        <w:sz w:val="20"/>
+      </w:rPr>
+    </w:lvl>
+    <w:lvl w:ilvl="2" w:tentative="1">
+      <w:start w:val="1"/>
+      <w:numFmt w:val="bullet"/>
+      <w:lvlText w:val=""/>
+      <w:lvlJc w:val="left"/>
+      <w:pPr>
+        <w:tabs>
+          <w:tab w:val="num" w:pos="2160"/>
+        </w:tabs>
+        <w:ind w:left="2160" w:hanging="360"/>
+      </w:pPr>
+      <w:rPr>
+        <w:rFonts w:ascii="Wingdings" w:hAnsi="Wingdings" w:hint="default"/>
+        <w:sz w:val="20"/>
+      </w:rPr>
+    </w:lvl>
+    <w:lvl w:ilvl="3" w:tentative="1">
+      <w:start w:val="1"/>
+      <w:numFmt w:val="bullet"/>
+      <w:lvlText w:val=""/>
+      <w:lvlJc w:val="left"/>
+      <w:pPr>
+        <w:tabs>
+          <w:tab w:val="num" w:pos="2880"/>
+        </w:tabs>
+        <w:ind w:left="2880" w:hanging="360"/>
+      </w:pPr>
+      <w:rPr>
+        <w:rFonts w:ascii="Wingdings" w:hAnsi="Wingdings" w:hint="default"/>
+        <w:sz w:val="20"/>
+      </w:rPr>
+    </w:lvl>
+    <w:lvl w:ilvl="4" w:tentative="1">
+      <w:start w:val="1"/>
+      <w:numFmt w:val="bullet"/>
+      <w:lvlText w:val=""/>
+      <w:lvlJc w:val="left"/>
+      <w:pPr>
+        <w:tabs>
+          <w:tab w:val="num" w:pos="3600"/>
+        </w:tabs>
+        <w:ind w:left="3600" w:hanging="360"/>
+      </w:pPr>
+      <w:rPr>
+        <w:rFonts w:ascii="Wingdings" w:hAnsi="Wingdings" w:hint="default"/>
+        <w:sz w:val="20"/>
+      </w:rPr>
+    </w:lvl>
+    <w:lvl w:ilvl="5" w:tentative="1">
+      <w:start w:val="1"/>
+      <w:numFmt w:val="bullet"/>
+      <w:lvlText w:val=""/>
+      <w:lvlJc w:val="left"/>
+      <w:pPr>
+        <w:tabs>
+          <w:tab w:val="num" w:pos="4320"/>
+        </w:tabs>
+        <w:ind w:left="4320" w:hanging="360"/>
+      </w:pPr>
+      <w:rPr>
+        <w:rFonts w:ascii="Wingdings" w:hAnsi="Wingdings" w:hint="default"/>
+        <w:sz w:val="20"/>
+      </w:rPr>
+    </w:lvl>
+    <w:lvl w:ilvl="6" w:tentative="1">
+      <w:start w:val="1"/>
+      <w:numFmt w:val="bullet"/>
+      <w:lvlText w:val=""/>
+      <w:lvlJc w:val="left"/>
+      <w:pPr>
+        <w:tabs>
+          <w:tab w:val="num" w:pos="5040"/>
+        </w:tabs>
+        <w:ind w:left="5040" w:hanging="360"/>
+      </w:pPr>
+      <w:rPr>
+        <w:rFonts w:ascii="Wingdings" w:hAnsi="Wingdings" w:hint="default"/>
+        <w:sz w:val="20"/>
+      </w:rPr>
+    </w:lvl>
+    <w:lvl w:ilvl="7" w:tentative="1">
+      <w:start w:val="1"/>
+      <w:numFmt w:val="bullet"/>
+      <w:lvlText w:val=""/>
+      <w:lvlJc w:val="left"/>
+      <w:pPr>
+        <w:tabs>
+          <w:tab w:val="num" w:pos="5760"/>
+        </w:tabs>
+        <w:ind w:left="5760" w:hanging="360"/>
+      </w:pPr>
+      <w:rPr>
+        <w:rFonts w:ascii="Wingdings" w:hAnsi="Wingdings" w:hint="default"/>
+        <w:sz w:val="20"/>
+      </w:rPr>
+    </w:lvl>
+    <w:lvl w:ilvl="8" w:tentative="1">
+      <w:start w:val="1"/>
+      <w:numFmt w:val="bullet"/>
+      <w:lvlText w:val=""/>
+      <w:lvlJc w:val="left"/>
+      <w:pPr>
+        <w:tabs>
+          <w:tab w:val="num" w:pos="6480"/>
+        </w:tabs>
+        <w:ind w:left="6480" w:hanging="360"/>
+      </w:pPr>
+      <w:rPr>
+        <w:rFonts w:ascii="Wingdings" w:hAnsi="Wingdings" w:hint="default"/>
+        <w:sz w:val="20"/>
+      </w:rPr>
+    </w:lvl>
+  </w:abstractNum>
+  <w:abstractNum w:abstractNumId="1" w15:restartNumberingAfterBreak="0">
+    <w:nsid w:val="0C153B5D"/>
+    <w:multiLevelType w:val="multilevel"/>
+    <w:tmpl w:val="318E8FEC"/>
+    <w:lvl w:ilvl="0">
+      <w:start w:val="1"/>
+      <w:numFmt w:val="bullet"/>
+      <w:lvlText w:val=""/>
+      <w:lvlJc w:val="left"/>
+      <w:pPr>
+        <w:tabs>
+          <w:tab w:val="num" w:pos="720"/>
+        </w:tabs>
+        <w:ind w:left="720" w:hanging="360"/>
+      </w:pPr>
+      <w:rPr>
+        <w:rFonts w:ascii="Symbol" w:hAnsi="Symbol" w:hint="default"/>
+        <w:sz w:val="20"/>
+      </w:rPr>
+    </w:lvl>
+    <w:lvl w:ilvl="1" w:tentative="1">
+      <w:start w:val="1"/>
+      <w:numFmt w:val="bullet"/>
+      <w:lvlText w:val="o"/>
+      <w:lvlJc w:val="left"/>
+      <w:pPr>
+        <w:tabs>
+          <w:tab w:val="num" w:pos="1440"/>
+        </w:tabs>
+        <w:ind w:left="1440" w:hanging="360"/>
+      </w:pPr>
+      <w:rPr>
+        <w:rFonts w:ascii="Courier New" w:hAnsi="Courier New" w:hint="default"/>
+        <w:sz w:val="20"/>
+      </w:rPr>
+    </w:lvl>
+    <w:lvl w:ilvl="2" w:tentative="1">
+      <w:start w:val="1"/>
+      <w:numFmt w:val="bullet"/>
+      <w:lvlText w:val=""/>
+      <w:lvlJc w:val="left"/>
+      <w:pPr>
+        <w:tabs>
+          <w:tab w:val="num" w:pos="2160"/>
+        </w:tabs>
+        <w:ind w:left="2160" w:hanging="360"/>
+      </w:pPr>
+      <w:rPr>
+        <w:rFonts w:ascii="Wingdings" w:hAnsi="Wingdings" w:hint="default"/>
+        <w:sz w:val="20"/>
+      </w:rPr>
+    </w:lvl>
+    <w:lvl w:ilvl="3" w:tentative="1">
+      <w:start w:val="1"/>
+      <w:numFmt w:val="bullet"/>
+      <w:lvlText w:val=""/>
+      <w:lvlJc w:val="left"/>
+      <w:pPr>
+        <w:tabs>
+          <w:tab w:val="num" w:pos="2880"/>
+        </w:tabs>
+        <w:ind w:left="2880" w:hanging="360"/>
+      </w:pPr>
+      <w:rPr>
+        <w:rFonts w:ascii="Wingdings" w:hAnsi="Wingdings" w:hint="default"/>
+        <w:sz w:val="20"/>
+      </w:rPr>
+    </w:lvl>
+    <w:lvl w:ilvl="4" w:tentative="1">
+      <w:start w:val="1"/>
+      <w:numFmt w:val="bullet"/>
+      <w:lvlText w:val=""/>
+      <w:lvlJc w:val="left"/>
+      <w:pPr>
+        <w:tabs>
+          <w:tab w:val="num" w:pos="3600"/>
+        </w:tabs>
+        <w:ind w:left="3600" w:hanging="360"/>
+      </w:pPr>
+      <w:rPr>
+        <w:rFonts w:ascii="Wingdings" w:hAnsi="Wingdings" w:hint="default"/>
+        <w:sz w:val="20"/>
+      </w:rPr>
+    </w:lvl>
+    <w:lvl w:ilvl="5" w:tentative="1">
+      <w:start w:val="1"/>
+      <w:numFmt w:val="bullet"/>
+      <w:lvlText w:val=""/>
+      <w:lvlJc w:val="left"/>
+      <w:pPr>
+        <w:tabs>
+          <w:tab w:val="num" w:pos="4320"/>
+        </w:tabs>
+        <w:ind w:left="4320" w:hanging="360"/>
+      </w:pPr>
+      <w:rPr>
+        <w:rFonts w:ascii="Wingdings" w:hAnsi="Wingdings" w:hint="default"/>
+        <w:sz w:val="20"/>
+      </w:rPr>
+    </w:lvl>
+    <w:lvl w:ilvl="6" w:tentative="1">
+      <w:start w:val="1"/>
+      <w:numFmt w:val="bullet"/>
+      <w:lvlText w:val=""/>
+      <w:lvlJc w:val="left"/>
+      <w:pPr>
+        <w:tabs>
+          <w:tab w:val="num" w:pos="5040"/>
+        </w:tabs>
+        <w:ind w:left="5040" w:hanging="360"/>
+      </w:pPr>
+      <w:rPr>
+        <w:rFonts w:ascii="Wingdings" w:hAnsi="Wingdings" w:hint="default"/>
+        <w:sz w:val="20"/>
+      </w:rPr>
+    </w:lvl>
+    <w:lvl w:ilvl="7" w:tentative="1">
+      <w:start w:val="1"/>
+      <w:numFmt w:val="bullet"/>
+      <w:lvlText w:val=""/>
+      <w:lvlJc w:val="left"/>
+      <w:pPr>
+        <w:tabs>
+          <w:tab w:val="num" w:pos="5760"/>
+        </w:tabs>
+        <w:ind w:left="5760" w:hanging="360"/>
+      </w:pPr>
+      <w:rPr>
+        <w:rFonts w:ascii="Wingdings" w:hAnsi="Wingdings" w:hint="default"/>
+        <w:sz w:val="20"/>
+      </w:rPr>
+    </w:lvl>
+    <w:lvl w:ilvl="8" w:tentative="1">
+      <w:start w:val="1"/>
+      <w:numFmt w:val="bullet"/>
+      <w:lvlText w:val=""/>
+      <w:lvlJc w:val="left"/>
+      <w:pPr>
+        <w:tabs>
+          <w:tab w:val="num" w:pos="6480"/>
+        </w:tabs>
+        <w:ind w:left="6480" w:hanging="360"/>
+      </w:pPr>
+      <w:rPr>
+        <w:rFonts w:ascii="Wingdings" w:hAnsi="Wingdings" w:hint="default"/>
+        <w:sz w:val="20"/>
+      </w:rPr>
+    </w:lvl>
+  </w:abstractNum>
+  <w:abstractNum w:abstractNumId="2" w15:restartNumberingAfterBreak="0">
+    <w:nsid w:val="0E3371E5"/>
+    <w:multiLevelType w:val="multilevel"/>
+    <w:tmpl w:val="3E8876A6"/>
+    <w:lvl w:ilvl="0">
+      <w:start w:val="1"/>
+      <w:numFmt w:val="bullet"/>
+      <w:lvlText w:val=""/>
+      <w:lvlJc w:val="left"/>
+      <w:pPr>
+        <w:tabs>
+          <w:tab w:val="num" w:pos="720"/>
+        </w:tabs>
+        <w:ind w:left="720" w:hanging="360"/>
+      </w:pPr>
+      <w:rPr>
+        <w:rFonts w:ascii="Symbol" w:hAnsi="Symbol" w:hint="default"/>
+        <w:sz w:val="20"/>
+      </w:rPr>
+    </w:lvl>
+    <w:lvl w:ilvl="1" w:tentative="1">
+      <w:start w:val="1"/>
+      <w:numFmt w:val="bullet"/>
+      <w:lvlText w:val="o"/>
+      <w:lvlJc w:val="left"/>
+      <w:pPr>
+        <w:tabs>
+          <w:tab w:val="num" w:pos="1440"/>
+        </w:tabs>
+        <w:ind w:left="1440" w:hanging="360"/>
+      </w:pPr>
+      <w:rPr>
+        <w:rFonts w:ascii="Courier New" w:hAnsi="Courier New" w:hint="default"/>
+        <w:sz w:val="20"/>
+      </w:rPr>
+    </w:lvl>
+    <w:lvl w:ilvl="2" w:tentative="1">
+      <w:start w:val="1"/>
+      <w:numFmt w:val="bullet"/>
+      <w:lvlText w:val=""/>
+      <w:lvlJc w:val="left"/>
+      <w:pPr>
+        <w:tabs>
+          <w:tab w:val="num" w:pos="2160"/>
+        </w:tabs>
+        <w:ind w:left="2160" w:hanging="360"/>
+      </w:pPr>
+      <w:rPr>
+        <w:rFonts w:ascii="Wingdings" w:hAnsi="Wingdings" w:hint="default"/>
+        <w:sz w:val="20"/>
+      </w:rPr>
+    </w:lvl>
+    <w:lvl w:ilvl="3" w:tentative="1">
+      <w:start w:val="1"/>
+      <w:numFmt w:val="bullet"/>
+      <w:lvlText w:val=""/>
+      <w:lvlJc w:val="left"/>
+      <w:pPr>
+        <w:tabs>
+          <w:tab w:val="num" w:pos="2880"/>
+        </w:tabs>
+        <w:ind w:left="2880" w:hanging="360"/>
+      </w:pPr>
+      <w:rPr>
+        <w:rFonts w:ascii="Wingdings" w:hAnsi="Wingdings" w:hint="default"/>
+        <w:sz w:val="20"/>
+      </w:rPr>
+    </w:lvl>
+    <w:lvl w:ilvl="4" w:tentative="1">
+      <w:start w:val="1"/>
+      <w:numFmt w:val="bullet"/>
+      <w:lvlText w:val=""/>
+      <w:lvlJc w:val="left"/>
+      <w:pPr>
+        <w:tabs>
+          <w:tab w:val="num" w:pos="3600"/>
+        </w:tabs>
+        <w:ind w:left="3600" w:hanging="360"/>
+      </w:pPr>
+      <w:rPr>
+        <w:rFonts w:ascii="Wingdings" w:hAnsi="Wingdings" w:hint="default"/>
+        <w:sz w:val="20"/>
+      </w:rPr>
+    </w:lvl>
+    <w:lvl w:ilvl="5" w:tentative="1">
+      <w:start w:val="1"/>
+      <w:numFmt w:val="bullet"/>
+      <w:lvlText w:val=""/>
+      <w:lvlJc w:val="left"/>
+      <w:pPr>
+        <w:tabs>
+          <w:tab w:val="num" w:pos="4320"/>
+        </w:tabs>
+        <w:ind w:left="4320" w:hanging="360"/>
+      </w:pPr>
+      <w:rPr>
+        <w:rFonts w:ascii="Wingdings" w:hAnsi="Wingdings" w:hint="default"/>
+        <w:sz w:val="20"/>
+      </w:rPr>
+    </w:lvl>
+    <w:lvl w:ilvl="6" w:tentative="1">
+      <w:start w:val="1"/>
+      <w:numFmt w:val="bullet"/>
+      <w:lvlText w:val=""/>
+      <w:lvlJc w:val="left"/>
+      <w:pPr>
+        <w:tabs>
+          <w:tab w:val="num" w:pos="5040"/>
+        </w:tabs>
+        <w:ind w:left="5040" w:hanging="360"/>
+      </w:pPr>
+      <w:rPr>
+        <w:rFonts w:ascii="Wingdings" w:hAnsi="Wingdings" w:hint="default"/>
+        <w:sz w:val="20"/>
+      </w:rPr>
+    </w:lvl>
+    <w:lvl w:ilvl="7" w:tentative="1">
+      <w:start w:val="1"/>
+      <w:numFmt w:val="bullet"/>
+      <w:lvlText w:val=""/>
+      <w:lvlJc w:val="left"/>
+      <w:pPr>
+        <w:tabs>
+          <w:tab w:val="num" w:pos="5760"/>
+        </w:tabs>
+        <w:ind w:left="5760" w:hanging="360"/>
+      </w:pPr>
+      <w:rPr>
+        <w:rFonts w:ascii="Wingdings" w:hAnsi="Wingdings" w:hint="default"/>
+        <w:sz w:val="20"/>
+      </w:rPr>
+    </w:lvl>
+    <w:lvl w:ilvl="8" w:tentative="1">
+      <w:start w:val="1"/>
+      <w:numFmt w:val="bullet"/>
+      <w:lvlText w:val=""/>
+      <w:lvlJc w:val="left"/>
+      <w:pPr>
+        <w:tabs>
+          <w:tab w:val="num" w:pos="6480"/>
+        </w:tabs>
+        <w:ind w:left="6480" w:hanging="360"/>
+      </w:pPr>
+      <w:rPr>
+        <w:rFonts w:ascii="Wingdings" w:hAnsi="Wingdings" w:hint="default"/>
+        <w:sz w:val="20"/>
+      </w:rPr>
+    </w:lvl>
+  </w:abstractNum>
+  <w:abstractNum w:abstractNumId="3" w15:restartNumberingAfterBreak="0">
+    <w:nsid w:val="139A37E9"/>
+    <w:multiLevelType w:val="multilevel"/>
+    <w:tmpl w:val="32CC4B34"/>
+    <w:lvl w:ilvl="0">
+      <w:start w:val="1"/>
+      <w:numFmt w:val="bullet"/>
+      <w:lvlText w:val=""/>
+      <w:lvlJc w:val="left"/>
+      <w:pPr>
+        <w:tabs>
+          <w:tab w:val="num" w:pos="720"/>
+        </w:tabs>
+        <w:ind w:left="720" w:hanging="360"/>
+      </w:pPr>
+      <w:rPr>
+        <w:rFonts w:ascii="Symbol" w:hAnsi="Symbol" w:hint="default"/>
+        <w:sz w:val="20"/>
+      </w:rPr>
+    </w:lvl>
+    <w:lvl w:ilvl="1" w:tentative="1">
+      <w:start w:val="1"/>
+      <w:numFmt w:val="bullet"/>
+      <w:lvlText w:val="o"/>
+      <w:lvlJc w:val="left"/>
+      <w:pPr>
+        <w:tabs>
+          <w:tab w:val="num" w:pos="1440"/>
+        </w:tabs>
+        <w:ind w:left="1440" w:hanging="360"/>
+      </w:pPr>
+      <w:rPr>
+        <w:rFonts w:ascii="Courier New" w:hAnsi="Courier New" w:hint="default"/>
+        <w:sz w:val="20"/>
+      </w:rPr>
+    </w:lvl>
+    <w:lvl w:ilvl="2" w:tentative="1">
+      <w:start w:val="1"/>
+      <w:numFmt w:val="bullet"/>
+      <w:lvlText w:val=""/>
+      <w:lvlJc w:val="left"/>
+      <w:pPr>
+        <w:tabs>
+          <w:tab w:val="num" w:pos="2160"/>
+        </w:tabs>
+        <w:ind w:left="2160" w:hanging="360"/>
+      </w:pPr>
+      <w:rPr>
+        <w:rFonts w:ascii="Wingdings" w:hAnsi="Wingdings" w:hint="default"/>
+        <w:sz w:val="20"/>
+      </w:rPr>
+    </w:lvl>
+    <w:lvl w:ilvl="3" w:tentative="1">
+      <w:start w:val="1"/>
+      <w:numFmt w:val="bullet"/>
+      <w:lvlText w:val=""/>
+      <w:lvlJc w:val="left"/>
+      <w:pPr>
+        <w:tabs>
+          <w:tab w:val="num" w:pos="2880"/>
+        </w:tabs>
+        <w:ind w:left="2880" w:hanging="360"/>
+      </w:pPr>
+      <w:rPr>
+        <w:rFonts w:ascii="Wingdings" w:hAnsi="Wingdings" w:hint="default"/>
+        <w:sz w:val="20"/>
+      </w:rPr>
+    </w:lvl>
+    <w:lvl w:ilvl="4" w:tentative="1">
+      <w:start w:val="1"/>
+      <w:numFmt w:val="bullet"/>
+      <w:lvlText w:val=""/>
+      <w:lvlJc w:val="left"/>
+      <w:pPr>
+        <w:tabs>
+          <w:tab w:val="num" w:pos="3600"/>
+        </w:tabs>
+        <w:ind w:left="3600" w:hanging="360"/>
+      </w:pPr>
+      <w:rPr>
+        <w:rFonts w:ascii="Wingdings" w:hAnsi="Wingdings" w:hint="default"/>
+        <w:sz w:val="20"/>
+      </w:rPr>
+    </w:lvl>
+    <w:lvl w:ilvl="5" w:tentative="1">
+      <w:start w:val="1"/>
+      <w:numFmt w:val="bullet"/>
+      <w:lvlText w:val=""/>
+      <w:lvlJc w:val="left"/>
+      <w:pPr>
+        <w:tabs>
+          <w:tab w:val="num" w:pos="4320"/>
+        </w:tabs>
+        <w:ind w:left="4320" w:hanging="360"/>
+      </w:pPr>
+      <w:rPr>
+        <w:rFonts w:ascii="Wingdings" w:hAnsi="Wingdings" w:hint="default"/>
+        <w:sz w:val="20"/>
+      </w:rPr>
+    </w:lvl>
+    <w:lvl w:ilvl="6" w:tentative="1">
+      <w:start w:val="1"/>
+      <w:numFmt w:val="bullet"/>
+      <w:lvlText w:val=""/>
+      <w:lvlJc w:val="left"/>
+      <w:pPr>
+        <w:tabs>
+          <w:tab w:val="num" w:pos="5040"/>
+        </w:tabs>
+        <w:ind w:left="5040" w:hanging="360"/>
+      </w:pPr>
+      <w:rPr>
+        <w:rFonts w:ascii="Wingdings" w:hAnsi="Wingdings" w:hint="default"/>
+        <w:sz w:val="20"/>
+      </w:rPr>
+    </w:lvl>
+    <w:lvl w:ilvl="7" w:tentative="1">
+      <w:start w:val="1"/>
+      <w:numFmt w:val="bullet"/>
+      <w:lvlText w:val=""/>
+      <w:lvlJc w:val="left"/>
+      <w:pPr>
+        <w:tabs>
+          <w:tab w:val="num" w:pos="5760"/>
+        </w:tabs>
+        <w:ind w:left="5760" w:hanging="360"/>
+      </w:pPr>
+      <w:rPr>
+        <w:rFonts w:ascii="Wingdings" w:hAnsi="Wingdings" w:hint="default"/>
+        <w:sz w:val="20"/>
+      </w:rPr>
+    </w:lvl>
+    <w:lvl w:ilvl="8" w:tentative="1">
+      <w:start w:val="1"/>
+      <w:numFmt w:val="bullet"/>
+      <w:lvlText w:val=""/>
+      <w:lvlJc w:val="left"/>
+      <w:pPr>
+        <w:tabs>
+          <w:tab w:val="num" w:pos="6480"/>
+        </w:tabs>
+        <w:ind w:left="6480" w:hanging="360"/>
+      </w:pPr>
+      <w:rPr>
+        <w:rFonts w:ascii="Wingdings" w:hAnsi="Wingdings" w:hint="default"/>
+        <w:sz w:val="20"/>
+      </w:rPr>
+    </w:lvl>
+  </w:abstractNum>
+  <w:abstractNum w:abstractNumId="4" w15:restartNumberingAfterBreak="0">
+    <w:nsid w:val="16CC476B"/>
+    <w:multiLevelType w:val="multilevel"/>
+    <w:tmpl w:val="2A86BF9E"/>
+    <w:lvl w:ilvl="0">
+      <w:start w:val="1"/>
+      <w:numFmt w:val="bullet"/>
+      <w:lvlText w:val=""/>
+      <w:lvlJc w:val="left"/>
+      <w:pPr>
+        <w:tabs>
+          <w:tab w:val="num" w:pos="720"/>
+        </w:tabs>
+        <w:ind w:left="720" w:hanging="360"/>
+      </w:pPr>
+      <w:rPr>
+        <w:rFonts w:ascii="Symbol" w:hAnsi="Symbol" w:hint="default"/>
+        <w:sz w:val="20"/>
+      </w:rPr>
+    </w:lvl>
+    <w:lvl w:ilvl="1" w:tentative="1">
+      <w:start w:val="1"/>
+      <w:numFmt w:val="bullet"/>
+      <w:lvlText w:val="o"/>
+      <w:lvlJc w:val="left"/>
+      <w:pPr>
+        <w:tabs>
+          <w:tab w:val="num" w:pos="1440"/>
+        </w:tabs>
+        <w:ind w:left="1440" w:hanging="360"/>
+      </w:pPr>
+      <w:rPr>
+        <w:rFonts w:ascii="Courier New" w:hAnsi="Courier New" w:hint="default"/>
+        <w:sz w:val="20"/>
+      </w:rPr>
+    </w:lvl>
+    <w:lvl w:ilvl="2" w:tentative="1">
+      <w:start w:val="1"/>
+      <w:numFmt w:val="bullet"/>
+      <w:lvlText w:val=""/>
+      <w:lvlJc w:val="left"/>
+      <w:pPr>
+        <w:tabs>
+          <w:tab w:val="num" w:pos="2160"/>
+        </w:tabs>
+        <w:ind w:left="2160" w:hanging="360"/>
+      </w:pPr>
+      <w:rPr>
+        <w:rFonts w:ascii="Wingdings" w:hAnsi="Wingdings" w:hint="default"/>
+        <w:sz w:val="20"/>
+      </w:rPr>
+    </w:lvl>
+    <w:lvl w:ilvl="3" w:tentative="1">
+      <w:start w:val="1"/>
+      <w:numFmt w:val="bullet"/>
+      <w:lvlText w:val=""/>
+      <w:lvlJc w:val="left"/>
+      <w:pPr>
+        <w:tabs>
+          <w:tab w:val="num" w:pos="2880"/>
+        </w:tabs>
+        <w:ind w:left="2880" w:hanging="360"/>
+      </w:pPr>
+      <w:rPr>
+        <w:rFonts w:ascii="Wingdings" w:hAnsi="Wingdings" w:hint="default"/>
+        <w:sz w:val="20"/>
+      </w:rPr>
+    </w:lvl>
+    <w:lvl w:ilvl="4" w:tentative="1">
+      <w:start w:val="1"/>
+      <w:numFmt w:val="bullet"/>
+      <w:lvlText w:val=""/>
+      <w:lvlJc w:val="left"/>
+      <w:pPr>
+        <w:tabs>
+          <w:tab w:val="num" w:pos="3600"/>
+        </w:tabs>
+        <w:ind w:left="3600" w:hanging="360"/>
+      </w:pPr>
+      <w:rPr>
+        <w:rFonts w:ascii="Wingdings" w:hAnsi="Wingdings" w:hint="default"/>
+        <w:sz w:val="20"/>
+      </w:rPr>
+    </w:lvl>
+    <w:lvl w:ilvl="5" w:tentative="1">
+      <w:start w:val="1"/>
+      <w:numFmt w:val="bullet"/>
+      <w:lvlText w:val=""/>
+      <w:lvlJc w:val="left"/>
+      <w:pPr>
+        <w:tabs>
+          <w:tab w:val="num" w:pos="4320"/>
+        </w:tabs>
+        <w:ind w:left="4320" w:hanging="360"/>
+      </w:pPr>
+      <w:rPr>
+        <w:rFonts w:ascii="Wingdings" w:hAnsi="Wingdings" w:hint="default"/>
+        <w:sz w:val="20"/>
+      </w:rPr>
+    </w:lvl>
+    <w:lvl w:ilvl="6" w:tentative="1">
+      <w:start w:val="1"/>
+      <w:numFmt w:val="bullet"/>
+      <w:lvlText w:val=""/>
+      <w:lvlJc w:val="left"/>
+      <w:pPr>
+        <w:tabs>
+          <w:tab w:val="num" w:pos="5040"/>
+        </w:tabs>
+        <w:ind w:left="5040" w:hanging="360"/>
+      </w:pPr>
+      <w:rPr>
+        <w:rFonts w:ascii="Wingdings" w:hAnsi="Wingdings" w:hint="default"/>
+        <w:sz w:val="20"/>
+      </w:rPr>
+    </w:lvl>
+    <w:lvl w:ilvl="7" w:tentative="1">
+      <w:start w:val="1"/>
+      <w:numFmt w:val="bullet"/>
+      <w:lvlText w:val=""/>
+      <w:lvlJc w:val="left"/>
+      <w:pPr>
+        <w:tabs>
+          <w:tab w:val="num" w:pos="5760"/>
+        </w:tabs>
+        <w:ind w:left="5760" w:hanging="360"/>
+      </w:pPr>
+      <w:rPr>
+        <w:rFonts w:ascii="Wingdings" w:hAnsi="Wingdings" w:hint="default"/>
+        <w:sz w:val="20"/>
+      </w:rPr>
+    </w:lvl>
+    <w:lvl w:ilvl="8" w:tentative="1">
+      <w:start w:val="1"/>
+      <w:numFmt w:val="bullet"/>
+      <w:lvlText w:val=""/>
+      <w:lvlJc w:val="left"/>
+      <w:pPr>
+        <w:tabs>
+          <w:tab w:val="num" w:pos="6480"/>
+        </w:tabs>
+        <w:ind w:left="6480" w:hanging="360"/>
+      </w:pPr>
+      <w:rPr>
+        <w:rFonts w:ascii="Wingdings" w:hAnsi="Wingdings" w:hint="default"/>
+        <w:sz w:val="20"/>
+      </w:rPr>
+    </w:lvl>
+  </w:abstractNum>
+  <w:abstractNum w:abstractNumId="5" w15:restartNumberingAfterBreak="0">
+    <w:nsid w:val="1AB2672E"/>
+    <w:multiLevelType w:val="hybridMultilevel"/>
+    <w:tmpl w:val="DB446F9A"/>
+    <w:lvl w:ilvl="0" w:tplc="4009000F">
+      <w:start w:val="1"/>
+      <w:numFmt w:val="decimal"/>
+      <w:lvlText w:val="%1."/>
+      <w:lvlJc w:val="left"/>
+      <w:pPr>
+        <w:ind w:left="720" w:hanging="360"/>
+      </w:pPr>
+      <w:rPr>
+        <w:rFonts w:hint="default"/>
+      </w:rPr>
+    </w:lvl>
+    <w:lvl w:ilvl="1" w:tplc="40090019" w:tentative="1">
+      <w:start w:val="1"/>
+      <w:numFmt w:val="lowerLetter"/>
+      <w:lvlText w:val="%2."/>
+      <w:lvlJc w:val="left"/>
+      <w:pPr>
+        <w:ind w:left="1440" w:hanging="360"/>
+      </w:pPr>
+    </w:lvl>
+    <w:lvl w:ilvl="2" w:tplc="4009001B" w:tentative="1">
+      <w:start w:val="1"/>
+      <w:numFmt w:val="lowerRoman"/>
+      <w:lvlText w:val="%3."/>
+      <w:lvlJc w:val="right"/>
+      <w:pPr>
+        <w:ind w:left="2160" w:hanging="180"/>
+      </w:pPr>
+    </w:lvl>
+    <w:lvl w:ilvl="3" w:tplc="4009000F" w:tentative="1">
+      <w:start w:val="1"/>
+      <w:numFmt w:val="decimal"/>
+      <w:lvlText w:val="%4."/>
+      <w:lvlJc w:val="left"/>
+      <w:pPr>
+        <w:ind w:left="2880" w:hanging="360"/>
+      </w:pPr>
+    </w:lvl>
+    <w:lvl w:ilvl="4" w:tplc="40090019" w:tentative="1">
+      <w:start w:val="1"/>
+      <w:numFmt w:val="lowerLetter"/>
+      <w:lvlText w:val="%5."/>
+      <w:lvlJc w:val="left"/>
+      <w:pPr>
+        <w:ind w:left="3600" w:hanging="360"/>
+      </w:pPr>
+    </w:lvl>
+    <w:lvl w:ilvl="5" w:tplc="4009001B" w:tentative="1">
+      <w:start w:val="1"/>
+      <w:numFmt w:val="lowerRoman"/>
+      <w:lvlText w:val="%6."/>
+      <w:lvlJc w:val="right"/>
+      <w:pPr>
+        <w:ind w:left="4320" w:hanging="180"/>
+      </w:pPr>
+    </w:lvl>
+    <w:lvl w:ilvl="6" w:tplc="4009000F" w:tentative="1">
+      <w:start w:val="1"/>
+      <w:numFmt w:val="decimal"/>
+      <w:lvlText w:val="%7."/>
+      <w:lvlJc w:val="left"/>
+      <w:pPr>
+        <w:ind w:left="5040" w:hanging="360"/>
+      </w:pPr>
+    </w:lvl>
+    <w:lvl w:ilvl="7" w:tplc="40090019" w:tentative="1">
+      <w:start w:val="1"/>
+      <w:numFmt w:val="lowerLetter"/>
+      <w:lvlText w:val="%8."/>
+      <w:lvlJc w:val="left"/>
+      <w:pPr>
+        <w:ind w:left="5760" w:hanging="360"/>
+      </w:pPr>
+    </w:lvl>
+    <w:lvl w:ilvl="8" w:tplc="4009001B" w:tentative="1">
+      <w:start w:val="1"/>
+      <w:numFmt w:val="lowerRoman"/>
+      <w:lvlText w:val="%9."/>
+      <w:lvlJc w:val="right"/>
+      <w:pPr>
+        <w:ind w:left="6480" w:hanging="180"/>
+      </w:pPr>
+    </w:lvl>
+  </w:abstractNum>
+  <w:abstractNum w:abstractNumId="6" w15:restartNumberingAfterBreak="0">
+    <w:nsid w:val="1BC57B2F"/>
+    <w:multiLevelType w:val="multilevel"/>
+    <w:tmpl w:val="03F65E10"/>
+    <w:lvl w:ilvl="0">
+      <w:start w:val="1"/>
+      <w:numFmt w:val="bullet"/>
+      <w:lvlText w:val=""/>
+      <w:lvlJc w:val="left"/>
+      <w:pPr>
+        <w:tabs>
+          <w:tab w:val="num" w:pos="720"/>
+        </w:tabs>
+        <w:ind w:left="720" w:hanging="360"/>
+      </w:pPr>
+      <w:rPr>
+        <w:rFonts w:ascii="Symbol" w:hAnsi="Symbol" w:hint="default"/>
+        <w:sz w:val="20"/>
+      </w:rPr>
+    </w:lvl>
+    <w:lvl w:ilvl="1" w:tentative="1">
+      <w:start w:val="1"/>
+      <w:numFmt w:val="bullet"/>
+      <w:lvlText w:val="o"/>
+      <w:lvlJc w:val="left"/>
+      <w:pPr>
+        <w:tabs>
+          <w:tab w:val="num" w:pos="1440"/>
+        </w:tabs>
+        <w:ind w:left="1440" w:hanging="360"/>
+      </w:pPr>
+      <w:rPr>
+        <w:rFonts w:ascii="Courier New" w:hAnsi="Courier New" w:hint="default"/>
+        <w:sz w:val="20"/>
+      </w:rPr>
+    </w:lvl>
+    <w:lvl w:ilvl="2" w:tentative="1">
+      <w:start w:val="1"/>
+      <w:numFmt w:val="bullet"/>
+      <w:lvlText w:val=""/>
+      <w:lvlJc w:val="left"/>
+      <w:pPr>
+        <w:tabs>
+          <w:tab w:val="num" w:pos="2160"/>
+        </w:tabs>
+        <w:ind w:left="2160" w:hanging="360"/>
+      </w:pPr>
+      <w:rPr>
+        <w:rFonts w:ascii="Wingdings" w:hAnsi="Wingdings" w:hint="default"/>
+        <w:sz w:val="20"/>
+      </w:rPr>
+    </w:lvl>
+    <w:lvl w:ilvl="3" w:tentative="1">
+      <w:start w:val="1"/>
+      <w:numFmt w:val="bullet"/>
+      <w:lvlText w:val=""/>
+      <w:lvlJc w:val="left"/>
+      <w:pPr>
+        <w:tabs>
+          <w:tab w:val="num" w:pos="2880"/>
+        </w:tabs>
+        <w:ind w:left="2880" w:hanging="360"/>
+      </w:pPr>
+      <w:rPr>
+        <w:rFonts w:ascii="Wingdings" w:hAnsi="Wingdings" w:hint="default"/>
+        <w:sz w:val="20"/>
+      </w:rPr>
+    </w:lvl>
+    <w:lvl w:ilvl="4" w:tentative="1">
+      <w:start w:val="1"/>
+      <w:numFmt w:val="bullet"/>
+      <w:lvlText w:val=""/>
+      <w:lvlJc w:val="left"/>
+      <w:pPr>
+        <w:tabs>
+          <w:tab w:val="num" w:pos="3600"/>
+        </w:tabs>
+        <w:ind w:left="3600" w:hanging="360"/>
+      </w:pPr>
+      <w:rPr>
+        <w:rFonts w:ascii="Wingdings" w:hAnsi="Wingdings" w:hint="default"/>
+        <w:sz w:val="20"/>
+      </w:rPr>
+    </w:lvl>
+    <w:lvl w:ilvl="5" w:tentative="1">
+      <w:start w:val="1"/>
+      <w:numFmt w:val="bullet"/>
+      <w:lvlText w:val=""/>
+      <w:lvlJc w:val="left"/>
+      <w:pPr>
+        <w:tabs>
+          <w:tab w:val="num" w:pos="4320"/>
+        </w:tabs>
+        <w:ind w:left="4320" w:hanging="360"/>
+      </w:pPr>
+      <w:rPr>
+        <w:rFonts w:ascii="Wingdings" w:hAnsi="Wingdings" w:hint="default"/>
+        <w:sz w:val="20"/>
+      </w:rPr>
+    </w:lvl>
+    <w:lvl w:ilvl="6" w:tentative="1">
+      <w:start w:val="1"/>
+      <w:numFmt w:val="bullet"/>
+      <w:lvlText w:val=""/>
+      <w:lvlJc w:val="left"/>
+      <w:pPr>
+        <w:tabs>
+          <w:tab w:val="num" w:pos="5040"/>
+        </w:tabs>
+        <w:ind w:left="5040" w:hanging="360"/>
+      </w:pPr>
+      <w:rPr>
+        <w:rFonts w:ascii="Wingdings" w:hAnsi="Wingdings" w:hint="default"/>
+        <w:sz w:val="20"/>
+      </w:rPr>
+    </w:lvl>
+    <w:lvl w:ilvl="7" w:tentative="1">
+      <w:start w:val="1"/>
+      <w:numFmt w:val="bullet"/>
+      <w:lvlText w:val=""/>
+      <w:lvlJc w:val="left"/>
+      <w:pPr>
+        <w:tabs>
+          <w:tab w:val="num" w:pos="5760"/>
+        </w:tabs>
+        <w:ind w:left="5760" w:hanging="360"/>
+      </w:pPr>
+      <w:rPr>
+        <w:rFonts w:ascii="Wingdings" w:hAnsi="Wingdings" w:hint="default"/>
+        <w:sz w:val="20"/>
+      </w:rPr>
+    </w:lvl>
+    <w:lvl w:ilvl="8" w:tentative="1">
+      <w:start w:val="1"/>
+      <w:numFmt w:val="bullet"/>
+      <w:lvlText w:val=""/>
+      <w:lvlJc w:val="left"/>
+      <w:pPr>
+        <w:tabs>
+          <w:tab w:val="num" w:pos="6480"/>
+        </w:tabs>
+        <w:ind w:left="6480" w:hanging="360"/>
+      </w:pPr>
+      <w:rPr>
+        <w:rFonts w:ascii="Wingdings" w:hAnsi="Wingdings" w:hint="default"/>
+        <w:sz w:val="20"/>
+      </w:rPr>
+    </w:lvl>
+  </w:abstractNum>
+  <w:abstractNum w:abstractNumId="7" w15:restartNumberingAfterBreak="0">
+    <w:nsid w:val="29D2201C"/>
+    <w:multiLevelType w:val="multilevel"/>
+    <w:tmpl w:val="15A6EB02"/>
+    <w:lvl w:ilvl="0">
+      <w:start w:val="1"/>
+      <w:numFmt w:val="bullet"/>
+      <w:lvlText w:val=""/>
+      <w:lvlJc w:val="left"/>
+      <w:pPr>
+        <w:tabs>
+          <w:tab w:val="num" w:pos="720"/>
+        </w:tabs>
+        <w:ind w:left="720" w:hanging="360"/>
+      </w:pPr>
+      <w:rPr>
+        <w:rFonts w:ascii="Symbol" w:hAnsi="Symbol" w:hint="default"/>
+        <w:sz w:val="20"/>
+      </w:rPr>
+    </w:lvl>
+    <w:lvl w:ilvl="1" w:tentative="1">
+      <w:start w:val="1"/>
+      <w:numFmt w:val="bullet"/>
+      <w:lvlText w:val="o"/>
+      <w:lvlJc w:val="left"/>
+      <w:pPr>
+        <w:tabs>
+          <w:tab w:val="num" w:pos="1440"/>
+        </w:tabs>
+        <w:ind w:left="1440" w:hanging="360"/>
+      </w:pPr>
+      <w:rPr>
+        <w:rFonts w:ascii="Courier New" w:hAnsi="Courier New" w:hint="default"/>
+        <w:sz w:val="20"/>
+      </w:rPr>
+    </w:lvl>
+    <w:lvl w:ilvl="2" w:tentative="1">
+      <w:start w:val="1"/>
+      <w:numFmt w:val="bullet"/>
+      <w:lvlText w:val=""/>
+      <w:lvlJc w:val="left"/>
+      <w:pPr>
+        <w:tabs>
+          <w:tab w:val="num" w:pos="2160"/>
+        </w:tabs>
+        <w:ind w:left="2160" w:hanging="360"/>
+      </w:pPr>
+      <w:rPr>
+        <w:rFonts w:ascii="Wingdings" w:hAnsi="Wingdings" w:hint="default"/>
+        <w:sz w:val="20"/>
+      </w:rPr>
+    </w:lvl>
+    <w:lvl w:ilvl="3" w:tentative="1">
+      <w:start w:val="1"/>
+      <w:numFmt w:val="bullet"/>
+      <w:lvlText w:val=""/>
+      <w:lvlJc w:val="left"/>
+      <w:pPr>
+        <w:tabs>
+          <w:tab w:val="num" w:pos="2880"/>
+        </w:tabs>
+        <w:ind w:left="2880" w:hanging="360"/>
+      </w:pPr>
+      <w:rPr>
+        <w:rFonts w:ascii="Wingdings" w:hAnsi="Wingdings" w:hint="default"/>
+        <w:sz w:val="20"/>
+      </w:rPr>
+    </w:lvl>
+    <w:lvl w:ilvl="4" w:tentative="1">
+      <w:start w:val="1"/>
+      <w:numFmt w:val="bullet"/>
+      <w:lvlText w:val=""/>
+      <w:lvlJc w:val="left"/>
+      <w:pPr>
+        <w:tabs>
+          <w:tab w:val="num" w:pos="3600"/>
+        </w:tabs>
+        <w:ind w:left="3600" w:hanging="360"/>
+      </w:pPr>
+      <w:rPr>
+        <w:rFonts w:ascii="Wingdings" w:hAnsi="Wingdings" w:hint="default"/>
+        <w:sz w:val="20"/>
+      </w:rPr>
+    </w:lvl>
+    <w:lvl w:ilvl="5" w:tentative="1">
+      <w:start w:val="1"/>
+      <w:numFmt w:val="bullet"/>
+      <w:lvlText w:val=""/>
+      <w:lvlJc w:val="left"/>
+      <w:pPr>
+        <w:tabs>
+          <w:tab w:val="num" w:pos="4320"/>
+        </w:tabs>
+        <w:ind w:left="4320" w:hanging="360"/>
+      </w:pPr>
+      <w:rPr>
+        <w:rFonts w:ascii="Wingdings" w:hAnsi="Wingdings" w:hint="default"/>
+        <w:sz w:val="20"/>
+      </w:rPr>
+    </w:lvl>
+    <w:lvl w:ilvl="6" w:tentative="1">
+      <w:start w:val="1"/>
+      <w:numFmt w:val="bullet"/>
+      <w:lvlText w:val=""/>
+      <w:lvlJc w:val="left"/>
+      <w:pPr>
+        <w:tabs>
+          <w:tab w:val="num" w:pos="5040"/>
+        </w:tabs>
+        <w:ind w:left="5040" w:hanging="360"/>
+      </w:pPr>
+      <w:rPr>
+        <w:rFonts w:ascii="Wingdings" w:hAnsi="Wingdings" w:hint="default"/>
+        <w:sz w:val="20"/>
+      </w:rPr>
+    </w:lvl>
+    <w:lvl w:ilvl="7" w:tentative="1">
+      <w:start w:val="1"/>
+      <w:numFmt w:val="bullet"/>
+      <w:lvlText w:val=""/>
+      <w:lvlJc w:val="left"/>
+      <w:pPr>
+        <w:tabs>
+          <w:tab w:val="num" w:pos="5760"/>
+        </w:tabs>
+        <w:ind w:left="5760" w:hanging="360"/>
+      </w:pPr>
+      <w:rPr>
+        <w:rFonts w:ascii="Wingdings" w:hAnsi="Wingdings" w:hint="default"/>
+        <w:sz w:val="20"/>
+      </w:rPr>
+    </w:lvl>
+    <w:lvl w:ilvl="8" w:tentative="1">
+      <w:start w:val="1"/>
+      <w:numFmt w:val="bullet"/>
+      <w:lvlText w:val=""/>
+      <w:lvlJc w:val="left"/>
+      <w:pPr>
+        <w:tabs>
+          <w:tab w:val="num" w:pos="6480"/>
+        </w:tabs>
+        <w:ind w:left="6480" w:hanging="360"/>
+      </w:pPr>
+      <w:rPr>
+        <w:rFonts w:ascii="Wingdings" w:hAnsi="Wingdings" w:hint="default"/>
+        <w:sz w:val="20"/>
+      </w:rPr>
+    </w:lvl>
+  </w:abstractNum>
+  <w:abstractNum w:abstractNumId="8" w15:restartNumberingAfterBreak="0">
+    <w:nsid w:val="340724E1"/>
+    <w:multiLevelType w:val="multilevel"/>
+    <w:tmpl w:val="1A1E7580"/>
+    <w:lvl w:ilvl="0">
+      <w:start w:val="1"/>
+      <w:numFmt w:val="bullet"/>
+      <w:lvlText w:val=""/>
+      <w:lvlJc w:val="left"/>
+      <w:pPr>
+        <w:tabs>
+          <w:tab w:val="num" w:pos="720"/>
+        </w:tabs>
+        <w:ind w:left="720" w:hanging="360"/>
+      </w:pPr>
+      <w:rPr>
+        <w:rFonts w:ascii="Symbol" w:hAnsi="Symbol" w:hint="default"/>
+        <w:sz w:val="20"/>
+      </w:rPr>
+    </w:lvl>
+    <w:lvl w:ilvl="1" w:tentative="1">
+      <w:start w:val="1"/>
+      <w:numFmt w:val="bullet"/>
+      <w:lvlText w:val="o"/>
+      <w:lvlJc w:val="left"/>
+      <w:pPr>
+        <w:tabs>
+          <w:tab w:val="num" w:pos="1440"/>
+        </w:tabs>
+        <w:ind w:left="1440" w:hanging="360"/>
+      </w:pPr>
+      <w:rPr>
+        <w:rFonts w:ascii="Courier New" w:hAnsi="Courier New" w:hint="default"/>
+        <w:sz w:val="20"/>
+      </w:rPr>
+    </w:lvl>
+    <w:lvl w:ilvl="2" w:tentative="1">
+      <w:start w:val="1"/>
+      <w:numFmt w:val="bullet"/>
+      <w:lvlText w:val=""/>
+      <w:lvlJc w:val="left"/>
+      <w:pPr>
+        <w:tabs>
+          <w:tab w:val="num" w:pos="2160"/>
+        </w:tabs>
+        <w:ind w:left="2160" w:hanging="360"/>
+      </w:pPr>
+      <w:rPr>
+        <w:rFonts w:ascii="Wingdings" w:hAnsi="Wingdings" w:hint="default"/>
+        <w:sz w:val="20"/>
+      </w:rPr>
+    </w:lvl>
+    <w:lvl w:ilvl="3" w:tentative="1">
+      <w:start w:val="1"/>
+      <w:numFmt w:val="bullet"/>
+      <w:lvlText w:val=""/>
+      <w:lvlJc w:val="left"/>
+      <w:pPr>
+        <w:tabs>
+          <w:tab w:val="num" w:pos="2880"/>
+        </w:tabs>
+        <w:ind w:left="2880" w:hanging="360"/>
+      </w:pPr>
+      <w:rPr>
+        <w:rFonts w:ascii="Wingdings" w:hAnsi="Wingdings" w:hint="default"/>
+        <w:sz w:val="20"/>
+      </w:rPr>
+    </w:lvl>
+    <w:lvl w:ilvl="4" w:tentative="1">
+      <w:start w:val="1"/>
+      <w:numFmt w:val="bullet"/>
+      <w:lvlText w:val=""/>
+      <w:lvlJc w:val="left"/>
+      <w:pPr>
+        <w:tabs>
+          <w:tab w:val="num" w:pos="3600"/>
+        </w:tabs>
+        <w:ind w:left="3600" w:hanging="360"/>
+      </w:pPr>
+      <w:rPr>
+        <w:rFonts w:ascii="Wingdings" w:hAnsi="Wingdings" w:hint="default"/>
+        <w:sz w:val="20"/>
+      </w:rPr>
+    </w:lvl>
+    <w:lvl w:ilvl="5" w:tentative="1">
+      <w:start w:val="1"/>
+      <w:numFmt w:val="bullet"/>
+      <w:lvlText w:val=""/>
+      <w:lvlJc w:val="left"/>
+      <w:pPr>
+        <w:tabs>
+          <w:tab w:val="num" w:pos="4320"/>
+        </w:tabs>
+        <w:ind w:left="4320" w:hanging="360"/>
+      </w:pPr>
+      <w:rPr>
+        <w:rFonts w:ascii="Wingdings" w:hAnsi="Wingdings" w:hint="default"/>
+        <w:sz w:val="20"/>
+      </w:rPr>
+    </w:lvl>
+    <w:lvl w:ilvl="6" w:tentative="1">
+      <w:start w:val="1"/>
+      <w:numFmt w:val="bullet"/>
+      <w:lvlText w:val=""/>
+      <w:lvlJc w:val="left"/>
+      <w:pPr>
+        <w:tabs>
+          <w:tab w:val="num" w:pos="5040"/>
+        </w:tabs>
+        <w:ind w:left="5040" w:hanging="360"/>
+      </w:pPr>
+      <w:rPr>
+        <w:rFonts w:ascii="Wingdings" w:hAnsi="Wingdings" w:hint="default"/>
+        <w:sz w:val="20"/>
+      </w:rPr>
+    </w:lvl>
+    <w:lvl w:ilvl="7" w:tentative="1">
+      <w:start w:val="1"/>
+      <w:numFmt w:val="bullet"/>
+      <w:lvlText w:val=""/>
+      <w:lvlJc w:val="left"/>
+      <w:pPr>
+        <w:tabs>
+          <w:tab w:val="num" w:pos="5760"/>
+        </w:tabs>
+        <w:ind w:left="5760" w:hanging="360"/>
+      </w:pPr>
+      <w:rPr>
+        <w:rFonts w:ascii="Wingdings" w:hAnsi="Wingdings" w:hint="default"/>
+        <w:sz w:val="20"/>
+      </w:rPr>
+    </w:lvl>
+    <w:lvl w:ilvl="8" w:tentative="1">
+      <w:start w:val="1"/>
+      <w:numFmt w:val="bullet"/>
+      <w:lvlText w:val=""/>
+      <w:lvlJc w:val="left"/>
+      <w:pPr>
+        <w:tabs>
+          <w:tab w:val="num" w:pos="6480"/>
+        </w:tabs>
+        <w:ind w:left="6480" w:hanging="360"/>
+      </w:pPr>
+      <w:rPr>
+        <w:rFonts w:ascii="Wingdings" w:hAnsi="Wingdings" w:hint="default"/>
+        <w:sz w:val="20"/>
+      </w:rPr>
+    </w:lvl>
+  </w:abstractNum>
+  <w:abstractNum w:abstractNumId="9" w15:restartNumberingAfterBreak="0">
+    <w:nsid w:val="34D34FC7"/>
+    <w:multiLevelType w:val="multilevel"/>
+    <w:tmpl w:val="74CC44F0"/>
+    <w:lvl w:ilvl="0">
+      <w:start w:val="1"/>
+      <w:numFmt w:val="bullet"/>
+      <w:lvlText w:val=""/>
+      <w:lvlJc w:val="left"/>
+      <w:pPr>
+        <w:tabs>
+          <w:tab w:val="num" w:pos="720"/>
+        </w:tabs>
+        <w:ind w:left="720" w:hanging="360"/>
+      </w:pPr>
+      <w:rPr>
+        <w:rFonts w:ascii="Symbol" w:hAnsi="Symbol" w:hint="default"/>
+        <w:sz w:val="20"/>
+      </w:rPr>
+    </w:lvl>
+    <w:lvl w:ilvl="1" w:tentative="1">
+      <w:start w:val="1"/>
+      <w:numFmt w:val="bullet"/>
+      <w:lvlText w:val="o"/>
+      <w:lvlJc w:val="left"/>
+      <w:pPr>
+        <w:tabs>
+          <w:tab w:val="num" w:pos="1440"/>
+        </w:tabs>
+        <w:ind w:left="1440" w:hanging="360"/>
+      </w:pPr>
+      <w:rPr>
+        <w:rFonts w:ascii="Courier New" w:hAnsi="Courier New" w:hint="default"/>
+        <w:sz w:val="20"/>
+      </w:rPr>
+    </w:lvl>
+    <w:lvl w:ilvl="2" w:tentative="1">
+      <w:start w:val="1"/>
+      <w:numFmt w:val="bullet"/>
+      <w:lvlText w:val=""/>
+      <w:lvlJc w:val="left"/>
+      <w:pPr>
+        <w:tabs>
+          <w:tab w:val="num" w:pos="2160"/>
+        </w:tabs>
+        <w:ind w:left="2160" w:hanging="360"/>
+      </w:pPr>
+      <w:rPr>
+        <w:rFonts w:ascii="Wingdings" w:hAnsi="Wingdings" w:hint="default"/>
+        <w:sz w:val="20"/>
+      </w:rPr>
+    </w:lvl>
+    <w:lvl w:ilvl="3" w:tentative="1">
+      <w:start w:val="1"/>
+      <w:numFmt w:val="bullet"/>
+      <w:lvlText w:val=""/>
+      <w:lvlJc w:val="left"/>
+      <w:pPr>
+        <w:tabs>
+          <w:tab w:val="num" w:pos="2880"/>
+        </w:tabs>
+        <w:ind w:left="2880" w:hanging="360"/>
+      </w:pPr>
+      <w:rPr>
+        <w:rFonts w:ascii="Wingdings" w:hAnsi="Wingdings" w:hint="default"/>
+        <w:sz w:val="20"/>
+      </w:rPr>
+    </w:lvl>
+    <w:lvl w:ilvl="4" w:tentative="1">
+      <w:start w:val="1"/>
+      <w:numFmt w:val="bullet"/>
+      <w:lvlText w:val=""/>
+      <w:lvlJc w:val="left"/>
+      <w:pPr>
+        <w:tabs>
+          <w:tab w:val="num" w:pos="3600"/>
+        </w:tabs>
+        <w:ind w:left="3600" w:hanging="360"/>
+      </w:pPr>
+      <w:rPr>
+        <w:rFonts w:ascii="Wingdings" w:hAnsi="Wingdings" w:hint="default"/>
+        <w:sz w:val="20"/>
+      </w:rPr>
+    </w:lvl>
+    <w:lvl w:ilvl="5" w:tentative="1">
+      <w:start w:val="1"/>
+      <w:numFmt w:val="bullet"/>
+      <w:lvlText w:val=""/>
+      <w:lvlJc w:val="left"/>
+      <w:pPr>
+        <w:tabs>
+          <w:tab w:val="num" w:pos="4320"/>
+        </w:tabs>
+        <w:ind w:left="4320" w:hanging="360"/>
+      </w:pPr>
+      <w:rPr>
+        <w:rFonts w:ascii="Wingdings" w:hAnsi="Wingdings" w:hint="default"/>
+        <w:sz w:val="20"/>
+      </w:rPr>
+    </w:lvl>
+    <w:lvl w:ilvl="6" w:tentative="1">
+      <w:start w:val="1"/>
+      <w:numFmt w:val="bullet"/>
+      <w:lvlText w:val=""/>
+      <w:lvlJc w:val="left"/>
+      <w:pPr>
+        <w:tabs>
+          <w:tab w:val="num" w:pos="5040"/>
+        </w:tabs>
+        <w:ind w:left="5040" w:hanging="360"/>
+      </w:pPr>
+      <w:rPr>
+        <w:rFonts w:ascii="Wingdings" w:hAnsi="Wingdings" w:hint="default"/>
+        <w:sz w:val="20"/>
+      </w:rPr>
+    </w:lvl>
+    <w:lvl w:ilvl="7" w:tentative="1">
+      <w:start w:val="1"/>
+      <w:numFmt w:val="bullet"/>
+      <w:lvlText w:val=""/>
+      <w:lvlJc w:val="left"/>
+      <w:pPr>
+        <w:tabs>
+          <w:tab w:val="num" w:pos="5760"/>
+        </w:tabs>
+        <w:ind w:left="5760" w:hanging="360"/>
+      </w:pPr>
+      <w:rPr>
+        <w:rFonts w:ascii="Wingdings" w:hAnsi="Wingdings" w:hint="default"/>
+        <w:sz w:val="20"/>
+      </w:rPr>
+    </w:lvl>
+    <w:lvl w:ilvl="8" w:tentative="1">
+      <w:start w:val="1"/>
+      <w:numFmt w:val="bullet"/>
+      <w:lvlText w:val=""/>
+      <w:lvlJc w:val="left"/>
+      <w:pPr>
+        <w:tabs>
+          <w:tab w:val="num" w:pos="6480"/>
+        </w:tabs>
+        <w:ind w:left="6480" w:hanging="360"/>
+      </w:pPr>
+      <w:rPr>
+        <w:rFonts w:ascii="Wingdings" w:hAnsi="Wingdings" w:hint="default"/>
+        <w:sz w:val="20"/>
+      </w:rPr>
+    </w:lvl>
+  </w:abstractNum>
+  <w:abstractNum w:abstractNumId="10" w15:restartNumberingAfterBreak="0">
+    <w:nsid w:val="37A74DE7"/>
+    <w:multiLevelType w:val="multilevel"/>
+    <w:tmpl w:val="DDE2CF50"/>
+    <w:lvl w:ilvl="0">
+      <w:start w:val="1"/>
+      <w:numFmt w:val="bullet"/>
+      <w:lvlText w:val=""/>
+      <w:lvlJc w:val="left"/>
+      <w:pPr>
+        <w:tabs>
+          <w:tab w:val="num" w:pos="720"/>
+        </w:tabs>
+        <w:ind w:left="720" w:hanging="360"/>
+      </w:pPr>
+      <w:rPr>
+        <w:rFonts w:ascii="Symbol" w:hAnsi="Symbol" w:hint="default"/>
+        <w:sz w:val="20"/>
+      </w:rPr>
+    </w:lvl>
+    <w:lvl w:ilvl="1" w:tentative="1">
+      <w:start w:val="1"/>
+      <w:numFmt w:val="bullet"/>
+      <w:lvlText w:val="o"/>
+      <w:lvlJc w:val="left"/>
+      <w:pPr>
+        <w:tabs>
+          <w:tab w:val="num" w:pos="1440"/>
+        </w:tabs>
+        <w:ind w:left="1440" w:hanging="360"/>
+      </w:pPr>
+      <w:rPr>
+        <w:rFonts w:ascii="Courier New" w:hAnsi="Courier New" w:hint="default"/>
+        <w:sz w:val="20"/>
+      </w:rPr>
+    </w:lvl>
+    <w:lvl w:ilvl="2" w:tentative="1">
+      <w:start w:val="1"/>
+      <w:numFmt w:val="bullet"/>
+      <w:lvlText w:val=""/>
+      <w:lvlJc w:val="left"/>
+      <w:pPr>
+        <w:tabs>
+          <w:tab w:val="num" w:pos="2160"/>
+        </w:tabs>
+        <w:ind w:left="2160" w:hanging="360"/>
+      </w:pPr>
+      <w:rPr>
+        <w:rFonts w:ascii="Wingdings" w:hAnsi="Wingdings" w:hint="default"/>
+        <w:sz w:val="20"/>
+      </w:rPr>
+    </w:lvl>
+    <w:lvl w:ilvl="3" w:tentative="1">
+      <w:start w:val="1"/>
+      <w:numFmt w:val="bullet"/>
+      <w:lvlText w:val=""/>
+      <w:lvlJc w:val="left"/>
+      <w:pPr>
+        <w:tabs>
+          <w:tab w:val="num" w:pos="2880"/>
+        </w:tabs>
+        <w:ind w:left="2880" w:hanging="360"/>
+      </w:pPr>
+      <w:rPr>
+        <w:rFonts w:ascii="Wingdings" w:hAnsi="Wingdings" w:hint="default"/>
+        <w:sz w:val="20"/>
+      </w:rPr>
+    </w:lvl>
+    <w:lvl w:ilvl="4" w:tentative="1">
+      <w:start w:val="1"/>
+      <w:numFmt w:val="bullet"/>
+      <w:lvlText w:val=""/>
+      <w:lvlJc w:val="left"/>
+      <w:pPr>
+        <w:tabs>
+          <w:tab w:val="num" w:pos="3600"/>
+        </w:tabs>
+        <w:ind w:left="3600" w:hanging="360"/>
+      </w:pPr>
+      <w:rPr>
+        <w:rFonts w:ascii="Wingdings" w:hAnsi="Wingdings" w:hint="default"/>
+        <w:sz w:val="20"/>
+      </w:rPr>
+    </w:lvl>
+    <w:lvl w:ilvl="5" w:tentative="1">
+      <w:start w:val="1"/>
+      <w:numFmt w:val="bullet"/>
+      <w:lvlText w:val=""/>
+      <w:lvlJc w:val="left"/>
+      <w:pPr>
+        <w:tabs>
+          <w:tab w:val="num" w:pos="4320"/>
+        </w:tabs>
+        <w:ind w:left="4320" w:hanging="360"/>
+      </w:pPr>
+      <w:rPr>
+        <w:rFonts w:ascii="Wingdings" w:hAnsi="Wingdings" w:hint="default"/>
+        <w:sz w:val="20"/>
+      </w:rPr>
+    </w:lvl>
+    <w:lvl w:ilvl="6" w:tentative="1">
+      <w:start w:val="1"/>
+      <w:numFmt w:val="bullet"/>
+      <w:lvlText w:val=""/>
+      <w:lvlJc w:val="left"/>
+      <w:pPr>
+        <w:tabs>
+          <w:tab w:val="num" w:pos="5040"/>
+        </w:tabs>
+        <w:ind w:left="5040" w:hanging="360"/>
+      </w:pPr>
+      <w:rPr>
+        <w:rFonts w:ascii="Wingdings" w:hAnsi="Wingdings" w:hint="default"/>
+        <w:sz w:val="20"/>
+      </w:rPr>
+    </w:lvl>
+    <w:lvl w:ilvl="7" w:tentative="1">
+      <w:start w:val="1"/>
+      <w:numFmt w:val="bullet"/>
+      <w:lvlText w:val=""/>
+      <w:lvlJc w:val="left"/>
+      <w:pPr>
+        <w:tabs>
+          <w:tab w:val="num" w:pos="5760"/>
+        </w:tabs>
+        <w:ind w:left="5760" w:hanging="360"/>
+      </w:pPr>
+      <w:rPr>
+        <w:rFonts w:ascii="Wingdings" w:hAnsi="Wingdings" w:hint="default"/>
+        <w:sz w:val="20"/>
+      </w:rPr>
+    </w:lvl>
+    <w:lvl w:ilvl="8" w:tentative="1">
+      <w:start w:val="1"/>
+      <w:numFmt w:val="bullet"/>
+      <w:lvlText w:val=""/>
+      <w:lvlJc w:val="left"/>
+      <w:pPr>
+        <w:tabs>
+          <w:tab w:val="num" w:pos="6480"/>
+        </w:tabs>
+        <w:ind w:left="6480" w:hanging="360"/>
+      </w:pPr>
+      <w:rPr>
+        <w:rFonts w:ascii="Wingdings" w:hAnsi="Wingdings" w:hint="default"/>
+        <w:sz w:val="20"/>
+      </w:rPr>
+    </w:lvl>
+  </w:abstractNum>
+  <w:abstractNum w:abstractNumId="11" w15:restartNumberingAfterBreak="0">
+    <w:nsid w:val="3CC05F71"/>
+    <w:multiLevelType w:val="multilevel"/>
+    <w:tmpl w:val="8D266204"/>
+    <w:lvl w:ilvl="0">
+      <w:start w:val="1"/>
+      <w:numFmt w:val="bullet"/>
+      <w:lvlText w:val=""/>
+      <w:lvlJc w:val="left"/>
+      <w:pPr>
+        <w:tabs>
+          <w:tab w:val="num" w:pos="720"/>
+        </w:tabs>
+        <w:ind w:left="720" w:hanging="360"/>
+      </w:pPr>
+      <w:rPr>
+        <w:rFonts w:ascii="Symbol" w:hAnsi="Symbol" w:hint="default"/>
+        <w:sz w:val="20"/>
+      </w:rPr>
+    </w:lvl>
+    <w:lvl w:ilvl="1" w:tentative="1">
+      <w:start w:val="1"/>
+      <w:numFmt w:val="bullet"/>
+      <w:lvlText w:val="o"/>
+      <w:lvlJc w:val="left"/>
+      <w:pPr>
+        <w:tabs>
+          <w:tab w:val="num" w:pos="1440"/>
+        </w:tabs>
+        <w:ind w:left="1440" w:hanging="360"/>
+      </w:pPr>
+      <w:rPr>
+        <w:rFonts w:ascii="Courier New" w:hAnsi="Courier New" w:hint="default"/>
+        <w:sz w:val="20"/>
+      </w:rPr>
+    </w:lvl>
+    <w:lvl w:ilvl="2" w:tentative="1">
+      <w:start w:val="1"/>
+      <w:numFmt w:val="bullet"/>
+      <w:lvlText w:val=""/>
+      <w:lvlJc w:val="left"/>
+      <w:pPr>
+        <w:tabs>
+          <w:tab w:val="num" w:pos="2160"/>
+        </w:tabs>
+        <w:ind w:left="2160" w:hanging="360"/>
+      </w:pPr>
+      <w:rPr>
+        <w:rFonts w:ascii="Wingdings" w:hAnsi="Wingdings" w:hint="default"/>
+        <w:sz w:val="20"/>
+      </w:rPr>
+    </w:lvl>
+    <w:lvl w:ilvl="3" w:tentative="1">
+      <w:start w:val="1"/>
+      <w:numFmt w:val="bullet"/>
+      <w:lvlText w:val=""/>
+      <w:lvlJc w:val="left"/>
+      <w:pPr>
+        <w:tabs>
+          <w:tab w:val="num" w:pos="2880"/>
+        </w:tabs>
+        <w:ind w:left="2880" w:hanging="360"/>
+      </w:pPr>
+      <w:rPr>
+        <w:rFonts w:ascii="Wingdings" w:hAnsi="Wingdings" w:hint="default"/>
+        <w:sz w:val="20"/>
+      </w:rPr>
+    </w:lvl>
+    <w:lvl w:ilvl="4" w:tentative="1">
+      <w:start w:val="1"/>
+      <w:numFmt w:val="bullet"/>
+      <w:lvlText w:val=""/>
+      <w:lvlJc w:val="left"/>
+      <w:pPr>
+        <w:tabs>
+          <w:tab w:val="num" w:pos="3600"/>
+        </w:tabs>
+        <w:ind w:left="3600" w:hanging="360"/>
+      </w:pPr>
+      <w:rPr>
+        <w:rFonts w:ascii="Wingdings" w:hAnsi="Wingdings" w:hint="default"/>
+        <w:sz w:val="20"/>
+      </w:rPr>
+    </w:lvl>
+    <w:lvl w:ilvl="5" w:tentative="1">
+      <w:start w:val="1"/>
+      <w:numFmt w:val="bullet"/>
+      <w:lvlText w:val=""/>
+      <w:lvlJc w:val="left"/>
+      <w:pPr>
+        <w:tabs>
+          <w:tab w:val="num" w:pos="4320"/>
+        </w:tabs>
+        <w:ind w:left="4320" w:hanging="360"/>
+      </w:pPr>
+      <w:rPr>
+        <w:rFonts w:ascii="Wingdings" w:hAnsi="Wingdings" w:hint="default"/>
+        <w:sz w:val="20"/>
+      </w:rPr>
+    </w:lvl>
+    <w:lvl w:ilvl="6" w:tentative="1">
+      <w:start w:val="1"/>
+      <w:numFmt w:val="bullet"/>
+      <w:lvlText w:val=""/>
+      <w:lvlJc w:val="left"/>
+      <w:pPr>
+        <w:tabs>
+          <w:tab w:val="num" w:pos="5040"/>
+        </w:tabs>
+        <w:ind w:left="5040" w:hanging="360"/>
+      </w:pPr>
+      <w:rPr>
+        <w:rFonts w:ascii="Wingdings" w:hAnsi="Wingdings" w:hint="default"/>
+        <w:sz w:val="20"/>
+      </w:rPr>
+    </w:lvl>
+    <w:lvl w:ilvl="7" w:tentative="1">
+      <w:start w:val="1"/>
+      <w:numFmt w:val="bullet"/>
+      <w:lvlText w:val=""/>
+      <w:lvlJc w:val="left"/>
+      <w:pPr>
+        <w:tabs>
+          <w:tab w:val="num" w:pos="5760"/>
+        </w:tabs>
+        <w:ind w:left="5760" w:hanging="360"/>
+      </w:pPr>
+      <w:rPr>
+        <w:rFonts w:ascii="Wingdings" w:hAnsi="Wingdings" w:hint="default"/>
+        <w:sz w:val="20"/>
+      </w:rPr>
+    </w:lvl>
+    <w:lvl w:ilvl="8" w:tentative="1">
+      <w:start w:val="1"/>
+      <w:numFmt w:val="bullet"/>
+      <w:lvlText w:val=""/>
+      <w:lvlJc w:val="left"/>
+      <w:pPr>
+        <w:tabs>
+          <w:tab w:val="num" w:pos="6480"/>
+        </w:tabs>
+        <w:ind w:left="6480" w:hanging="360"/>
+      </w:pPr>
+      <w:rPr>
+        <w:rFonts w:ascii="Wingdings" w:hAnsi="Wingdings" w:hint="default"/>
+        <w:sz w:val="20"/>
+      </w:rPr>
+    </w:lvl>
+  </w:abstractNum>
+  <w:abstractNum w:abstractNumId="12" w15:restartNumberingAfterBreak="0">
+    <w:nsid w:val="3D220E35"/>
+    <w:multiLevelType w:val="multilevel"/>
+    <w:tmpl w:val="813E9BA6"/>
+    <w:lvl w:ilvl="0">
+      <w:start w:val="1"/>
+      <w:numFmt w:val="bullet"/>
+      <w:lvlText w:val=""/>
+      <w:lvlJc w:val="left"/>
+      <w:pPr>
+        <w:tabs>
+          <w:tab w:val="num" w:pos="720"/>
+        </w:tabs>
+        <w:ind w:left="720" w:hanging="360"/>
+      </w:pPr>
+      <w:rPr>
+        <w:rFonts w:ascii="Symbol" w:hAnsi="Symbol" w:hint="default"/>
+        <w:sz w:val="20"/>
+      </w:rPr>
+    </w:lvl>
+    <w:lvl w:ilvl="1" w:tentative="1">
+      <w:start w:val="1"/>
+      <w:numFmt w:val="bullet"/>
+      <w:lvlText w:val="o"/>
+      <w:lvlJc w:val="left"/>
+      <w:pPr>
+        <w:tabs>
+          <w:tab w:val="num" w:pos="1440"/>
+        </w:tabs>
+        <w:ind w:left="1440" w:hanging="360"/>
+      </w:pPr>
+      <w:rPr>
+        <w:rFonts w:ascii="Courier New" w:hAnsi="Courier New" w:hint="default"/>
+        <w:sz w:val="20"/>
+      </w:rPr>
+    </w:lvl>
+    <w:lvl w:ilvl="2" w:tentative="1">
+      <w:start w:val="1"/>
+      <w:numFmt w:val="bullet"/>
+      <w:lvlText w:val=""/>
+      <w:lvlJc w:val="left"/>
+      <w:pPr>
+        <w:tabs>
+          <w:tab w:val="num" w:pos="2160"/>
+        </w:tabs>
+        <w:ind w:left="2160" w:hanging="360"/>
+      </w:pPr>
+      <w:rPr>
+        <w:rFonts w:ascii="Wingdings" w:hAnsi="Wingdings" w:hint="default"/>
+        <w:sz w:val="20"/>
+      </w:rPr>
+    </w:lvl>
+    <w:lvl w:ilvl="3" w:tentative="1">
+      <w:start w:val="1"/>
+      <w:numFmt w:val="bullet"/>
+      <w:lvlText w:val=""/>
+      <w:lvlJc w:val="left"/>
+      <w:pPr>
+        <w:tabs>
+          <w:tab w:val="num" w:pos="2880"/>
+        </w:tabs>
+        <w:ind w:left="2880" w:hanging="360"/>
+      </w:pPr>
+      <w:rPr>
+        <w:rFonts w:ascii="Wingdings" w:hAnsi="Wingdings" w:hint="default"/>
+        <w:sz w:val="20"/>
+      </w:rPr>
+    </w:lvl>
+    <w:lvl w:ilvl="4" w:tentative="1">
+      <w:start w:val="1"/>
+      <w:numFmt w:val="bullet"/>
+      <w:lvlText w:val=""/>
+      <w:lvlJc w:val="left"/>
+      <w:pPr>
+        <w:tabs>
+          <w:tab w:val="num" w:pos="3600"/>
+        </w:tabs>
+        <w:ind w:left="3600" w:hanging="360"/>
+      </w:pPr>
+      <w:rPr>
+        <w:rFonts w:ascii="Wingdings" w:hAnsi="Wingdings" w:hint="default"/>
+        <w:sz w:val="20"/>
+      </w:rPr>
+    </w:lvl>
+    <w:lvl w:ilvl="5" w:tentative="1">
+      <w:start w:val="1"/>
+      <w:numFmt w:val="bullet"/>
+      <w:lvlText w:val=""/>
+      <w:lvlJc w:val="left"/>
+      <w:pPr>
+        <w:tabs>
+          <w:tab w:val="num" w:pos="4320"/>
+        </w:tabs>
+        <w:ind w:left="4320" w:hanging="360"/>
+      </w:pPr>
+      <w:rPr>
+        <w:rFonts w:ascii="Wingdings" w:hAnsi="Wingdings" w:hint="default"/>
+        <w:sz w:val="20"/>
+      </w:rPr>
+    </w:lvl>
+    <w:lvl w:ilvl="6" w:tentative="1">
+      <w:start w:val="1"/>
+      <w:numFmt w:val="bullet"/>
+      <w:lvlText w:val=""/>
+      <w:lvlJc w:val="left"/>
+      <w:pPr>
+        <w:tabs>
+          <w:tab w:val="num" w:pos="5040"/>
+        </w:tabs>
+        <w:ind w:left="5040" w:hanging="360"/>
+      </w:pPr>
+      <w:rPr>
+        <w:rFonts w:ascii="Wingdings" w:hAnsi="Wingdings" w:hint="default"/>
+        <w:sz w:val="20"/>
+      </w:rPr>
+    </w:lvl>
+    <w:lvl w:ilvl="7" w:tentative="1">
+      <w:start w:val="1"/>
+      <w:numFmt w:val="bullet"/>
+      <w:lvlText w:val=""/>
+      <w:lvlJc w:val="left"/>
+      <w:pPr>
+        <w:tabs>
+          <w:tab w:val="num" w:pos="5760"/>
+        </w:tabs>
+        <w:ind w:left="5760" w:hanging="360"/>
+      </w:pPr>
+      <w:rPr>
+        <w:rFonts w:ascii="Wingdings" w:hAnsi="Wingdings" w:hint="default"/>
+        <w:sz w:val="20"/>
+      </w:rPr>
+    </w:lvl>
+    <w:lvl w:ilvl="8" w:tentative="1">
+      <w:start w:val="1"/>
+      <w:numFmt w:val="bullet"/>
+      <w:lvlText w:val=""/>
+      <w:lvlJc w:val="left"/>
+      <w:pPr>
+        <w:tabs>
+          <w:tab w:val="num" w:pos="6480"/>
+        </w:tabs>
+        <w:ind w:left="6480" w:hanging="360"/>
+      </w:pPr>
+      <w:rPr>
+        <w:rFonts w:ascii="Wingdings" w:hAnsi="Wingdings" w:hint="default"/>
+        <w:sz w:val="20"/>
+      </w:rPr>
+    </w:lvl>
+  </w:abstractNum>
+  <w:abstractNum w:abstractNumId="13" w15:restartNumberingAfterBreak="0">
+    <w:nsid w:val="406E77D0"/>
+    <w:multiLevelType w:val="multilevel"/>
+    <w:tmpl w:val="8A50865C"/>
+    <w:lvl w:ilvl="0">
+      <w:start w:val="1"/>
+      <w:numFmt w:val="bullet"/>
+      <w:lvlText w:val=""/>
+      <w:lvlJc w:val="left"/>
+      <w:pPr>
+        <w:tabs>
+          <w:tab w:val="num" w:pos="720"/>
+        </w:tabs>
+        <w:ind w:left="720" w:hanging="360"/>
+      </w:pPr>
+      <w:rPr>
+        <w:rFonts w:ascii="Symbol" w:hAnsi="Symbol" w:hint="default"/>
+        <w:sz w:val="20"/>
+      </w:rPr>
+    </w:lvl>
+    <w:lvl w:ilvl="1" w:tentative="1">
+      <w:start w:val="1"/>
+      <w:numFmt w:val="bullet"/>
+      <w:lvlText w:val="o"/>
+      <w:lvlJc w:val="left"/>
+      <w:pPr>
+        <w:tabs>
+          <w:tab w:val="num" w:pos="1440"/>
+        </w:tabs>
+        <w:ind w:left="1440" w:hanging="360"/>
+      </w:pPr>
+      <w:rPr>
+        <w:rFonts w:ascii="Courier New" w:hAnsi="Courier New" w:hint="default"/>
+        <w:sz w:val="20"/>
+      </w:rPr>
+    </w:lvl>
+    <w:lvl w:ilvl="2" w:tentative="1">
+      <w:start w:val="1"/>
+      <w:numFmt w:val="bullet"/>
+      <w:lvlText w:val=""/>
+      <w:lvlJc w:val="left"/>
+      <w:pPr>
+        <w:tabs>
+          <w:tab w:val="num" w:pos="2160"/>
+        </w:tabs>
+        <w:ind w:left="2160" w:hanging="360"/>
+      </w:pPr>
+      <w:rPr>
+        <w:rFonts w:ascii="Wingdings" w:hAnsi="Wingdings" w:hint="default"/>
+        <w:sz w:val="20"/>
+      </w:rPr>
+    </w:lvl>
+    <w:lvl w:ilvl="3" w:tentative="1">
+      <w:start w:val="1"/>
+      <w:numFmt w:val="bullet"/>
+      <w:lvlText w:val=""/>
+      <w:lvlJc w:val="left"/>
+      <w:pPr>
+        <w:tabs>
+          <w:tab w:val="num" w:pos="2880"/>
+        </w:tabs>
+        <w:ind w:left="2880" w:hanging="360"/>
+      </w:pPr>
+      <w:rPr>
+        <w:rFonts w:ascii="Wingdings" w:hAnsi="Wingdings" w:hint="default"/>
+        <w:sz w:val="20"/>
+      </w:rPr>
+    </w:lvl>
+    <w:lvl w:ilvl="4" w:tentative="1">
+      <w:start w:val="1"/>
+      <w:numFmt w:val="bullet"/>
+      <w:lvlText w:val=""/>
+      <w:lvlJc w:val="left"/>
+      <w:pPr>
+        <w:tabs>
+          <w:tab w:val="num" w:pos="3600"/>
+        </w:tabs>
+        <w:ind w:left="3600" w:hanging="360"/>
+      </w:pPr>
+      <w:rPr>
+        <w:rFonts w:ascii="Wingdings" w:hAnsi="Wingdings" w:hint="default"/>
+        <w:sz w:val="20"/>
+      </w:rPr>
+    </w:lvl>
+    <w:lvl w:ilvl="5" w:tentative="1">
+      <w:start w:val="1"/>
+      <w:numFmt w:val="bullet"/>
+      <w:lvlText w:val=""/>
+      <w:lvlJc w:val="left"/>
+      <w:pPr>
+        <w:tabs>
+          <w:tab w:val="num" w:pos="4320"/>
+        </w:tabs>
+        <w:ind w:left="4320" w:hanging="360"/>
+      </w:pPr>
+      <w:rPr>
+        <w:rFonts w:ascii="Wingdings" w:hAnsi="Wingdings" w:hint="default"/>
+        <w:sz w:val="20"/>
+      </w:rPr>
+    </w:lvl>
+    <w:lvl w:ilvl="6" w:tentative="1">
+      <w:start w:val="1"/>
+      <w:numFmt w:val="bullet"/>
+      <w:lvlText w:val=""/>
+      <w:lvlJc w:val="left"/>
+      <w:pPr>
+        <w:tabs>
+          <w:tab w:val="num" w:pos="5040"/>
+        </w:tabs>
+        <w:ind w:left="5040" w:hanging="360"/>
+      </w:pPr>
+      <w:rPr>
+        <w:rFonts w:ascii="Wingdings" w:hAnsi="Wingdings" w:hint="default"/>
+        <w:sz w:val="20"/>
+      </w:rPr>
+    </w:lvl>
+    <w:lvl w:ilvl="7" w:tentative="1">
+      <w:start w:val="1"/>
+      <w:numFmt w:val="bullet"/>
+      <w:lvlText w:val=""/>
+      <w:lvlJc w:val="left"/>
+      <w:pPr>
+        <w:tabs>
+          <w:tab w:val="num" w:pos="5760"/>
+        </w:tabs>
+        <w:ind w:left="5760" w:hanging="360"/>
+      </w:pPr>
+      <w:rPr>
+        <w:rFonts w:ascii="Wingdings" w:hAnsi="Wingdings" w:hint="default"/>
+        <w:sz w:val="20"/>
+      </w:rPr>
+    </w:lvl>
+    <w:lvl w:ilvl="8" w:tentative="1">
+      <w:start w:val="1"/>
+      <w:numFmt w:val="bullet"/>
+      <w:lvlText w:val=""/>
+      <w:lvlJc w:val="left"/>
+      <w:pPr>
+        <w:tabs>
+          <w:tab w:val="num" w:pos="6480"/>
+        </w:tabs>
+        <w:ind w:left="6480" w:hanging="360"/>
+      </w:pPr>
+      <w:rPr>
+        <w:rFonts w:ascii="Wingdings" w:hAnsi="Wingdings" w:hint="default"/>
+        <w:sz w:val="20"/>
+      </w:rPr>
+    </w:lvl>
+  </w:abstractNum>
+  <w:abstractNum w:abstractNumId="14" w15:restartNumberingAfterBreak="0">
+    <w:nsid w:val="495F066B"/>
+    <w:multiLevelType w:val="multilevel"/>
+    <w:tmpl w:val="E77E8376"/>
+    <w:lvl w:ilvl="0">
+      <w:start w:val="1"/>
+      <w:numFmt w:val="bullet"/>
+      <w:lvlText w:val=""/>
+      <w:lvlJc w:val="left"/>
+      <w:pPr>
+        <w:tabs>
+          <w:tab w:val="num" w:pos="720"/>
+        </w:tabs>
+        <w:ind w:left="720" w:hanging="360"/>
+      </w:pPr>
+      <w:rPr>
+        <w:rFonts w:ascii="Symbol" w:hAnsi="Symbol" w:hint="default"/>
+        <w:sz w:val="20"/>
+      </w:rPr>
+    </w:lvl>
+    <w:lvl w:ilvl="1" w:tentative="1">
+      <w:start w:val="1"/>
+      <w:numFmt w:val="bullet"/>
+      <w:lvlText w:val="o"/>
+      <w:lvlJc w:val="left"/>
+      <w:pPr>
+        <w:tabs>
+          <w:tab w:val="num" w:pos="1440"/>
+        </w:tabs>
+        <w:ind w:left="1440" w:hanging="360"/>
+      </w:pPr>
+      <w:rPr>
+        <w:rFonts w:ascii="Courier New" w:hAnsi="Courier New" w:hint="default"/>
+        <w:sz w:val="20"/>
+      </w:rPr>
+    </w:lvl>
+    <w:lvl w:ilvl="2" w:tentative="1">
+      <w:start w:val="1"/>
+      <w:numFmt w:val="bullet"/>
+      <w:lvlText w:val=""/>
+      <w:lvlJc w:val="left"/>
+      <w:pPr>
+        <w:tabs>
+          <w:tab w:val="num" w:pos="2160"/>
+        </w:tabs>
+        <w:ind w:left="2160" w:hanging="360"/>
+      </w:pPr>
+      <w:rPr>
+        <w:rFonts w:ascii="Wingdings" w:hAnsi="Wingdings" w:hint="default"/>
+        <w:sz w:val="20"/>
+      </w:rPr>
+    </w:lvl>
+    <w:lvl w:ilvl="3" w:tentative="1">
+      <w:start w:val="1"/>
+      <w:numFmt w:val="bullet"/>
+      <w:lvlText w:val=""/>
+      <w:lvlJc w:val="left"/>
+      <w:pPr>
+        <w:tabs>
+          <w:tab w:val="num" w:pos="2880"/>
+        </w:tabs>
+        <w:ind w:left="2880" w:hanging="360"/>
+      </w:pPr>
+      <w:rPr>
+        <w:rFonts w:ascii="Wingdings" w:hAnsi="Wingdings" w:hint="default"/>
+        <w:sz w:val="20"/>
+      </w:rPr>
+    </w:lvl>
+    <w:lvl w:ilvl="4" w:tentative="1">
+      <w:start w:val="1"/>
+      <w:numFmt w:val="bullet"/>
+      <w:lvlText w:val=""/>
+      <w:lvlJc w:val="left"/>
+      <w:pPr>
+        <w:tabs>
+          <w:tab w:val="num" w:pos="3600"/>
+        </w:tabs>
+        <w:ind w:left="3600" w:hanging="360"/>
+      </w:pPr>
+      <w:rPr>
+        <w:rFonts w:ascii="Wingdings" w:hAnsi="Wingdings" w:hint="default"/>
+        <w:sz w:val="20"/>
+      </w:rPr>
+    </w:lvl>
+    <w:lvl w:ilvl="5" w:tentative="1">
+      <w:start w:val="1"/>
+      <w:numFmt w:val="bullet"/>
+      <w:lvlText w:val=""/>
+      <w:lvlJc w:val="left"/>
+      <w:pPr>
+        <w:tabs>
+          <w:tab w:val="num" w:pos="4320"/>
+        </w:tabs>
+        <w:ind w:left="4320" w:hanging="360"/>
+      </w:pPr>
+      <w:rPr>
+        <w:rFonts w:ascii="Wingdings" w:hAnsi="Wingdings" w:hint="default"/>
+        <w:sz w:val="20"/>
+      </w:rPr>
+    </w:lvl>
+    <w:lvl w:ilvl="6" w:tentative="1">
+      <w:start w:val="1"/>
+      <w:numFmt w:val="bullet"/>
+      <w:lvlText w:val=""/>
+      <w:lvlJc w:val="left"/>
+      <w:pPr>
+        <w:tabs>
+          <w:tab w:val="num" w:pos="5040"/>
+        </w:tabs>
+        <w:ind w:left="5040" w:hanging="360"/>
+      </w:pPr>
+      <w:rPr>
+        <w:rFonts w:ascii="Wingdings" w:hAnsi="Wingdings" w:hint="default"/>
+        <w:sz w:val="20"/>
+      </w:rPr>
+    </w:lvl>
+    <w:lvl w:ilvl="7" w:tentative="1">
+      <w:start w:val="1"/>
+      <w:numFmt w:val="bullet"/>
+      <w:lvlText w:val=""/>
+      <w:lvlJc w:val="left"/>
+      <w:pPr>
+        <w:tabs>
+          <w:tab w:val="num" w:pos="5760"/>
+        </w:tabs>
+        <w:ind w:left="5760" w:hanging="360"/>
+      </w:pPr>
+      <w:rPr>
+        <w:rFonts w:ascii="Wingdings" w:hAnsi="Wingdings" w:hint="default"/>
+        <w:sz w:val="20"/>
+      </w:rPr>
+    </w:lvl>
+    <w:lvl w:ilvl="8" w:tentative="1">
+      <w:start w:val="1"/>
+      <w:numFmt w:val="bullet"/>
+      <w:lvlText w:val=""/>
+      <w:lvlJc w:val="left"/>
+      <w:pPr>
+        <w:tabs>
+          <w:tab w:val="num" w:pos="6480"/>
+        </w:tabs>
+        <w:ind w:left="6480" w:hanging="360"/>
+      </w:pPr>
+      <w:rPr>
+        <w:rFonts w:ascii="Wingdings" w:hAnsi="Wingdings" w:hint="default"/>
+        <w:sz w:val="20"/>
+      </w:rPr>
+    </w:lvl>
+  </w:abstractNum>
+  <w:abstractNum w:abstractNumId="15" w15:restartNumberingAfterBreak="0">
+    <w:nsid w:val="53036A98"/>
+    <w:multiLevelType w:val="multilevel"/>
+    <w:tmpl w:val="51E4114C"/>
+    <w:lvl w:ilvl="0">
+      <w:start w:val="1"/>
+      <w:numFmt w:val="bullet"/>
+      <w:lvlText w:val=""/>
+      <w:lvlJc w:val="left"/>
+      <w:pPr>
+        <w:tabs>
+          <w:tab w:val="num" w:pos="720"/>
+        </w:tabs>
+        <w:ind w:left="720" w:hanging="360"/>
+      </w:pPr>
+      <w:rPr>
+        <w:rFonts w:ascii="Symbol" w:hAnsi="Symbol" w:hint="default"/>
+        <w:sz w:val="20"/>
+      </w:rPr>
+    </w:lvl>
+    <w:lvl w:ilvl="1" w:tentative="1">
+      <w:start w:val="1"/>
+      <w:numFmt w:val="bullet"/>
+      <w:lvlText w:val="o"/>
+      <w:lvlJc w:val="left"/>
+      <w:pPr>
+        <w:tabs>
+          <w:tab w:val="num" w:pos="1440"/>
+        </w:tabs>
+        <w:ind w:left="1440" w:hanging="360"/>
+      </w:pPr>
+      <w:rPr>
+        <w:rFonts w:ascii="Courier New" w:hAnsi="Courier New" w:hint="default"/>
+        <w:sz w:val="20"/>
+      </w:rPr>
+    </w:lvl>
+    <w:lvl w:ilvl="2" w:tentative="1">
+      <w:start w:val="1"/>
+      <w:numFmt w:val="bullet"/>
+      <w:lvlText w:val=""/>
+      <w:lvlJc w:val="left"/>
+      <w:pPr>
+        <w:tabs>
+          <w:tab w:val="num" w:pos="2160"/>
+        </w:tabs>
+        <w:ind w:left="2160" w:hanging="360"/>
+      </w:pPr>
+      <w:rPr>
+        <w:rFonts w:ascii="Wingdings" w:hAnsi="Wingdings" w:hint="default"/>
+        <w:sz w:val="20"/>
+      </w:rPr>
+    </w:lvl>
+    <w:lvl w:ilvl="3" w:tentative="1">
+      <w:start w:val="1"/>
+      <w:numFmt w:val="bullet"/>
+      <w:lvlText w:val=""/>
+      <w:lvlJc w:val="left"/>
+      <w:pPr>
+        <w:tabs>
+          <w:tab w:val="num" w:pos="2880"/>
+        </w:tabs>
+        <w:ind w:left="2880" w:hanging="360"/>
+      </w:pPr>
+      <w:rPr>
+        <w:rFonts w:ascii="Wingdings" w:hAnsi="Wingdings" w:hint="default"/>
+        <w:sz w:val="20"/>
+      </w:rPr>
+    </w:lvl>
+    <w:lvl w:ilvl="4" w:tentative="1">
+      <w:start w:val="1"/>
+      <w:numFmt w:val="bullet"/>
+      <w:lvlText w:val=""/>
+      <w:lvlJc w:val="left"/>
+      <w:pPr>
+        <w:tabs>
+          <w:tab w:val="num" w:pos="3600"/>
+        </w:tabs>
+        <w:ind w:left="3600" w:hanging="360"/>
+      </w:pPr>
+      <w:rPr>
+        <w:rFonts w:ascii="Wingdings" w:hAnsi="Wingdings" w:hint="default"/>
+        <w:sz w:val="20"/>
+      </w:rPr>
+    </w:lvl>
+    <w:lvl w:ilvl="5" w:tentative="1">
+      <w:start w:val="1"/>
+      <w:numFmt w:val="bullet"/>
+      <w:lvlText w:val=""/>
+      <w:lvlJc w:val="left"/>
+      <w:pPr>
+        <w:tabs>
+          <w:tab w:val="num" w:pos="4320"/>
+        </w:tabs>
+        <w:ind w:left="4320" w:hanging="360"/>
+      </w:pPr>
+      <w:rPr>
+        <w:rFonts w:ascii="Wingdings" w:hAnsi="Wingdings" w:hint="default"/>
+        <w:sz w:val="20"/>
+      </w:rPr>
+    </w:lvl>
+    <w:lvl w:ilvl="6" w:tentative="1">
+      <w:start w:val="1"/>
+      <w:numFmt w:val="bullet"/>
+      <w:lvlText w:val=""/>
+      <w:lvlJc w:val="left"/>
+      <w:pPr>
+        <w:tabs>
+          <w:tab w:val="num" w:pos="5040"/>
+        </w:tabs>
+        <w:ind w:left="5040" w:hanging="360"/>
+      </w:pPr>
+      <w:rPr>
+        <w:rFonts w:ascii="Wingdings" w:hAnsi="Wingdings" w:hint="default"/>
+        <w:sz w:val="20"/>
+      </w:rPr>
+    </w:lvl>
+    <w:lvl w:ilvl="7" w:tentative="1">
+      <w:start w:val="1"/>
+      <w:numFmt w:val="bullet"/>
+      <w:lvlText w:val=""/>
+      <w:lvlJc w:val="left"/>
+      <w:pPr>
+        <w:tabs>
+          <w:tab w:val="num" w:pos="5760"/>
+        </w:tabs>
+        <w:ind w:left="5760" w:hanging="360"/>
+      </w:pPr>
+      <w:rPr>
+        <w:rFonts w:ascii="Wingdings" w:hAnsi="Wingdings" w:hint="default"/>
+        <w:sz w:val="20"/>
+      </w:rPr>
+    </w:lvl>
+    <w:lvl w:ilvl="8" w:tentative="1">
+      <w:start w:val="1"/>
+      <w:numFmt w:val="bullet"/>
+      <w:lvlText w:val=""/>
+      <w:lvlJc w:val="left"/>
+      <w:pPr>
+        <w:tabs>
+          <w:tab w:val="num" w:pos="6480"/>
+        </w:tabs>
+        <w:ind w:left="6480" w:hanging="360"/>
+      </w:pPr>
+      <w:rPr>
+        <w:rFonts w:ascii="Wingdings" w:hAnsi="Wingdings" w:hint="default"/>
+        <w:sz w:val="20"/>
+      </w:rPr>
+    </w:lvl>
+  </w:abstractNum>
+  <w:abstractNum w:abstractNumId="16" w15:restartNumberingAfterBreak="0">
+    <w:nsid w:val="5C945ABA"/>
+    <w:multiLevelType w:val="multilevel"/>
+    <w:tmpl w:val="D53A8E4C"/>
+    <w:lvl w:ilvl="0">
+      <w:start w:val="1"/>
+      <w:numFmt w:val="bullet"/>
+      <w:lvlText w:val=""/>
+      <w:lvlJc w:val="left"/>
+      <w:pPr>
+        <w:tabs>
+          <w:tab w:val="num" w:pos="720"/>
+        </w:tabs>
+        <w:ind w:left="720" w:hanging="360"/>
+      </w:pPr>
+      <w:rPr>
+        <w:rFonts w:ascii="Symbol" w:hAnsi="Symbol" w:hint="default"/>
+        <w:sz w:val="20"/>
+      </w:rPr>
+    </w:lvl>
+    <w:lvl w:ilvl="1" w:tentative="1">
+      <w:start w:val="1"/>
+      <w:numFmt w:val="bullet"/>
+      <w:lvlText w:val="o"/>
+      <w:lvlJc w:val="left"/>
+      <w:pPr>
+        <w:tabs>
+          <w:tab w:val="num" w:pos="1440"/>
+        </w:tabs>
+        <w:ind w:left="1440" w:hanging="360"/>
+      </w:pPr>
+      <w:rPr>
+        <w:rFonts w:ascii="Courier New" w:hAnsi="Courier New" w:hint="default"/>
+        <w:sz w:val="20"/>
+      </w:rPr>
+    </w:lvl>
+    <w:lvl w:ilvl="2" w:tentative="1">
+      <w:start w:val="1"/>
+      <w:numFmt w:val="bullet"/>
+      <w:lvlText w:val=""/>
+      <w:lvlJc w:val="left"/>
+      <w:pPr>
+        <w:tabs>
+          <w:tab w:val="num" w:pos="2160"/>
+        </w:tabs>
+        <w:ind w:left="2160" w:hanging="360"/>
+      </w:pPr>
+      <w:rPr>
+        <w:rFonts w:ascii="Wingdings" w:hAnsi="Wingdings" w:hint="default"/>
+        <w:sz w:val="20"/>
+      </w:rPr>
+    </w:lvl>
+    <w:lvl w:ilvl="3" w:tentative="1">
+      <w:start w:val="1"/>
+      <w:numFmt w:val="bullet"/>
+      <w:lvlText w:val=""/>
+      <w:lvlJc w:val="left"/>
+      <w:pPr>
+        <w:tabs>
+          <w:tab w:val="num" w:pos="2880"/>
+        </w:tabs>
+        <w:ind w:left="2880" w:hanging="360"/>
+      </w:pPr>
+      <w:rPr>
+        <w:rFonts w:ascii="Wingdings" w:hAnsi="Wingdings" w:hint="default"/>
+        <w:sz w:val="20"/>
+      </w:rPr>
+    </w:lvl>
+    <w:lvl w:ilvl="4" w:tentative="1">
+      <w:start w:val="1"/>
+      <w:numFmt w:val="bullet"/>
+      <w:lvlText w:val=""/>
+      <w:lvlJc w:val="left"/>
+      <w:pPr>
+        <w:tabs>
+          <w:tab w:val="num" w:pos="3600"/>
+        </w:tabs>
+        <w:ind w:left="3600" w:hanging="360"/>
+      </w:pPr>
+      <w:rPr>
+        <w:rFonts w:ascii="Wingdings" w:hAnsi="Wingdings" w:hint="default"/>
+        <w:sz w:val="20"/>
+      </w:rPr>
+    </w:lvl>
+    <w:lvl w:ilvl="5" w:tentative="1">
+      <w:start w:val="1"/>
+      <w:numFmt w:val="bullet"/>
+      <w:lvlText w:val=""/>
+      <w:lvlJc w:val="left"/>
+      <w:pPr>
+        <w:tabs>
+          <w:tab w:val="num" w:pos="4320"/>
+        </w:tabs>
+        <w:ind w:left="4320" w:hanging="360"/>
+      </w:pPr>
+      <w:rPr>
+        <w:rFonts w:ascii="Wingdings" w:hAnsi="Wingdings" w:hint="default"/>
+        <w:sz w:val="20"/>
+      </w:rPr>
+    </w:lvl>
+    <w:lvl w:ilvl="6" w:tentative="1">
+      <w:start w:val="1"/>
+      <w:numFmt w:val="bullet"/>
+      <w:lvlText w:val=""/>
+      <w:lvlJc w:val="left"/>
+      <w:pPr>
+        <w:tabs>
+          <w:tab w:val="num" w:pos="5040"/>
+        </w:tabs>
+        <w:ind w:left="5040" w:hanging="360"/>
+      </w:pPr>
+      <w:rPr>
+        <w:rFonts w:ascii="Wingdings" w:hAnsi="Wingdings" w:hint="default"/>
+        <w:sz w:val="20"/>
+      </w:rPr>
+    </w:lvl>
+    <w:lvl w:ilvl="7" w:tentative="1">
+      <w:start w:val="1"/>
+      <w:numFmt w:val="bullet"/>
+      <w:lvlText w:val=""/>
+      <w:lvlJc w:val="left"/>
+      <w:pPr>
+        <w:tabs>
+          <w:tab w:val="num" w:pos="5760"/>
+        </w:tabs>
+        <w:ind w:left="5760" w:hanging="360"/>
+      </w:pPr>
+      <w:rPr>
+        <w:rFonts w:ascii="Wingdings" w:hAnsi="Wingdings" w:hint="default"/>
+        <w:sz w:val="20"/>
+      </w:rPr>
+    </w:lvl>
+    <w:lvl w:ilvl="8" w:tentative="1">
+      <w:start w:val="1"/>
+      <w:numFmt w:val="bullet"/>
+      <w:lvlText w:val=""/>
+      <w:lvlJc w:val="left"/>
+      <w:pPr>
+        <w:tabs>
+          <w:tab w:val="num" w:pos="6480"/>
+        </w:tabs>
+        <w:ind w:left="6480" w:hanging="360"/>
+      </w:pPr>
+      <w:rPr>
+        <w:rFonts w:ascii="Wingdings" w:hAnsi="Wingdings" w:hint="default"/>
+        <w:sz w:val="20"/>
+      </w:rPr>
+    </w:lvl>
+  </w:abstractNum>
+  <w:abstractNum w:abstractNumId="17" w15:restartNumberingAfterBreak="0">
+    <w:nsid w:val="61221DFD"/>
+    <w:multiLevelType w:val="hybridMultilevel"/>
+    <w:tmpl w:val="E5102E78"/>
+    <w:lvl w:ilvl="0" w:tplc="4009000F">
+      <w:start w:val="1"/>
+      <w:numFmt w:val="decimal"/>
+      <w:lvlText w:val="%1."/>
+      <w:lvlJc w:val="left"/>
+      <w:pPr>
+        <w:ind w:left="720" w:hanging="360"/>
+      </w:pPr>
+      <w:rPr>
+        <w:rFonts w:hint="default"/>
+      </w:rPr>
+    </w:lvl>
+    <w:lvl w:ilvl="1" w:tplc="40090019" w:tentative="1">
+      <w:start w:val="1"/>
+      <w:numFmt w:val="lowerLetter"/>
+      <w:lvlText w:val="%2."/>
+      <w:lvlJc w:val="left"/>
+      <w:pPr>
+        <w:ind w:left="1440" w:hanging="360"/>
+      </w:pPr>
+    </w:lvl>
+    <w:lvl w:ilvl="2" w:tplc="4009001B" w:tentative="1">
+      <w:start w:val="1"/>
+      <w:numFmt w:val="lowerRoman"/>
+      <w:lvlText w:val="%3."/>
+      <w:lvlJc w:val="right"/>
+      <w:pPr>
+        <w:ind w:left="2160" w:hanging="180"/>
+      </w:pPr>
+    </w:lvl>
+    <w:lvl w:ilvl="3" w:tplc="4009000F" w:tentative="1">
+      <w:start w:val="1"/>
+      <w:numFmt w:val="decimal"/>
+      <w:lvlText w:val="%4."/>
+      <w:lvlJc w:val="left"/>
+      <w:pPr>
+        <w:ind w:left="2880" w:hanging="360"/>
+      </w:pPr>
+    </w:lvl>
+    <w:lvl w:ilvl="4" w:tplc="40090019" w:tentative="1">
+      <w:start w:val="1"/>
+      <w:numFmt w:val="lowerLetter"/>
+      <w:lvlText w:val="%5."/>
+      <w:lvlJc w:val="left"/>
+      <w:pPr>
+        <w:ind w:left="3600" w:hanging="360"/>
+      </w:pPr>
+    </w:lvl>
+    <w:lvl w:ilvl="5" w:tplc="4009001B" w:tentative="1">
+      <w:start w:val="1"/>
+      <w:numFmt w:val="lowerRoman"/>
+      <w:lvlText w:val="%6."/>
+      <w:lvlJc w:val="right"/>
+      <w:pPr>
+        <w:ind w:left="4320" w:hanging="180"/>
+      </w:pPr>
+    </w:lvl>
+    <w:lvl w:ilvl="6" w:tplc="4009000F" w:tentative="1">
+      <w:start w:val="1"/>
+      <w:numFmt w:val="decimal"/>
+      <w:lvlText w:val="%7."/>
+      <w:lvlJc w:val="left"/>
+      <w:pPr>
+        <w:ind w:left="5040" w:hanging="360"/>
+      </w:pPr>
+    </w:lvl>
+    <w:lvl w:ilvl="7" w:tplc="40090019" w:tentative="1">
+      <w:start w:val="1"/>
+      <w:numFmt w:val="lowerLetter"/>
+      <w:lvlText w:val="%8."/>
+      <w:lvlJc w:val="left"/>
+      <w:pPr>
+        <w:ind w:left="5760" w:hanging="360"/>
+      </w:pPr>
+    </w:lvl>
+    <w:lvl w:ilvl="8" w:tplc="4009001B" w:tentative="1">
+      <w:start w:val="1"/>
+      <w:numFmt w:val="lowerRoman"/>
+      <w:lvlText w:val="%9."/>
+      <w:lvlJc w:val="right"/>
+      <w:pPr>
+        <w:ind w:left="6480" w:hanging="180"/>
+      </w:pPr>
+    </w:lvl>
+  </w:abstractNum>
+  <w:abstractNum w:abstractNumId="18" w15:restartNumberingAfterBreak="0">
+    <w:nsid w:val="646D7A03"/>
+    <w:multiLevelType w:val="multilevel"/>
+    <w:tmpl w:val="1BEEE77E"/>
+    <w:lvl w:ilvl="0">
+      <w:start w:val="1"/>
+      <w:numFmt w:val="bullet"/>
+      <w:lvlText w:val=""/>
+      <w:lvlJc w:val="left"/>
+      <w:pPr>
+        <w:tabs>
+          <w:tab w:val="num" w:pos="720"/>
+        </w:tabs>
+        <w:ind w:left="720" w:hanging="360"/>
+      </w:pPr>
+      <w:rPr>
+        <w:rFonts w:ascii="Symbol" w:hAnsi="Symbol" w:hint="default"/>
+        <w:sz w:val="20"/>
+      </w:rPr>
+    </w:lvl>
+    <w:lvl w:ilvl="1" w:tentative="1">
+      <w:start w:val="1"/>
+      <w:numFmt w:val="bullet"/>
+      <w:lvlText w:val="o"/>
+      <w:lvlJc w:val="left"/>
+      <w:pPr>
+        <w:tabs>
+          <w:tab w:val="num" w:pos="1440"/>
+        </w:tabs>
+        <w:ind w:left="1440" w:hanging="360"/>
+      </w:pPr>
+      <w:rPr>
+        <w:rFonts w:ascii="Courier New" w:hAnsi="Courier New" w:hint="default"/>
+        <w:sz w:val="20"/>
+      </w:rPr>
+    </w:lvl>
+    <w:lvl w:ilvl="2" w:tentative="1">
+      <w:start w:val="1"/>
+      <w:numFmt w:val="bullet"/>
+      <w:lvlText w:val=""/>
+      <w:lvlJc w:val="left"/>
+      <w:pPr>
+        <w:tabs>
+          <w:tab w:val="num" w:pos="2160"/>
+        </w:tabs>
+        <w:ind w:left="2160" w:hanging="360"/>
+      </w:pPr>
+      <w:rPr>
+        <w:rFonts w:ascii="Wingdings" w:hAnsi="Wingdings" w:hint="default"/>
+        <w:sz w:val="20"/>
+      </w:rPr>
+    </w:lvl>
+    <w:lvl w:ilvl="3" w:tentative="1">
+      <w:start w:val="1"/>
+      <w:numFmt w:val="bullet"/>
+      <w:lvlText w:val=""/>
+      <w:lvlJc w:val="left"/>
+      <w:pPr>
+        <w:tabs>
+          <w:tab w:val="num" w:pos="2880"/>
+        </w:tabs>
+        <w:ind w:left="2880" w:hanging="360"/>
+      </w:pPr>
+      <w:rPr>
+        <w:rFonts w:ascii="Wingdings" w:hAnsi="Wingdings" w:hint="default"/>
+        <w:sz w:val="20"/>
+      </w:rPr>
+    </w:lvl>
+    <w:lvl w:ilvl="4" w:tentative="1">
+      <w:start w:val="1"/>
+      <w:numFmt w:val="bullet"/>
+      <w:lvlText w:val=""/>
+      <w:lvlJc w:val="left"/>
+      <w:pPr>
+        <w:tabs>
+          <w:tab w:val="num" w:pos="3600"/>
+        </w:tabs>
+        <w:ind w:left="3600" w:hanging="360"/>
+      </w:pPr>
+      <w:rPr>
+        <w:rFonts w:ascii="Wingdings" w:hAnsi="Wingdings" w:hint="default"/>
+        <w:sz w:val="20"/>
+      </w:rPr>
+    </w:lvl>
+    <w:lvl w:ilvl="5" w:tentative="1">
+      <w:start w:val="1"/>
+      <w:numFmt w:val="bullet"/>
+      <w:lvlText w:val=""/>
+      <w:lvlJc w:val="left"/>
+      <w:pPr>
+        <w:tabs>
+          <w:tab w:val="num" w:pos="4320"/>
+        </w:tabs>
+        <w:ind w:left="4320" w:hanging="360"/>
+      </w:pPr>
+      <w:rPr>
+        <w:rFonts w:ascii="Wingdings" w:hAnsi="Wingdings" w:hint="default"/>
+        <w:sz w:val="20"/>
+      </w:rPr>
+    </w:lvl>
+    <w:lvl w:ilvl="6" w:tentative="1">
+      <w:start w:val="1"/>
+      <w:numFmt w:val="bullet"/>
+      <w:lvlText w:val=""/>
+      <w:lvlJc w:val="left"/>
+      <w:pPr>
+        <w:tabs>
+          <w:tab w:val="num" w:pos="5040"/>
+        </w:tabs>
+        <w:ind w:left="5040" w:hanging="360"/>
+      </w:pPr>
+      <w:rPr>
+        <w:rFonts w:ascii="Wingdings" w:hAnsi="Wingdings" w:hint="default"/>
+        <w:sz w:val="20"/>
+      </w:rPr>
+    </w:lvl>
+    <w:lvl w:ilvl="7" w:tentative="1">
+      <w:start w:val="1"/>
+      <w:numFmt w:val="bullet"/>
+      <w:lvlText w:val=""/>
+      <w:lvlJc w:val="left"/>
+      <w:pPr>
+        <w:tabs>
+          <w:tab w:val="num" w:pos="5760"/>
+        </w:tabs>
+        <w:ind w:left="5760" w:hanging="360"/>
+      </w:pPr>
+      <w:rPr>
+        <w:rFonts w:ascii="Wingdings" w:hAnsi="Wingdings" w:hint="default"/>
+        <w:sz w:val="20"/>
+      </w:rPr>
+    </w:lvl>
+    <w:lvl w:ilvl="8" w:tentative="1">
+      <w:start w:val="1"/>
+      <w:numFmt w:val="bullet"/>
+      <w:lvlText w:val=""/>
+      <w:lvlJc w:val="left"/>
+      <w:pPr>
+        <w:tabs>
+          <w:tab w:val="num" w:pos="6480"/>
+        </w:tabs>
+        <w:ind w:left="6480" w:hanging="360"/>
+      </w:pPr>
+      <w:rPr>
+        <w:rFonts w:ascii="Wingdings" w:hAnsi="Wingdings" w:hint="default"/>
+        <w:sz w:val="20"/>
+      </w:rPr>
+    </w:lvl>
+  </w:abstractNum>
+  <w:abstractNum w:abstractNumId="19" w15:restartNumberingAfterBreak="0">
+    <w:nsid w:val="67F27560"/>
+    <w:multiLevelType w:val="hybridMultilevel"/>
+    <w:tmpl w:val="821CDF96"/>
+    <w:lvl w:ilvl="0" w:tplc="4009000F">
+      <w:start w:val="1"/>
+      <w:numFmt w:val="decimal"/>
+      <w:lvlText w:val="%1."/>
+      <w:lvlJc w:val="left"/>
+      <w:pPr>
+        <w:ind w:left="1080" w:hanging="360"/>
+      </w:pPr>
+      <w:rPr>
+        <w:rFonts w:hint="default"/>
+      </w:rPr>
+    </w:lvl>
+    <w:lvl w:ilvl="1" w:tplc="40090019" w:tentative="1">
+      <w:start w:val="1"/>
+      <w:numFmt w:val="lowerLetter"/>
+      <w:lvlText w:val="%2."/>
+      <w:lvlJc w:val="left"/>
+      <w:pPr>
+        <w:ind w:left="1800" w:hanging="360"/>
+      </w:pPr>
+    </w:lvl>
+    <w:lvl w:ilvl="2" w:tplc="4009001B" w:tentative="1">
+      <w:start w:val="1"/>
+      <w:numFmt w:val="lowerRoman"/>
+      <w:lvlText w:val="%3."/>
+      <w:lvlJc w:val="right"/>
+      <w:pPr>
+        <w:ind w:left="2520" w:hanging="180"/>
+      </w:pPr>
+    </w:lvl>
+    <w:lvl w:ilvl="3" w:tplc="4009000F" w:tentative="1">
+      <w:start w:val="1"/>
+      <w:numFmt w:val="decimal"/>
+      <w:lvlText w:val="%4."/>
+      <w:lvlJc w:val="left"/>
+      <w:pPr>
+        <w:ind w:left="3240" w:hanging="360"/>
+      </w:pPr>
+    </w:lvl>
+    <w:lvl w:ilvl="4" w:tplc="40090019" w:tentative="1">
+      <w:start w:val="1"/>
+      <w:numFmt w:val="lowerLetter"/>
+      <w:lvlText w:val="%5."/>
+      <w:lvlJc w:val="left"/>
+      <w:pPr>
+        <w:ind w:left="3960" w:hanging="360"/>
+      </w:pPr>
+    </w:lvl>
+    <w:lvl w:ilvl="5" w:tplc="4009001B" w:tentative="1">
+      <w:start w:val="1"/>
+      <w:numFmt w:val="lowerRoman"/>
+      <w:lvlText w:val="%6."/>
+      <w:lvlJc w:val="right"/>
+      <w:pPr>
+        <w:ind w:left="4680" w:hanging="180"/>
+      </w:pPr>
+    </w:lvl>
+    <w:lvl w:ilvl="6" w:tplc="4009000F" w:tentative="1">
+      <w:start w:val="1"/>
+      <w:numFmt w:val="decimal"/>
+      <w:lvlText w:val="%7."/>
+      <w:lvlJc w:val="left"/>
+      <w:pPr>
+        <w:ind w:left="5400" w:hanging="360"/>
+      </w:pPr>
+    </w:lvl>
+    <w:lvl w:ilvl="7" w:tplc="40090019" w:tentative="1">
+      <w:start w:val="1"/>
+      <w:numFmt w:val="lowerLetter"/>
+      <w:lvlText w:val="%8."/>
+      <w:lvlJc w:val="left"/>
+      <w:pPr>
+        <w:ind w:left="6120" w:hanging="360"/>
+      </w:pPr>
+    </w:lvl>
+    <w:lvl w:ilvl="8" w:tplc="4009001B" w:tentative="1">
+      <w:start w:val="1"/>
+      <w:numFmt w:val="lowerRoman"/>
+      <w:lvlText w:val="%9."/>
+      <w:lvlJc w:val="right"/>
+      <w:pPr>
+        <w:ind w:left="6840" w:hanging="180"/>
+      </w:pPr>
+    </w:lvl>
+  </w:abstractNum>
+  <w:abstractNum w:abstractNumId="20" w15:restartNumberingAfterBreak="0">
+    <w:nsid w:val="69104B15"/>
+    <w:multiLevelType w:val="hybridMultilevel"/>
+    <w:tmpl w:val="416A0650"/>
+    <w:lvl w:ilvl="0" w:tplc="4009000F">
+      <w:start w:val="1"/>
+      <w:numFmt w:val="decimal"/>
+      <w:lvlText w:val="%1."/>
+      <w:lvlJc w:val="left"/>
+      <w:pPr>
+        <w:ind w:left="720" w:hanging="360"/>
+      </w:pPr>
+      <w:rPr>
+        <w:rFonts w:hint="default"/>
+      </w:rPr>
+    </w:lvl>
+    <w:lvl w:ilvl="1" w:tplc="40090019" w:tentative="1">
+      <w:start w:val="1"/>
+      <w:numFmt w:val="lowerLetter"/>
+      <w:lvlText w:val="%2."/>
+      <w:lvlJc w:val="left"/>
+      <w:pPr>
+        <w:ind w:left="1440" w:hanging="360"/>
+      </w:pPr>
+    </w:lvl>
+    <w:lvl w:ilvl="2" w:tplc="4009001B" w:tentative="1">
+      <w:start w:val="1"/>
+      <w:numFmt w:val="lowerRoman"/>
+      <w:lvlText w:val="%3."/>
+      <w:lvlJc w:val="right"/>
+      <w:pPr>
+        <w:ind w:left="2160" w:hanging="180"/>
+      </w:pPr>
+    </w:lvl>
+    <w:lvl w:ilvl="3" w:tplc="4009000F" w:tentative="1">
+      <w:start w:val="1"/>
+      <w:numFmt w:val="decimal"/>
+      <w:lvlText w:val="%4."/>
+      <w:lvlJc w:val="left"/>
+      <w:pPr>
+        <w:ind w:left="2880" w:hanging="360"/>
+      </w:pPr>
+    </w:lvl>
+    <w:lvl w:ilvl="4" w:tplc="40090019" w:tentative="1">
+      <w:start w:val="1"/>
+      <w:numFmt w:val="lowerLetter"/>
+      <w:lvlText w:val="%5."/>
+      <w:lvlJc w:val="left"/>
+      <w:pPr>
+        <w:ind w:left="3600" w:hanging="360"/>
+      </w:pPr>
+    </w:lvl>
+    <w:lvl w:ilvl="5" w:tplc="4009001B" w:tentative="1">
+      <w:start w:val="1"/>
+      <w:numFmt w:val="lowerRoman"/>
+      <w:lvlText w:val="%6."/>
+      <w:lvlJc w:val="right"/>
+      <w:pPr>
+        <w:ind w:left="4320" w:hanging="180"/>
+      </w:pPr>
+    </w:lvl>
+    <w:lvl w:ilvl="6" w:tplc="4009000F" w:tentative="1">
+      <w:start w:val="1"/>
+      <w:numFmt w:val="decimal"/>
+      <w:lvlText w:val="%7."/>
+      <w:lvlJc w:val="left"/>
+      <w:pPr>
+        <w:ind w:left="5040" w:hanging="360"/>
+      </w:pPr>
+    </w:lvl>
+    <w:lvl w:ilvl="7" w:tplc="40090019" w:tentative="1">
+      <w:start w:val="1"/>
+      <w:numFmt w:val="lowerLetter"/>
+      <w:lvlText w:val="%8."/>
+      <w:lvlJc w:val="left"/>
+      <w:pPr>
+        <w:ind w:left="5760" w:hanging="360"/>
+      </w:pPr>
+    </w:lvl>
+    <w:lvl w:ilvl="8" w:tplc="4009001B" w:tentative="1">
+      <w:start w:val="1"/>
+      <w:numFmt w:val="lowerRoman"/>
+      <w:lvlText w:val="%9."/>
+      <w:lvlJc w:val="right"/>
+      <w:pPr>
+        <w:ind w:left="6480" w:hanging="180"/>
+      </w:pPr>
+    </w:lvl>
+  </w:abstractNum>
+  <w:abstractNum w:abstractNumId="21" w15:restartNumberingAfterBreak="0">
+    <w:nsid w:val="6B236DBF"/>
+    <w:multiLevelType w:val="multilevel"/>
+    <w:tmpl w:val="2A72E238"/>
+    <w:lvl w:ilvl="0">
+      <w:start w:val="1"/>
+      <w:numFmt w:val="bullet"/>
+      <w:lvlText w:val=""/>
+      <w:lvlJc w:val="left"/>
+      <w:pPr>
+        <w:tabs>
+          <w:tab w:val="num" w:pos="720"/>
+        </w:tabs>
+        <w:ind w:left="720" w:hanging="360"/>
+      </w:pPr>
+      <w:rPr>
+        <w:rFonts w:ascii="Symbol" w:hAnsi="Symbol" w:hint="default"/>
+        <w:sz w:val="20"/>
+      </w:rPr>
+    </w:lvl>
+    <w:lvl w:ilvl="1" w:tentative="1">
+      <w:start w:val="1"/>
+      <w:numFmt w:val="bullet"/>
+      <w:lvlText w:val="o"/>
+      <w:lvlJc w:val="left"/>
+      <w:pPr>
+        <w:tabs>
+          <w:tab w:val="num" w:pos="1440"/>
+        </w:tabs>
+        <w:ind w:left="1440" w:hanging="360"/>
+      </w:pPr>
+      <w:rPr>
+        <w:rFonts w:ascii="Courier New" w:hAnsi="Courier New" w:hint="default"/>
+        <w:sz w:val="20"/>
+      </w:rPr>
+    </w:lvl>
+    <w:lvl w:ilvl="2" w:tentative="1">
+      <w:start w:val="1"/>
+      <w:numFmt w:val="bullet"/>
+      <w:lvlText w:val=""/>
+      <w:lvlJc w:val="left"/>
+      <w:pPr>
+        <w:tabs>
+          <w:tab w:val="num" w:pos="2160"/>
+        </w:tabs>
+        <w:ind w:left="2160" w:hanging="360"/>
+      </w:pPr>
+      <w:rPr>
+        <w:rFonts w:ascii="Wingdings" w:hAnsi="Wingdings" w:hint="default"/>
+        <w:sz w:val="20"/>
+      </w:rPr>
+    </w:lvl>
+    <w:lvl w:ilvl="3" w:tentative="1">
+      <w:start w:val="1"/>
+      <w:numFmt w:val="bullet"/>
+      <w:lvlText w:val=""/>
+      <w:lvlJc w:val="left"/>
+      <w:pPr>
+        <w:tabs>
+          <w:tab w:val="num" w:pos="2880"/>
+        </w:tabs>
+        <w:ind w:left="2880" w:hanging="360"/>
+      </w:pPr>
+      <w:rPr>
+        <w:rFonts w:ascii="Wingdings" w:hAnsi="Wingdings" w:hint="default"/>
+        <w:sz w:val="20"/>
+      </w:rPr>
+    </w:lvl>
+    <w:lvl w:ilvl="4" w:tentative="1">
+      <w:start w:val="1"/>
+      <w:numFmt w:val="bullet"/>
+      <w:lvlText w:val=""/>
+      <w:lvlJc w:val="left"/>
+      <w:pPr>
+        <w:tabs>
+          <w:tab w:val="num" w:pos="3600"/>
+        </w:tabs>
+        <w:ind w:left="3600" w:hanging="360"/>
+      </w:pPr>
+      <w:rPr>
+        <w:rFonts w:ascii="Wingdings" w:hAnsi="Wingdings" w:hint="default"/>
+        <w:sz w:val="20"/>
+      </w:rPr>
+    </w:lvl>
+    <w:lvl w:ilvl="5" w:tentative="1">
+      <w:start w:val="1"/>
+      <w:numFmt w:val="bullet"/>
+      <w:lvlText w:val=""/>
+      <w:lvlJc w:val="left"/>
+      <w:pPr>
+        <w:tabs>
+          <w:tab w:val="num" w:pos="4320"/>
+        </w:tabs>
+        <w:ind w:left="4320" w:hanging="360"/>
+      </w:pPr>
+      <w:rPr>
+        <w:rFonts w:ascii="Wingdings" w:hAnsi="Wingdings" w:hint="default"/>
+        <w:sz w:val="20"/>
+      </w:rPr>
+    </w:lvl>
+    <w:lvl w:ilvl="6" w:tentative="1">
+      <w:start w:val="1"/>
+      <w:numFmt w:val="bullet"/>
+      <w:lvlText w:val=""/>
+      <w:lvlJc w:val="left"/>
+      <w:pPr>
+        <w:tabs>
+          <w:tab w:val="num" w:pos="5040"/>
+        </w:tabs>
+        <w:ind w:left="5040" w:hanging="360"/>
+      </w:pPr>
+      <w:rPr>
+        <w:rFonts w:ascii="Wingdings" w:hAnsi="Wingdings" w:hint="default"/>
+        <w:sz w:val="20"/>
+      </w:rPr>
+    </w:lvl>
+    <w:lvl w:ilvl="7" w:tentative="1">
+      <w:start w:val="1"/>
+      <w:numFmt w:val="bullet"/>
+      <w:lvlText w:val=""/>
+      <w:lvlJc w:val="left"/>
+      <w:pPr>
+        <w:tabs>
+          <w:tab w:val="num" w:pos="5760"/>
+        </w:tabs>
+        <w:ind w:left="5760" w:hanging="360"/>
+      </w:pPr>
+      <w:rPr>
+        <w:rFonts w:ascii="Wingdings" w:hAnsi="Wingdings" w:hint="default"/>
+        <w:sz w:val="20"/>
+      </w:rPr>
+    </w:lvl>
+    <w:lvl w:ilvl="8" w:tentative="1">
+      <w:start w:val="1"/>
+      <w:numFmt w:val="bullet"/>
+      <w:lvlText w:val=""/>
+      <w:lvlJc w:val="left"/>
+      <w:pPr>
+        <w:tabs>
+          <w:tab w:val="num" w:pos="6480"/>
+        </w:tabs>
+        <w:ind w:left="6480" w:hanging="360"/>
+      </w:pPr>
+      <w:rPr>
+        <w:rFonts w:ascii="Wingdings" w:hAnsi="Wingdings" w:hint="default"/>
+        <w:sz w:val="20"/>
+      </w:rPr>
+    </w:lvl>
+  </w:abstractNum>
+  <w:abstractNum w:abstractNumId="22" w15:restartNumberingAfterBreak="0">
+    <w:nsid w:val="6D227E78"/>
+    <w:multiLevelType w:val="multilevel"/>
+    <w:tmpl w:val="42DA3654"/>
+    <w:lvl w:ilvl="0">
+      <w:start w:val="1"/>
+      <w:numFmt w:val="bullet"/>
+      <w:lvlText w:val=""/>
+      <w:lvlJc w:val="left"/>
+      <w:pPr>
+        <w:tabs>
+          <w:tab w:val="num" w:pos="720"/>
+        </w:tabs>
+        <w:ind w:left="720" w:hanging="360"/>
+      </w:pPr>
+      <w:rPr>
+        <w:rFonts w:ascii="Symbol" w:hAnsi="Symbol" w:hint="default"/>
+        <w:sz w:val="20"/>
+      </w:rPr>
+    </w:lvl>
+    <w:lvl w:ilvl="1" w:tentative="1">
+      <w:start w:val="1"/>
+      <w:numFmt w:val="bullet"/>
+      <w:lvlText w:val="o"/>
+      <w:lvlJc w:val="left"/>
+      <w:pPr>
+        <w:tabs>
+          <w:tab w:val="num" w:pos="1440"/>
+        </w:tabs>
+        <w:ind w:left="1440" w:hanging="360"/>
+      </w:pPr>
+      <w:rPr>
+        <w:rFonts w:ascii="Courier New" w:hAnsi="Courier New" w:hint="default"/>
+        <w:sz w:val="20"/>
+      </w:rPr>
+    </w:lvl>
+    <w:lvl w:ilvl="2" w:tentative="1">
+      <w:start w:val="1"/>
+      <w:numFmt w:val="bullet"/>
+      <w:lvlText w:val=""/>
+      <w:lvlJc w:val="left"/>
+      <w:pPr>
+        <w:tabs>
+          <w:tab w:val="num" w:pos="2160"/>
+        </w:tabs>
+        <w:ind w:left="2160" w:hanging="360"/>
+      </w:pPr>
+      <w:rPr>
+        <w:rFonts w:ascii="Wingdings" w:hAnsi="Wingdings" w:hint="default"/>
+        <w:sz w:val="20"/>
+      </w:rPr>
+    </w:lvl>
+    <w:lvl w:ilvl="3" w:tentative="1">
+      <w:start w:val="1"/>
+      <w:numFmt w:val="bullet"/>
+      <w:lvlText w:val=""/>
+      <w:lvlJc w:val="left"/>
+      <w:pPr>
+        <w:tabs>
+          <w:tab w:val="num" w:pos="2880"/>
+        </w:tabs>
+        <w:ind w:left="2880" w:hanging="360"/>
+      </w:pPr>
+      <w:rPr>
+        <w:rFonts w:ascii="Wingdings" w:hAnsi="Wingdings" w:hint="default"/>
+        <w:sz w:val="20"/>
+      </w:rPr>
+    </w:lvl>
+    <w:lvl w:ilvl="4" w:tentative="1">
+      <w:start w:val="1"/>
+      <w:numFmt w:val="bullet"/>
+      <w:lvlText w:val=""/>
+      <w:lvlJc w:val="left"/>
+      <w:pPr>
+        <w:tabs>
+          <w:tab w:val="num" w:pos="3600"/>
+        </w:tabs>
+        <w:ind w:left="3600" w:hanging="360"/>
+      </w:pPr>
+      <w:rPr>
+        <w:rFonts w:ascii="Wingdings" w:hAnsi="Wingdings" w:hint="default"/>
+        <w:sz w:val="20"/>
+      </w:rPr>
+    </w:lvl>
+    <w:lvl w:ilvl="5" w:tentative="1">
+      <w:start w:val="1"/>
+      <w:numFmt w:val="bullet"/>
+      <w:lvlText w:val=""/>
+      <w:lvlJc w:val="left"/>
+      <w:pPr>
+        <w:tabs>
+          <w:tab w:val="num" w:pos="4320"/>
+        </w:tabs>
+        <w:ind w:left="4320" w:hanging="360"/>
+      </w:pPr>
+      <w:rPr>
+        <w:rFonts w:ascii="Wingdings" w:hAnsi="Wingdings" w:hint="default"/>
+        <w:sz w:val="20"/>
+      </w:rPr>
+    </w:lvl>
+    <w:lvl w:ilvl="6" w:tentative="1">
+      <w:start w:val="1"/>
+      <w:numFmt w:val="bullet"/>
+      <w:lvlText w:val=""/>
+      <w:lvlJc w:val="left"/>
+      <w:pPr>
+        <w:tabs>
+          <w:tab w:val="num" w:pos="5040"/>
+        </w:tabs>
+        <w:ind w:left="5040" w:hanging="360"/>
+      </w:pPr>
+      <w:rPr>
+        <w:rFonts w:ascii="Wingdings" w:hAnsi="Wingdings" w:hint="default"/>
+        <w:sz w:val="20"/>
+      </w:rPr>
+    </w:lvl>
+    <w:lvl w:ilvl="7" w:tentative="1">
+      <w:start w:val="1"/>
+      <w:numFmt w:val="bullet"/>
+      <w:lvlText w:val=""/>
+      <w:lvlJc w:val="left"/>
+      <w:pPr>
+        <w:tabs>
+          <w:tab w:val="num" w:pos="5760"/>
+        </w:tabs>
+        <w:ind w:left="5760" w:hanging="360"/>
+      </w:pPr>
+      <w:rPr>
+        <w:rFonts w:ascii="Wingdings" w:hAnsi="Wingdings" w:hint="default"/>
+        <w:sz w:val="20"/>
+      </w:rPr>
+    </w:lvl>
+    <w:lvl w:ilvl="8" w:tentative="1">
+      <w:start w:val="1"/>
+      <w:numFmt w:val="bullet"/>
+      <w:lvlText w:val=""/>
+      <w:lvlJc w:val="left"/>
+      <w:pPr>
+        <w:tabs>
+          <w:tab w:val="num" w:pos="6480"/>
+        </w:tabs>
+        <w:ind w:left="6480" w:hanging="360"/>
+      </w:pPr>
+      <w:rPr>
+        <w:rFonts w:ascii="Wingdings" w:hAnsi="Wingdings" w:hint="default"/>
+        <w:sz w:val="20"/>
+      </w:rPr>
+    </w:lvl>
+  </w:abstractNum>
+  <w:abstractNum w:abstractNumId="23" w15:restartNumberingAfterBreak="0">
+    <w:nsid w:val="70B93477"/>
+    <w:multiLevelType w:val="hybridMultilevel"/>
+    <w:tmpl w:val="97702068"/>
+    <w:lvl w:ilvl="0" w:tplc="4009000F">
+      <w:start w:val="1"/>
+      <w:numFmt w:val="decimal"/>
+      <w:lvlText w:val="%1."/>
+      <w:lvlJc w:val="left"/>
+      <w:pPr>
+        <w:ind w:left="720" w:hanging="360"/>
+      </w:pPr>
+      <w:rPr>
+        <w:rFonts w:hint="default"/>
+      </w:rPr>
+    </w:lvl>
+    <w:lvl w:ilvl="1" w:tplc="40090019" w:tentative="1">
+      <w:start w:val="1"/>
+      <w:numFmt w:val="lowerLetter"/>
+      <w:lvlText w:val="%2."/>
+      <w:lvlJc w:val="left"/>
+      <w:pPr>
+        <w:ind w:left="1440" w:hanging="360"/>
+      </w:pPr>
+    </w:lvl>
+    <w:lvl w:ilvl="2" w:tplc="4009001B" w:tentative="1">
+      <w:start w:val="1"/>
+      <w:numFmt w:val="lowerRoman"/>
+      <w:lvlText w:val="%3."/>
+      <w:lvlJc w:val="right"/>
+      <w:pPr>
+        <w:ind w:left="2160" w:hanging="180"/>
+      </w:pPr>
+    </w:lvl>
+    <w:lvl w:ilvl="3" w:tplc="4009000F" w:tentative="1">
+      <w:start w:val="1"/>
+      <w:numFmt w:val="decimal"/>
+      <w:lvlText w:val="%4."/>
+      <w:lvlJc w:val="left"/>
+      <w:pPr>
+        <w:ind w:left="2880" w:hanging="360"/>
+      </w:pPr>
+    </w:lvl>
+    <w:lvl w:ilvl="4" w:tplc="40090019" w:tentative="1">
+      <w:start w:val="1"/>
+      <w:numFmt w:val="lowerLetter"/>
+      <w:lvlText w:val="%5."/>
+      <w:lvlJc w:val="left"/>
+      <w:pPr>
+        <w:ind w:left="3600" w:hanging="360"/>
+      </w:pPr>
+    </w:lvl>
+    <w:lvl w:ilvl="5" w:tplc="4009001B" w:tentative="1">
+      <w:start w:val="1"/>
+      <w:numFmt w:val="lowerRoman"/>
+      <w:lvlText w:val="%6."/>
+      <w:lvlJc w:val="right"/>
+      <w:pPr>
+        <w:ind w:left="4320" w:hanging="180"/>
+      </w:pPr>
+    </w:lvl>
+    <w:lvl w:ilvl="6" w:tplc="4009000F" w:tentative="1">
+      <w:start w:val="1"/>
+      <w:numFmt w:val="decimal"/>
+      <w:lvlText w:val="%7."/>
+      <w:lvlJc w:val="left"/>
+      <w:pPr>
+        <w:ind w:left="5040" w:hanging="360"/>
+      </w:pPr>
+    </w:lvl>
+    <w:lvl w:ilvl="7" w:tplc="40090019" w:tentative="1">
+      <w:start w:val="1"/>
+      <w:numFmt w:val="lowerLetter"/>
+      <w:lvlText w:val="%8."/>
+      <w:lvlJc w:val="left"/>
+      <w:pPr>
+        <w:ind w:left="5760" w:hanging="360"/>
+      </w:pPr>
+    </w:lvl>
+    <w:lvl w:ilvl="8" w:tplc="4009001B" w:tentative="1">
+      <w:start w:val="1"/>
+      <w:numFmt w:val="lowerRoman"/>
+      <w:lvlText w:val="%9."/>
+      <w:lvlJc w:val="right"/>
+      <w:pPr>
+        <w:ind w:left="6480" w:hanging="180"/>
+      </w:pPr>
+    </w:lvl>
+  </w:abstractNum>
+  <w:abstractNum w:abstractNumId="24" w15:restartNumberingAfterBreak="0">
+    <w:nsid w:val="746F2A06"/>
+    <w:multiLevelType w:val="multilevel"/>
+    <w:tmpl w:val="BF36FF64"/>
+    <w:lvl w:ilvl="0">
+      <w:start w:val="1"/>
+      <w:numFmt w:val="bullet"/>
+      <w:lvlText w:val=""/>
+      <w:lvlJc w:val="left"/>
+      <w:pPr>
+        <w:tabs>
+          <w:tab w:val="num" w:pos="720"/>
+        </w:tabs>
+        <w:ind w:left="720" w:hanging="360"/>
+      </w:pPr>
+      <w:rPr>
+        <w:rFonts w:ascii="Symbol" w:hAnsi="Symbol" w:hint="default"/>
+        <w:sz w:val="20"/>
+      </w:rPr>
+    </w:lvl>
+    <w:lvl w:ilvl="1" w:tentative="1">
+      <w:start w:val="1"/>
+      <w:numFmt w:val="bullet"/>
+      <w:lvlText w:val="o"/>
+      <w:lvlJc w:val="left"/>
+      <w:pPr>
+        <w:tabs>
+          <w:tab w:val="num" w:pos="1440"/>
+        </w:tabs>
+        <w:ind w:left="1440" w:hanging="360"/>
+      </w:pPr>
+      <w:rPr>
+        <w:rFonts w:ascii="Courier New" w:hAnsi="Courier New" w:hint="default"/>
+        <w:sz w:val="20"/>
+      </w:rPr>
+    </w:lvl>
+    <w:lvl w:ilvl="2" w:tentative="1">
+      <w:start w:val="1"/>
+      <w:numFmt w:val="bullet"/>
+      <w:lvlText w:val=""/>
+      <w:lvlJc w:val="left"/>
+      <w:pPr>
+        <w:tabs>
+          <w:tab w:val="num" w:pos="2160"/>
+        </w:tabs>
+        <w:ind w:left="2160" w:hanging="360"/>
+      </w:pPr>
+      <w:rPr>
+        <w:rFonts w:ascii="Wingdings" w:hAnsi="Wingdings" w:hint="default"/>
+        <w:sz w:val="20"/>
+      </w:rPr>
+    </w:lvl>
+    <w:lvl w:ilvl="3" w:tentative="1">
+      <w:start w:val="1"/>
+      <w:numFmt w:val="bullet"/>
+      <w:lvlText w:val=""/>
+      <w:lvlJc w:val="left"/>
+      <w:pPr>
+        <w:tabs>
+          <w:tab w:val="num" w:pos="2880"/>
+        </w:tabs>
+        <w:ind w:left="2880" w:hanging="360"/>
+      </w:pPr>
+      <w:rPr>
+        <w:rFonts w:ascii="Wingdings" w:hAnsi="Wingdings" w:hint="default"/>
+        <w:sz w:val="20"/>
+      </w:rPr>
+    </w:lvl>
+    <w:lvl w:ilvl="4" w:tentative="1">
+      <w:start w:val="1"/>
+      <w:numFmt w:val="bullet"/>
+      <w:lvlText w:val=""/>
+      <w:lvlJc w:val="left"/>
+      <w:pPr>
+        <w:tabs>
+          <w:tab w:val="num" w:pos="3600"/>
+        </w:tabs>
+        <w:ind w:left="3600" w:hanging="360"/>
+      </w:pPr>
+      <w:rPr>
+        <w:rFonts w:ascii="Wingdings" w:hAnsi="Wingdings" w:hint="default"/>
+        <w:sz w:val="20"/>
+      </w:rPr>
+    </w:lvl>
+    <w:lvl w:ilvl="5" w:tentative="1">
+      <w:start w:val="1"/>
+      <w:numFmt w:val="bullet"/>
+      <w:lvlText w:val=""/>
+      <w:lvlJc w:val="left"/>
+      <w:pPr>
+        <w:tabs>
+          <w:tab w:val="num" w:pos="4320"/>
+        </w:tabs>
+        <w:ind w:left="4320" w:hanging="360"/>
+      </w:pPr>
+      <w:rPr>
+        <w:rFonts w:ascii="Wingdings" w:hAnsi="Wingdings" w:hint="default"/>
+        <w:sz w:val="20"/>
+      </w:rPr>
+    </w:lvl>
+    <w:lvl w:ilvl="6" w:tentative="1">
+      <w:start w:val="1"/>
+      <w:numFmt w:val="bullet"/>
+      <w:lvlText w:val=""/>
+      <w:lvlJc w:val="left"/>
+      <w:pPr>
+        <w:tabs>
+          <w:tab w:val="num" w:pos="5040"/>
+        </w:tabs>
+        <w:ind w:left="5040" w:hanging="360"/>
+      </w:pPr>
+      <w:rPr>
+        <w:rFonts w:ascii="Wingdings" w:hAnsi="Wingdings" w:hint="default"/>
+        <w:sz w:val="20"/>
+      </w:rPr>
+    </w:lvl>
+    <w:lvl w:ilvl="7" w:tentative="1">
+      <w:start w:val="1"/>
+      <w:numFmt w:val="bullet"/>
+      <w:lvlText w:val=""/>
+      <w:lvlJc w:val="left"/>
+      <w:pPr>
+        <w:tabs>
+          <w:tab w:val="num" w:pos="5760"/>
+        </w:tabs>
+        <w:ind w:left="5760" w:hanging="360"/>
+      </w:pPr>
+      <w:rPr>
+        <w:rFonts w:ascii="Wingdings" w:hAnsi="Wingdings" w:hint="default"/>
+        <w:sz w:val="20"/>
+      </w:rPr>
+    </w:lvl>
+    <w:lvl w:ilvl="8" w:tentative="1">
+      <w:start w:val="1"/>
+      <w:numFmt w:val="bullet"/>
+      <w:lvlText w:val=""/>
+      <w:lvlJc w:val="left"/>
+      <w:pPr>
+        <w:tabs>
+          <w:tab w:val="num" w:pos="6480"/>
+        </w:tabs>
+        <w:ind w:left="6480" w:hanging="360"/>
+      </w:pPr>
+      <w:rPr>
+        <w:rFonts w:ascii="Wingdings" w:hAnsi="Wingdings" w:hint="default"/>
+        <w:sz w:val="20"/>
+      </w:rPr>
+    </w:lvl>
+  </w:abstractNum>
+  <w:abstractNum w:abstractNumId="25" w15:restartNumberingAfterBreak="0">
+    <w:nsid w:val="7D2E2BBC"/>
+    <w:multiLevelType w:val="multilevel"/>
+    <w:tmpl w:val="F8B83224"/>
+    <w:lvl w:ilvl="0">
+      <w:start w:val="1"/>
+      <w:numFmt w:val="bullet"/>
+      <w:lvlText w:val=""/>
+      <w:lvlJc w:val="left"/>
+      <w:pPr>
+        <w:tabs>
+          <w:tab w:val="num" w:pos="720"/>
+        </w:tabs>
+        <w:ind w:left="720" w:hanging="360"/>
+      </w:pPr>
+      <w:rPr>
+        <w:rFonts w:ascii="Symbol" w:hAnsi="Symbol" w:hint="default"/>
+        <w:sz w:val="20"/>
+      </w:rPr>
+    </w:lvl>
+    <w:lvl w:ilvl="1" w:tentative="1">
+      <w:start w:val="1"/>
+      <w:numFmt w:val="bullet"/>
+      <w:lvlText w:val="o"/>
+      <w:lvlJc w:val="left"/>
+      <w:pPr>
+        <w:tabs>
+          <w:tab w:val="num" w:pos="1440"/>
+        </w:tabs>
+        <w:ind w:left="1440" w:hanging="360"/>
+      </w:pPr>
+      <w:rPr>
+        <w:rFonts w:ascii="Courier New" w:hAnsi="Courier New" w:hint="default"/>
+        <w:sz w:val="20"/>
+      </w:rPr>
+    </w:lvl>
+    <w:lvl w:ilvl="2" w:tentative="1">
+      <w:start w:val="1"/>
+      <w:numFmt w:val="bullet"/>
+      <w:lvlText w:val=""/>
+      <w:lvlJc w:val="left"/>
+      <w:pPr>
+        <w:tabs>
+          <w:tab w:val="num" w:pos="2160"/>
+        </w:tabs>
+        <w:ind w:left="2160" w:hanging="360"/>
+      </w:pPr>
+      <w:rPr>
+        <w:rFonts w:ascii="Wingdings" w:hAnsi="Wingdings" w:hint="default"/>
+        <w:sz w:val="20"/>
+      </w:rPr>
+    </w:lvl>
+    <w:lvl w:ilvl="3" w:tentative="1">
+      <w:start w:val="1"/>
+      <w:numFmt w:val="bullet"/>
+      <w:lvlText w:val=""/>
+      <w:lvlJc w:val="left"/>
+      <w:pPr>
+        <w:tabs>
+          <w:tab w:val="num" w:pos="2880"/>
+        </w:tabs>
+        <w:ind w:left="2880" w:hanging="360"/>
+      </w:pPr>
+      <w:rPr>
+        <w:rFonts w:ascii="Wingdings" w:hAnsi="Wingdings" w:hint="default"/>
+        <w:sz w:val="20"/>
+      </w:rPr>
+    </w:lvl>
+    <w:lvl w:ilvl="4" w:tentative="1">
+      <w:start w:val="1"/>
+      <w:numFmt w:val="bullet"/>
+      <w:lvlText w:val=""/>
+      <w:lvlJc w:val="left"/>
+      <w:pPr>
+        <w:tabs>
+          <w:tab w:val="num" w:pos="3600"/>
+        </w:tabs>
+        <w:ind w:left="3600" w:hanging="360"/>
+      </w:pPr>
+      <w:rPr>
+        <w:rFonts w:ascii="Wingdings" w:hAnsi="Wingdings" w:hint="default"/>
+        <w:sz w:val="20"/>
+      </w:rPr>
+    </w:lvl>
+    <w:lvl w:ilvl="5" w:tentative="1">
+      <w:start w:val="1"/>
+      <w:numFmt w:val="bullet"/>
+      <w:lvlText w:val=""/>
+      <w:lvlJc w:val="left"/>
+      <w:pPr>
+        <w:tabs>
+          <w:tab w:val="num" w:pos="4320"/>
+        </w:tabs>
+        <w:ind w:left="4320" w:hanging="360"/>
+      </w:pPr>
+      <w:rPr>
+        <w:rFonts w:ascii="Wingdings" w:hAnsi="Wingdings" w:hint="default"/>
+        <w:sz w:val="20"/>
+      </w:rPr>
+    </w:lvl>
+    <w:lvl w:ilvl="6" w:tentative="1">
+      <w:start w:val="1"/>
+      <w:numFmt w:val="bullet"/>
+      <w:lvlText w:val=""/>
+      <w:lvlJc w:val="left"/>
+      <w:pPr>
+        <w:tabs>
+          <w:tab w:val="num" w:pos="5040"/>
+        </w:tabs>
+        <w:ind w:left="5040" w:hanging="360"/>
+      </w:pPr>
+      <w:rPr>
+        <w:rFonts w:ascii="Wingdings" w:hAnsi="Wingdings" w:hint="default"/>
+        <w:sz w:val="20"/>
+      </w:rPr>
+    </w:lvl>
+    <w:lvl w:ilvl="7" w:tentative="1">
+      <w:start w:val="1"/>
+      <w:numFmt w:val="bullet"/>
+      <w:lvlText w:val=""/>
+      <w:lvlJc w:val="left"/>
+      <w:pPr>
+        <w:tabs>
+          <w:tab w:val="num" w:pos="5760"/>
+        </w:tabs>
+        <w:ind w:left="5760" w:hanging="360"/>
+      </w:pPr>
+      <w:rPr>
+        <w:rFonts w:ascii="Wingdings" w:hAnsi="Wingdings" w:hint="default"/>
+        <w:sz w:val="20"/>
+      </w:rPr>
+    </w:lvl>
+    <w:lvl w:ilvl="8" w:tentative="1">
+      <w:start w:val="1"/>
+      <w:numFmt w:val="bullet"/>
+      <w:lvlText w:val=""/>
+      <w:lvlJc w:val="left"/>
+      <w:pPr>
+        <w:tabs>
+          <w:tab w:val="num" w:pos="6480"/>
+        </w:tabs>
+        <w:ind w:left="6480" w:hanging="360"/>
+      </w:pPr>
+      <w:rPr>
+        <w:rFonts w:ascii="Wingdings" w:hAnsi="Wingdings" w:hint="default"/>
+        <w:sz w:val="20"/>
+      </w:rPr>
+    </w:lvl>
+  </w:abstractNum>
+  <w:num w:numId="1" w16cid:durableId="1907374901">
+    <w:abstractNumId w:val="15"/>
+  </w:num>
+  <w:num w:numId="2" w16cid:durableId="1583955628">
+    <w:abstractNumId w:val="0"/>
+  </w:num>
+  <w:num w:numId="3" w16cid:durableId="584388117">
+    <w:abstractNumId w:val="24"/>
+  </w:num>
+  <w:num w:numId="4" w16cid:durableId="151682313">
+    <w:abstractNumId w:val="21"/>
+  </w:num>
+  <w:num w:numId="5" w16cid:durableId="77875022">
+    <w:abstractNumId w:val="13"/>
+  </w:num>
+  <w:num w:numId="6" w16cid:durableId="676808117">
+    <w:abstractNumId w:val="8"/>
+  </w:num>
+  <w:num w:numId="7" w16cid:durableId="1209535123">
+    <w:abstractNumId w:val="22"/>
+  </w:num>
+  <w:num w:numId="8" w16cid:durableId="1046177777">
+    <w:abstractNumId w:val="3"/>
+  </w:num>
+  <w:num w:numId="9" w16cid:durableId="879509078">
+    <w:abstractNumId w:val="18"/>
+  </w:num>
+  <w:num w:numId="10" w16cid:durableId="1740131345">
+    <w:abstractNumId w:val="1"/>
+  </w:num>
+  <w:num w:numId="11" w16cid:durableId="800271167">
+    <w:abstractNumId w:val="2"/>
+  </w:num>
+  <w:num w:numId="12" w16cid:durableId="1746994746">
+    <w:abstractNumId w:val="12"/>
+  </w:num>
+  <w:num w:numId="13" w16cid:durableId="1732844514">
+    <w:abstractNumId w:val="14"/>
+  </w:num>
+  <w:num w:numId="14" w16cid:durableId="1973511928">
+    <w:abstractNumId w:val="10"/>
+  </w:num>
+  <w:num w:numId="15" w16cid:durableId="1848859108">
+    <w:abstractNumId w:val="25"/>
+  </w:num>
+  <w:num w:numId="16" w16cid:durableId="266233599">
+    <w:abstractNumId w:val="6"/>
+  </w:num>
+  <w:num w:numId="17" w16cid:durableId="1605070052">
+    <w:abstractNumId w:val="4"/>
+  </w:num>
+  <w:num w:numId="18" w16cid:durableId="541329869">
+    <w:abstractNumId w:val="7"/>
+  </w:num>
+  <w:num w:numId="19" w16cid:durableId="452287056">
+    <w:abstractNumId w:val="9"/>
+  </w:num>
+  <w:num w:numId="20" w16cid:durableId="1740710422">
+    <w:abstractNumId w:val="11"/>
+  </w:num>
+  <w:num w:numId="21" w16cid:durableId="1358849738">
+    <w:abstractNumId w:val="16"/>
+  </w:num>
+  <w:num w:numId="22" w16cid:durableId="1554776535">
+    <w:abstractNumId w:val="23"/>
+  </w:num>
+  <w:num w:numId="23" w16cid:durableId="1914732022">
+    <w:abstractNumId w:val="20"/>
+  </w:num>
+  <w:num w:numId="24" w16cid:durableId="53085650">
+    <w:abstractNumId w:val="19"/>
+  </w:num>
+  <w:num w:numId="25" w16cid:durableId="1029910223">
+    <w:abstractNumId w:val="5"/>
+  </w:num>
+  <w:num w:numId="26" w16cid:durableId="1561481140">
+    <w:abstractNumId w:val="17"/>
+  </w:num>
+</w:numbering>
 </file>
 
 <file path=word/styles.xml><?xml version="1.0" encoding="utf-8"?>
@@ -1336,7 +7727,6 @@
     <w:next w:val="Normal"/>
     <w:link w:val="Heading2Char"/>
     <w:uiPriority w:val="9"/>
-    <w:semiHidden/>
     <w:unhideWhenUsed/>
     <w:qFormat/>
     <w:rsid w:val="00541F2C"/>
@@ -1511,7 +7901,6 @@
   <w:style w:type="character" w:default="1" w:styleId="DefaultParagraphFont">
     <w:name w:val="Default Paragraph Font"/>
     <w:uiPriority w:val="1"/>
-    <w:semiHidden/>
     <w:unhideWhenUsed/>
   </w:style>
   <w:style w:type="table" w:default="1" w:styleId="TableNormal">
@@ -1553,7 +7942,6 @@
     <w:basedOn w:val="DefaultParagraphFont"/>
     <w:link w:val="Heading2"/>
     <w:uiPriority w:val="9"/>
-    <w:semiHidden/>
     <w:rsid w:val="00541F2C"/>
     <w:rPr>
       <w:rFonts w:asciiTheme="majorHAnsi" w:eastAsiaTheme="majorEastAsia" w:hAnsiTheme="majorHAnsi" w:cstheme="majorBidi"/>
